--- a/РПЗ.docx
+++ b/РПЗ.docx
@@ -1,10 +1,10 @@
 
 <file path=word/document.xml><?xml version="1.0" encoding="utf-8"?>
-<w:document xmlns:wpc="http://schemas.microsoft.com/office/word/2010/wordprocessingCanvas" xmlns:cx="http://schemas.microsoft.com/office/drawing/2014/chartex" xmlns:cx1="http://schemas.microsoft.com/office/drawing/2015/9/8/chartex" xmlns:cx2="http://schemas.microsoft.com/office/drawing/2015/10/21/chartex" xmlns:cx3="http://schemas.microsoft.com/office/drawing/2016/5/9/chartex" xmlns:cx4="http://schemas.microsoft.com/office/drawing/2016/5/10/chartex" xmlns:cx5="http://schemas.microsoft.com/office/drawing/2016/5/11/chartex" xmlns:cx6="http://schemas.microsoft.com/office/drawing/2016/5/12/chartex" xmlns:cx7="http://schemas.microsoft.com/office/drawing/2016/5/13/chartex" xmlns:cx8="http://schemas.microsoft.com/office/drawing/2016/5/14/chartex" xmlns:mc="http://schemas.openxmlformats.org/markup-compatibility/2006" xmlns:aink="http://schemas.microsoft.com/office/drawing/2016/ink" xmlns:am3d="http://schemas.microsoft.com/office/drawing/2017/model3d" xmlns:o="urn:schemas-microsoft-com:office:office" xmlns:oel="http://schemas.microsoft.com/office/2019/extlst" xmlns:r="http://schemas.openxmlformats.org/officeDocument/2006/relationships" xmlns:m="http://schemas.openxmlformats.org/officeDocument/2006/math" xmlns:v="urn:schemas-microsoft-com:vml" xmlns:wp14="http://schemas.microsoft.com/office/word/2010/wordprocessingDrawing" xmlns:wp="http://schemas.openxmlformats.org/drawingml/2006/wordprocessingDrawing" xmlns:w10="urn:schemas-microsoft-com:office:word" xmlns:w="http://schemas.openxmlformats.org/wordprocessingml/2006/main" xmlns:w14="http://schemas.microsoft.com/office/word/2010/wordml" xmlns:w15="http://schemas.microsoft.com/office/word/2012/wordml" xmlns:w16cex="http://schemas.microsoft.com/office/word/2018/wordml/cex" xmlns:w16cid="http://schemas.microsoft.com/office/word/2016/wordml/cid" xmlns:w16="http://schemas.microsoft.com/office/word/2018/wordml" xmlns:w16du="http://schemas.microsoft.com/office/word/2023/wordml/word16du" xmlns:w16sdtdh="http://schemas.microsoft.com/office/word/2020/wordml/sdtdatahash" xmlns:w16sdtfl="http://schemas.microsoft.com/office/word/2024/wordml/sdtformatlock" xmlns:w16se="http://schemas.microsoft.com/office/word/2015/wordml/symex" xmlns:wpg="http://schemas.microsoft.com/office/word/2010/wordprocessingGroup" xmlns:wpi="http://schemas.microsoft.com/office/word/2010/wordprocessingInk" xmlns:wne="http://schemas.microsoft.com/office/word/2006/wordml" xmlns:wps="http://schemas.microsoft.com/office/word/2010/wordprocessingShape" mc:Ignorable="w14 w15 w16se w16cid w16 w16cex w16sdtdh w16sdtfl w16du wp14">
+<w:document xmlns:wpc="http://schemas.microsoft.com/office/word/2010/wordprocessingCanvas" xmlns:cx="http://schemas.microsoft.com/office/drawing/2014/chartex" xmlns:cx1="http://schemas.microsoft.com/office/drawing/2015/9/8/chartex" xmlns:cx2="http://schemas.microsoft.com/office/drawing/2015/10/21/chartex" xmlns:cx3="http://schemas.microsoft.com/office/drawing/2016/5/9/chartex" xmlns:cx4="http://schemas.microsoft.com/office/drawing/2016/5/10/chartex" xmlns:cx5="http://schemas.microsoft.com/office/drawing/2016/5/11/chartex" xmlns:cx6="http://schemas.microsoft.com/office/drawing/2016/5/12/chartex" xmlns:cx7="http://schemas.microsoft.com/office/drawing/2016/5/13/chartex" xmlns:cx8="http://schemas.microsoft.com/office/drawing/2016/5/14/chartex" xmlns:mc="http://schemas.openxmlformats.org/markup-compatibility/2006" xmlns:aink="http://schemas.microsoft.com/office/drawing/2016/ink" xmlns:am3d="http://schemas.microsoft.com/office/drawing/2017/model3d" xmlns:o="urn:schemas-microsoft-com:office:office" xmlns:oel="http://schemas.microsoft.com/office/2019/extlst" xmlns:r="http://schemas.openxmlformats.org/officeDocument/2006/relationships" xmlns:m="http://schemas.openxmlformats.org/officeDocument/2006/math" xmlns:v="urn:schemas-microsoft-com:vml" xmlns:wp14="http://schemas.microsoft.com/office/word/2010/wordprocessingDrawing" xmlns:wp="http://schemas.openxmlformats.org/drawingml/2006/wordprocessingDrawing" xmlns:w10="urn:schemas-microsoft-com:office:word" xmlns:w="http://schemas.openxmlformats.org/wordprocessingml/2006/main" xmlns:w14="http://schemas.microsoft.com/office/word/2010/wordml" xmlns:w15="http://schemas.microsoft.com/office/word/2012/wordml" xmlns:w16cex="http://schemas.microsoft.com/office/word/2018/wordml/cex" xmlns:w16cid="http://schemas.microsoft.com/office/word/2016/wordml/cid" xmlns:w16="http://schemas.microsoft.com/office/word/2018/wordml" xmlns:w16du="http://schemas.microsoft.com/office/word/2023/wordml/word16du" xmlns:w16sdtdh="http://schemas.microsoft.com/office/word/2020/wordml/sdtdatahash" xmlns:w16se="http://schemas.microsoft.com/office/word/2015/wordml/symex" xmlns:wpg="http://schemas.microsoft.com/office/word/2010/wordprocessingGroup" xmlns:wpi="http://schemas.microsoft.com/office/word/2010/wordprocessingInk" xmlns:wne="http://schemas.microsoft.com/office/word/2006/wordml" xmlns:wps="http://schemas.microsoft.com/office/word/2010/wordprocessingShape" mc:Ignorable="w14 w15 w16se w16cid w16 w16cex w16sdtdh w16du wp14">
   <w:body>
     <w:tbl>
       <w:tblPr>
-        <w:tblStyle w:val="TableGrid"/>
+        <w:tblStyle w:val="ad"/>
         <w:tblW w:w="9923" w:type="dxa"/>
         <w:tblInd w:w="-284" w:type="dxa"/>
         <w:tblBorders>
@@ -848,7 +848,7 @@
       <w:sdtContent>
         <w:p>
           <w:pPr>
-            <w:pStyle w:val="TOCHeading"/>
+            <w:pStyle w:val="af2"/>
             <w:ind w:right="-1"/>
             <w:rPr>
               <w:rFonts w:ascii="Times New Roman" w:hAnsi="Times New Roman" w:cs="Times New Roman"/>
@@ -861,7 +861,7 @@
           </w:pPr>
           <w:r>
             <w:rPr>
-              <w:rStyle w:val="Heading1Char"/>
+              <w:rStyle w:val="10"/>
               <w:rFonts w:ascii="Times New Roman" w:hAnsi="Times New Roman" w:cs="Times New Roman"/>
               <w:color w:val="000000" w:themeColor="text1"/>
               <w:szCs w:val="28"/>
@@ -871,7 +871,7 @@
         </w:p>
         <w:p>
           <w:pPr>
-            <w:pStyle w:val="TOC1"/>
+            <w:pStyle w:val="11"/>
             <w:rPr>
               <w:rFonts w:asciiTheme="minorHAnsi" w:eastAsiaTheme="minorEastAsia" w:hAnsiTheme="minorHAnsi" w:cstheme="minorBidi"/>
               <w:kern w:val="2"/>
@@ -902,7 +902,7 @@
           <w:hyperlink w:anchor="_Toc200974646" w:history="1">
             <w:r>
               <w:rPr>
-                <w:rStyle w:val="Hyperlink"/>
+                <w:rStyle w:val="a7"/>
               </w:rPr>
               <w:t>ПЕРЕЧЕНЬ СОКРАЩЕНИЙ И ОБОЗНАЧЕНИЙ</w:t>
             </w:r>
@@ -951,7 +951,7 @@
         </w:p>
         <w:p>
           <w:pPr>
-            <w:pStyle w:val="TOC1"/>
+            <w:pStyle w:val="11"/>
             <w:rPr>
               <w:rFonts w:asciiTheme="minorHAnsi" w:eastAsiaTheme="minorEastAsia" w:hAnsiTheme="minorHAnsi" w:cstheme="minorBidi"/>
               <w:kern w:val="2"/>
@@ -964,7 +964,7 @@
           <w:hyperlink w:anchor="_Toc200974647" w:history="1">
             <w:r>
               <w:rPr>
-                <w:rStyle w:val="Hyperlink"/>
+                <w:rStyle w:val="a7"/>
               </w:rPr>
               <w:t>ВВЕДЕНИЕ</w:t>
             </w:r>
@@ -1013,7 +1013,7 @@
         </w:p>
         <w:p>
           <w:pPr>
-            <w:pStyle w:val="TOC1"/>
+            <w:pStyle w:val="11"/>
             <w:rPr>
               <w:rFonts w:asciiTheme="minorHAnsi" w:eastAsiaTheme="minorEastAsia" w:hAnsiTheme="minorHAnsi" w:cstheme="minorBidi"/>
               <w:kern w:val="2"/>
@@ -1026,21 +1026,9 @@
           <w:hyperlink w:anchor="_Toc200974648" w:history="1">
             <w:r>
               <w:rPr>
-                <w:rStyle w:val="Hyperlink"/>
-              </w:rPr>
-              <w:t>1 Технико-экономи</w:t>
-            </w:r>
-            <w:r>
-              <w:rPr>
-                <w:rStyle w:val="Hyperlink"/>
-              </w:rPr>
-              <w:t>ч</w:t>
-            </w:r>
-            <w:r>
-              <w:rPr>
-                <w:rStyle w:val="Hyperlink"/>
-              </w:rPr>
-              <w:t>еское обоснование разработки изделия «автоматизированный подводный дрон»</w:t>
+                <w:rStyle w:val="a7"/>
+              </w:rPr>
+              <w:t>1 Технико-экономическое обоснование разработки изделия «автоматизированный подводный дрон»</w:t>
             </w:r>
             <w:r>
               <w:rPr>
@@ -1087,7 +1075,7 @@
         </w:p>
         <w:p>
           <w:pPr>
-            <w:pStyle w:val="TOC2"/>
+            <w:pStyle w:val="21"/>
             <w:tabs>
               <w:tab w:val="left" w:pos="1418"/>
             </w:tabs>
@@ -1103,7 +1091,7 @@
           <w:hyperlink w:anchor="_Toc200974649" w:history="1">
             <w:r>
               <w:rPr>
-                <w:rStyle w:val="Hyperlink"/>
+                <w:rStyle w:val="a7"/>
               </w:rPr>
               <w:t>1.1</w:t>
             </w:r>
@@ -1120,7 +1108,7 @@
             </w:r>
             <w:r>
               <w:rPr>
-                <w:rStyle w:val="Hyperlink"/>
+                <w:rStyle w:val="a7"/>
               </w:rPr>
               <w:t>Анализ задания на разработку автоматизированного подводного дрона</w:t>
             </w:r>
@@ -1169,7 +1157,7 @@
         </w:p>
         <w:p>
           <w:pPr>
-            <w:pStyle w:val="TOC2"/>
+            <w:pStyle w:val="21"/>
             <w:rPr>
               <w:rFonts w:asciiTheme="minorHAnsi" w:eastAsiaTheme="minorEastAsia" w:hAnsiTheme="minorHAnsi" w:cstheme="minorBidi"/>
               <w:kern w:val="2"/>
@@ -1182,7 +1170,7 @@
           <w:hyperlink w:anchor="_Toc200974650" w:history="1">
             <w:r>
               <w:rPr>
-                <w:rStyle w:val="Hyperlink"/>
+                <w:rStyle w:val="a7"/>
               </w:rPr>
               <w:t>1.2 Технико-экономическое обоснование целесообразности разработки</w:t>
             </w:r>
@@ -1231,7 +1219,7 @@
         </w:p>
         <w:p>
           <w:pPr>
-            <w:pStyle w:val="TOC2"/>
+            <w:pStyle w:val="21"/>
             <w:rPr>
               <w:rFonts w:asciiTheme="minorHAnsi" w:eastAsiaTheme="minorEastAsia" w:hAnsiTheme="minorHAnsi" w:cstheme="minorBidi"/>
               <w:kern w:val="2"/>
@@ -1244,7 +1232,7 @@
           <w:hyperlink w:anchor="_Toc200974651" w:history="1">
             <w:r>
               <w:rPr>
-                <w:rStyle w:val="Hyperlink"/>
+                <w:rStyle w:val="a7"/>
               </w:rPr>
               <w:t>1.3 Дополнительные требования к устройству на основе анализа</w:t>
             </w:r>
@@ -1293,7 +1281,7 @@
         </w:p>
         <w:p>
           <w:pPr>
-            <w:pStyle w:val="TOC2"/>
+            <w:pStyle w:val="21"/>
             <w:rPr>
               <w:rFonts w:asciiTheme="minorHAnsi" w:eastAsiaTheme="minorEastAsia" w:hAnsiTheme="minorHAnsi" w:cstheme="minorBidi"/>
               <w:kern w:val="2"/>
@@ -1306,7 +1294,7 @@
           <w:hyperlink w:anchor="_Toc200974652" w:history="1">
             <w:r>
               <w:rPr>
-                <w:rStyle w:val="Hyperlink"/>
+                <w:rStyle w:val="a7"/>
               </w:rPr>
               <w:t>1.4 Причинно-следственный анализ контроллера автоматизированного подводного дрона</w:t>
             </w:r>
@@ -1355,7 +1343,7 @@
         </w:p>
         <w:p>
           <w:pPr>
-            <w:pStyle w:val="TOC2"/>
+            <w:pStyle w:val="21"/>
             <w:rPr>
               <w:rFonts w:asciiTheme="minorHAnsi" w:eastAsiaTheme="minorEastAsia" w:hAnsiTheme="minorHAnsi" w:cstheme="minorBidi"/>
               <w:kern w:val="2"/>
@@ -1368,7 +1356,7 @@
           <w:hyperlink w:anchor="_Toc200974653" w:history="1">
             <w:r>
               <w:rPr>
-                <w:rStyle w:val="Hyperlink"/>
+                <w:rStyle w:val="a7"/>
               </w:rPr>
               <w:t>1.5 Структурный анализ автоматизированного подводного дрона</w:t>
             </w:r>
@@ -1417,7 +1405,7 @@
         </w:p>
         <w:p>
           <w:pPr>
-            <w:pStyle w:val="TOC2"/>
+            <w:pStyle w:val="21"/>
             <w:rPr>
               <w:rFonts w:asciiTheme="minorHAnsi" w:eastAsiaTheme="minorEastAsia" w:hAnsiTheme="minorHAnsi" w:cstheme="minorBidi"/>
               <w:kern w:val="2"/>
@@ -1430,7 +1418,7 @@
           <w:hyperlink w:anchor="_Toc200974654" w:history="1">
             <w:r>
               <w:rPr>
-                <w:rStyle w:val="Hyperlink"/>
+                <w:rStyle w:val="a7"/>
               </w:rPr>
               <w:t>1.6 Анализ влияния возможных отрицательных эффектов на автоматизированный подводный дрон</w:t>
             </w:r>
@@ -1479,7 +1467,7 @@
         </w:p>
         <w:p>
           <w:pPr>
-            <w:pStyle w:val="TOC2"/>
+            <w:pStyle w:val="21"/>
             <w:rPr>
               <w:rFonts w:asciiTheme="minorHAnsi" w:eastAsiaTheme="minorEastAsia" w:hAnsiTheme="minorHAnsi" w:cstheme="minorBidi"/>
               <w:kern w:val="2"/>
@@ -1492,7 +1480,7 @@
           <w:hyperlink w:anchor="_Toc200974655" w:history="1">
             <w:r>
               <w:rPr>
-                <w:rStyle w:val="Hyperlink"/>
+                <w:rStyle w:val="a7"/>
               </w:rPr>
               <w:t>Выводы</w:t>
             </w:r>
@@ -1541,7 +1529,7 @@
         </w:p>
         <w:p>
           <w:pPr>
-            <w:pStyle w:val="TOC1"/>
+            <w:pStyle w:val="11"/>
             <w:rPr>
               <w:rFonts w:asciiTheme="minorHAnsi" w:eastAsiaTheme="minorEastAsia" w:hAnsiTheme="minorHAnsi" w:cstheme="minorBidi"/>
               <w:kern w:val="2"/>
@@ -1554,7 +1542,7 @@
           <w:hyperlink w:anchor="_Toc200974656" w:history="1">
             <w:r>
               <w:rPr>
-                <w:rStyle w:val="Hyperlink"/>
+                <w:rStyle w:val="a7"/>
               </w:rPr>
               <w:t>2 Схемотехническая часть</w:t>
             </w:r>
@@ -1603,7 +1591,7 @@
         </w:p>
         <w:p>
           <w:pPr>
-            <w:pStyle w:val="TOC2"/>
+            <w:pStyle w:val="21"/>
             <w:rPr>
               <w:rFonts w:asciiTheme="minorHAnsi" w:eastAsiaTheme="minorEastAsia" w:hAnsiTheme="minorHAnsi" w:cstheme="minorBidi"/>
               <w:kern w:val="2"/>
@@ -1616,7 +1604,7 @@
           <w:hyperlink w:anchor="_Toc200974657" w:history="1">
             <w:r>
               <w:rPr>
-                <w:rStyle w:val="Hyperlink"/>
+                <w:rStyle w:val="a7"/>
               </w:rPr>
               <w:t>2.1 Анализ и разработка схемы электрической структурной</w:t>
             </w:r>
@@ -1665,7 +1653,7 @@
         </w:p>
         <w:p>
           <w:pPr>
-            <w:pStyle w:val="TOC2"/>
+            <w:pStyle w:val="21"/>
             <w:rPr>
               <w:rFonts w:asciiTheme="minorHAnsi" w:eastAsiaTheme="minorEastAsia" w:hAnsiTheme="minorHAnsi" w:cstheme="minorBidi"/>
               <w:kern w:val="2"/>
@@ -1678,7 +1666,7 @@
           <w:hyperlink w:anchor="_Toc200974658" w:history="1">
             <w:r>
               <w:rPr>
-                <w:rStyle w:val="Hyperlink"/>
+                <w:rStyle w:val="a7"/>
               </w:rPr>
               <w:t>2.2 Анализ и разработка схемы электрической принципиальной</w:t>
             </w:r>
@@ -1727,7 +1715,7 @@
         </w:p>
         <w:p>
           <w:pPr>
-            <w:pStyle w:val="TOC2"/>
+            <w:pStyle w:val="21"/>
             <w:rPr>
               <w:rFonts w:asciiTheme="minorHAnsi" w:eastAsiaTheme="minorEastAsia" w:hAnsiTheme="minorHAnsi" w:cstheme="minorBidi"/>
               <w:kern w:val="2"/>
@@ -1740,7 +1728,7 @@
           <w:hyperlink w:anchor="_Toc200974659" w:history="1">
             <w:r>
               <w:rPr>
-                <w:rStyle w:val="Hyperlink"/>
+                <w:rStyle w:val="a7"/>
               </w:rPr>
               <w:t>2.3 Анализ элементной базы устройства Автоматизированный подводный дрон</w:t>
             </w:r>
@@ -1789,7 +1777,7 @@
         </w:p>
         <w:p>
           <w:pPr>
-            <w:pStyle w:val="TOC2"/>
+            <w:pStyle w:val="21"/>
             <w:rPr>
               <w:rFonts w:asciiTheme="minorHAnsi" w:eastAsiaTheme="minorEastAsia" w:hAnsiTheme="minorHAnsi" w:cstheme="minorBidi"/>
               <w:kern w:val="2"/>
@@ -1802,7 +1790,7 @@
           <w:hyperlink w:anchor="_Toc200974660" w:history="1">
             <w:r>
               <w:rPr>
-                <w:rStyle w:val="Hyperlink"/>
+                <w:rStyle w:val="a7"/>
               </w:rPr>
               <w:t>Выводы</w:t>
             </w:r>
@@ -1839,7 +1827,7 @@
               <w:rPr>
                 <w:webHidden/>
               </w:rPr>
-              <w:t>34</w:t>
+              <w:t>35</w:t>
             </w:r>
             <w:r>
               <w:rPr>
@@ -1851,7 +1839,7 @@
         </w:p>
         <w:p>
           <w:pPr>
-            <w:pStyle w:val="TOC1"/>
+            <w:pStyle w:val="11"/>
             <w:rPr>
               <w:rFonts w:asciiTheme="minorHAnsi" w:eastAsiaTheme="minorEastAsia" w:hAnsiTheme="minorHAnsi" w:cstheme="minorBidi"/>
               <w:kern w:val="2"/>
@@ -1864,7 +1852,7 @@
           <w:hyperlink w:anchor="_Toc200974661" w:history="1">
             <w:r>
               <w:rPr>
-                <w:rStyle w:val="Hyperlink"/>
+                <w:rStyle w:val="a7"/>
               </w:rPr>
               <w:t>3 Конструкторское проектирование устройства «Автоматизированный подводный дрон»</w:t>
             </w:r>
@@ -1901,7 +1889,7 @@
               <w:rPr>
                 <w:webHidden/>
               </w:rPr>
-              <w:t>35</w:t>
+              <w:t>36</w:t>
             </w:r>
             <w:r>
               <w:rPr>
@@ -1913,7 +1901,7 @@
         </w:p>
         <w:p>
           <w:pPr>
-            <w:pStyle w:val="TOC2"/>
+            <w:pStyle w:val="21"/>
             <w:rPr>
               <w:rFonts w:asciiTheme="minorHAnsi" w:eastAsiaTheme="minorEastAsia" w:hAnsiTheme="minorHAnsi" w:cstheme="minorBidi"/>
               <w:kern w:val="2"/>
@@ -1926,7 +1914,7 @@
           <w:hyperlink w:anchor="_Toc200974662" w:history="1">
             <w:r>
               <w:rPr>
-                <w:rStyle w:val="Hyperlink"/>
+                <w:rStyle w:val="a7"/>
               </w:rPr>
               <w:t>3.1 Анализ и разработка печатной платы</w:t>
             </w:r>
@@ -1963,7 +1951,7 @@
               <w:rPr>
                 <w:webHidden/>
               </w:rPr>
-              <w:t>35</w:t>
+              <w:t>36</w:t>
             </w:r>
             <w:r>
               <w:rPr>
@@ -1975,7 +1963,7 @@
         </w:p>
         <w:p>
           <w:pPr>
-            <w:pStyle w:val="TOC2"/>
+            <w:pStyle w:val="21"/>
             <w:rPr>
               <w:rFonts w:asciiTheme="minorHAnsi" w:eastAsiaTheme="minorEastAsia" w:hAnsiTheme="minorHAnsi" w:cstheme="minorBidi"/>
               <w:kern w:val="2"/>
@@ -1988,7 +1976,7 @@
           <w:hyperlink w:anchor="_Toc200974663" w:history="1">
             <w:r>
               <w:rPr>
-                <w:rStyle w:val="Hyperlink"/>
+                <w:rStyle w:val="a7"/>
               </w:rPr>
               <w:t>3.3 Анализ и разработка корпуса дрона</w:t>
             </w:r>
@@ -2025,7 +2013,7 @@
               <w:rPr>
                 <w:webHidden/>
               </w:rPr>
-              <w:t>37</w:t>
+              <w:t>38</w:t>
             </w:r>
             <w:r>
               <w:rPr>
@@ -2037,7 +2025,7 @@
         </w:p>
         <w:p>
           <w:pPr>
-            <w:pStyle w:val="TOC2"/>
+            <w:pStyle w:val="21"/>
             <w:rPr>
               <w:rFonts w:asciiTheme="minorHAnsi" w:eastAsiaTheme="minorEastAsia" w:hAnsiTheme="minorHAnsi" w:cstheme="minorBidi"/>
               <w:kern w:val="2"/>
@@ -2050,7 +2038,7 @@
           <w:hyperlink w:anchor="_Toc200974664" w:history="1">
             <w:r>
               <w:rPr>
-                <w:rStyle w:val="Hyperlink"/>
+                <w:rStyle w:val="a7"/>
               </w:rPr>
               <w:t>3.4 Выбор механических и электрических соединений</w:t>
             </w:r>
@@ -2087,7 +2075,7 @@
               <w:rPr>
                 <w:webHidden/>
               </w:rPr>
-              <w:t>38</w:t>
+              <w:t>39</w:t>
             </w:r>
             <w:r>
               <w:rPr>
@@ -2099,7 +2087,7 @@
         </w:p>
         <w:p>
           <w:pPr>
-            <w:pStyle w:val="TOC2"/>
+            <w:pStyle w:val="21"/>
             <w:rPr>
               <w:rFonts w:asciiTheme="minorHAnsi" w:eastAsiaTheme="minorEastAsia" w:hAnsiTheme="minorHAnsi" w:cstheme="minorBidi"/>
               <w:kern w:val="2"/>
@@ -2112,7 +2100,7 @@
           <w:hyperlink w:anchor="_Toc200974665" w:history="1">
             <w:r>
               <w:rPr>
-                <w:rStyle w:val="Hyperlink"/>
+                <w:rStyle w:val="a7"/>
               </w:rPr>
               <w:t>3.5 Выбор способов защиты от внешних воздействий</w:t>
             </w:r>
@@ -2149,7 +2137,7 @@
               <w:rPr>
                 <w:webHidden/>
               </w:rPr>
-              <w:t>39</w:t>
+              <w:t>40</w:t>
             </w:r>
             <w:r>
               <w:rPr>
@@ -2161,7 +2149,7 @@
         </w:p>
         <w:p>
           <w:pPr>
-            <w:pStyle w:val="TOC2"/>
+            <w:pStyle w:val="21"/>
             <w:rPr>
               <w:rFonts w:asciiTheme="minorHAnsi" w:eastAsiaTheme="minorEastAsia" w:hAnsiTheme="minorHAnsi" w:cstheme="minorBidi"/>
               <w:kern w:val="2"/>
@@ -2174,7 +2162,7 @@
           <w:hyperlink w:anchor="_Toc200974666" w:history="1">
             <w:r>
               <w:rPr>
-                <w:rStyle w:val="Hyperlink"/>
+                <w:rStyle w:val="a7"/>
               </w:rPr>
               <w:t>3.6 Конструкторские расчеты</w:t>
             </w:r>
@@ -2211,7 +2199,7 @@
               <w:rPr>
                 <w:webHidden/>
               </w:rPr>
-              <w:t>40</w:t>
+              <w:t>41</w:t>
             </w:r>
             <w:r>
               <w:rPr>
@@ -2223,7 +2211,7 @@
         </w:p>
         <w:p>
           <w:pPr>
-            <w:pStyle w:val="TOC3"/>
+            <w:pStyle w:val="31"/>
             <w:rPr>
               <w:rFonts w:asciiTheme="minorHAnsi" w:eastAsiaTheme="minorEastAsia" w:hAnsiTheme="minorHAnsi" w:cstheme="minorBidi"/>
               <w:kern w:val="2"/>
@@ -2236,7 +2224,7 @@
           <w:hyperlink w:anchor="_Toc200974667" w:history="1">
             <w:r>
               <w:rPr>
-                <w:rStyle w:val="Hyperlink"/>
+                <w:rStyle w:val="a7"/>
               </w:rPr>
               <w:t>3.6.1 Расчет теплового режима</w:t>
             </w:r>
@@ -2273,7 +2261,7 @@
               <w:rPr>
                 <w:webHidden/>
               </w:rPr>
-              <w:t>41</w:t>
+              <w:t>42</w:t>
             </w:r>
             <w:r>
               <w:rPr>
@@ -2285,7 +2273,7 @@
         </w:p>
         <w:p>
           <w:pPr>
-            <w:pStyle w:val="TOC3"/>
+            <w:pStyle w:val="31"/>
             <w:rPr>
               <w:rFonts w:asciiTheme="minorHAnsi" w:eastAsiaTheme="minorEastAsia" w:hAnsiTheme="minorHAnsi" w:cstheme="minorBidi"/>
               <w:kern w:val="2"/>
@@ -2298,7 +2286,7 @@
           <w:hyperlink w:anchor="_Toc200974668" w:history="1">
             <w:r>
               <w:rPr>
-                <w:rStyle w:val="Hyperlink"/>
+                <w:rStyle w:val="a7"/>
               </w:rPr>
               <w:t>3.6.2 Расчёт надежности при заданных условиях эксплуатации</w:t>
             </w:r>
@@ -2335,7 +2323,7 @@
               <w:rPr>
                 <w:webHidden/>
               </w:rPr>
-              <w:t>42</w:t>
+              <w:t>43</w:t>
             </w:r>
             <w:r>
               <w:rPr>
@@ -2347,7 +2335,7 @@
         </w:p>
         <w:p>
           <w:pPr>
-            <w:pStyle w:val="TOC2"/>
+            <w:pStyle w:val="21"/>
             <w:rPr>
               <w:rFonts w:asciiTheme="minorHAnsi" w:eastAsiaTheme="minorEastAsia" w:hAnsiTheme="minorHAnsi" w:cstheme="minorBidi"/>
               <w:kern w:val="2"/>
@@ -2360,7 +2348,7 @@
           <w:hyperlink w:anchor="_Toc200974669" w:history="1">
             <w:r>
               <w:rPr>
-                <w:rStyle w:val="Hyperlink"/>
+                <w:rStyle w:val="a7"/>
               </w:rPr>
               <w:t>Выводы</w:t>
             </w:r>
@@ -2397,7 +2385,7 @@
               <w:rPr>
                 <w:webHidden/>
               </w:rPr>
-              <w:t>45</w:t>
+              <w:t>46</w:t>
             </w:r>
             <w:r>
               <w:rPr>
@@ -2409,7 +2397,7 @@
         </w:p>
         <w:p>
           <w:pPr>
-            <w:pStyle w:val="TOC1"/>
+            <w:pStyle w:val="11"/>
             <w:rPr>
               <w:rFonts w:asciiTheme="minorHAnsi" w:eastAsiaTheme="minorEastAsia" w:hAnsiTheme="minorHAnsi" w:cstheme="minorBidi"/>
               <w:kern w:val="2"/>
@@ -2422,7 +2410,7 @@
           <w:hyperlink w:anchor="_Toc200974670" w:history="1">
             <w:r>
               <w:rPr>
-                <w:rStyle w:val="Hyperlink"/>
+                <w:rStyle w:val="a7"/>
               </w:rPr>
               <w:t>4 Технологическое проектирование</w:t>
             </w:r>
@@ -2459,7 +2447,7 @@
               <w:rPr>
                 <w:webHidden/>
               </w:rPr>
-              <w:t>46</w:t>
+              <w:t>47</w:t>
             </w:r>
             <w:r>
               <w:rPr>
@@ -2471,7 +2459,7 @@
         </w:p>
         <w:p>
           <w:pPr>
-            <w:pStyle w:val="TOC2"/>
+            <w:pStyle w:val="21"/>
             <w:rPr>
               <w:rFonts w:asciiTheme="minorHAnsi" w:eastAsiaTheme="minorEastAsia" w:hAnsiTheme="minorHAnsi" w:cstheme="minorBidi"/>
               <w:kern w:val="2"/>
@@ -2484,7 +2472,7 @@
           <w:hyperlink w:anchor="_Toc200974671" w:history="1">
             <w:r>
               <w:rPr>
-                <w:rStyle w:val="Hyperlink"/>
+                <w:rStyle w:val="a7"/>
               </w:rPr>
               <w:t>4.1 Анализ конструкторской документации</w:t>
             </w:r>
@@ -2521,7 +2509,7 @@
               <w:rPr>
                 <w:webHidden/>
               </w:rPr>
-              <w:t>46</w:t>
+              <w:t>47</w:t>
             </w:r>
             <w:r>
               <w:rPr>
@@ -2533,7 +2521,7 @@
         </w:p>
         <w:p>
           <w:pPr>
-            <w:pStyle w:val="TOC2"/>
+            <w:pStyle w:val="21"/>
             <w:rPr>
               <w:rFonts w:asciiTheme="minorHAnsi" w:eastAsiaTheme="minorEastAsia" w:hAnsiTheme="minorHAnsi" w:cstheme="minorBidi"/>
               <w:kern w:val="2"/>
@@ -2546,7 +2534,7 @@
           <w:hyperlink w:anchor="_Toc200974672" w:history="1">
             <w:r>
               <w:rPr>
-                <w:rStyle w:val="Hyperlink"/>
+                <w:rStyle w:val="a7"/>
               </w:rPr>
               <w:t>4.2 Анализ сборочного состава</w:t>
             </w:r>
@@ -2583,7 +2571,7 @@
               <w:rPr>
                 <w:webHidden/>
               </w:rPr>
-              <w:t>48</w:t>
+              <w:t>49</w:t>
             </w:r>
             <w:r>
               <w:rPr>
@@ -2595,7 +2583,7 @@
         </w:p>
         <w:p>
           <w:pPr>
-            <w:pStyle w:val="TOC2"/>
+            <w:pStyle w:val="21"/>
             <w:rPr>
               <w:rFonts w:asciiTheme="minorHAnsi" w:eastAsiaTheme="minorEastAsia" w:hAnsiTheme="minorHAnsi" w:cstheme="minorBidi"/>
               <w:kern w:val="2"/>
@@ -2608,7 +2596,7 @@
           <w:hyperlink w:anchor="_Toc200974673" w:history="1">
             <w:r>
               <w:rPr>
-                <w:rStyle w:val="Hyperlink"/>
+                <w:rStyle w:val="a7"/>
               </w:rPr>
               <w:t>4.3 Расчёт и анализ коэффициента технологичности</w:t>
             </w:r>
@@ -2645,7 +2633,7 @@
               <w:rPr>
                 <w:webHidden/>
               </w:rPr>
-              <w:t>55</w:t>
+              <w:t>56</w:t>
             </w:r>
             <w:r>
               <w:rPr>
@@ -2657,7 +2645,7 @@
         </w:p>
         <w:p>
           <w:pPr>
-            <w:pStyle w:val="TOC2"/>
+            <w:pStyle w:val="21"/>
             <w:rPr>
               <w:rFonts w:asciiTheme="minorHAnsi" w:eastAsiaTheme="minorEastAsia" w:hAnsiTheme="minorHAnsi" w:cstheme="minorBidi"/>
               <w:kern w:val="2"/>
@@ -2670,7 +2658,7 @@
           <w:hyperlink w:anchor="_Toc200974674" w:history="1">
             <w:r>
               <w:rPr>
-                <w:rStyle w:val="Hyperlink"/>
+                <w:rStyle w:val="a7"/>
               </w:rPr>
               <w:t>4.4 Расчёт и анализ такта выпуска</w:t>
             </w:r>
@@ -2707,7 +2695,7 @@
               <w:rPr>
                 <w:webHidden/>
               </w:rPr>
-              <w:t>58</w:t>
+              <w:t>59</w:t>
             </w:r>
             <w:r>
               <w:rPr>
@@ -2719,7 +2707,7 @@
         </w:p>
         <w:p>
           <w:pPr>
-            <w:pStyle w:val="TOC2"/>
+            <w:pStyle w:val="21"/>
             <w:rPr>
               <w:rFonts w:asciiTheme="minorHAnsi" w:eastAsiaTheme="minorEastAsia" w:hAnsiTheme="minorHAnsi" w:cstheme="minorBidi"/>
               <w:kern w:val="2"/>
@@ -2732,7 +2720,7 @@
           <w:hyperlink w:anchor="_Toc200974675" w:history="1">
             <w:r>
               <w:rPr>
-                <w:rStyle w:val="Hyperlink"/>
+                <w:rStyle w:val="a7"/>
               </w:rPr>
               <w:t>4.5 Разработка схемы сборки в серийном производстве</w:t>
             </w:r>
@@ -2769,7 +2757,7 @@
               <w:rPr>
                 <w:webHidden/>
               </w:rPr>
-              <w:t>59</w:t>
+              <w:t>60</w:t>
             </w:r>
             <w:r>
               <w:rPr>
@@ -2781,7 +2769,7 @@
         </w:p>
         <w:p>
           <w:pPr>
-            <w:pStyle w:val="TOC2"/>
+            <w:pStyle w:val="21"/>
             <w:rPr>
               <w:rFonts w:asciiTheme="minorHAnsi" w:eastAsiaTheme="minorEastAsia" w:hAnsiTheme="minorHAnsi" w:cstheme="minorBidi"/>
               <w:kern w:val="2"/>
@@ -2794,7 +2782,7 @@
           <w:hyperlink w:anchor="_Toc200974676" w:history="1">
             <w:r>
               <w:rPr>
-                <w:rStyle w:val="Hyperlink"/>
+                <w:rStyle w:val="a7"/>
               </w:rPr>
               <w:t>4.6 Разработка маршрута сборки макетного образца</w:t>
             </w:r>
@@ -2831,7 +2819,7 @@
               <w:rPr>
                 <w:webHidden/>
               </w:rPr>
-              <w:t>60</w:t>
+              <w:t>61</w:t>
             </w:r>
             <w:r>
               <w:rPr>
@@ -2843,7 +2831,7 @@
         </w:p>
         <w:p>
           <w:pPr>
-            <w:pStyle w:val="TOC2"/>
+            <w:pStyle w:val="21"/>
             <w:rPr>
               <w:rFonts w:asciiTheme="minorHAnsi" w:eastAsiaTheme="minorEastAsia" w:hAnsiTheme="minorHAnsi" w:cstheme="minorBidi"/>
               <w:kern w:val="2"/>
@@ -2856,7 +2844,7 @@
           <w:hyperlink w:anchor="_Toc200974677" w:history="1">
             <w:r>
               <w:rPr>
-                <w:rStyle w:val="Hyperlink"/>
+                <w:rStyle w:val="a7"/>
               </w:rPr>
               <w:t>4.7 Разработка электронной модели</w:t>
             </w:r>
@@ -2893,7 +2881,7 @@
               <w:rPr>
                 <w:webHidden/>
               </w:rPr>
-              <w:t>62</w:t>
+              <w:t>63</w:t>
             </w:r>
             <w:r>
               <w:rPr>
@@ -2905,7 +2893,7 @@
         </w:p>
         <w:p>
           <w:pPr>
-            <w:pStyle w:val="TOC2"/>
+            <w:pStyle w:val="21"/>
             <w:rPr>
               <w:rFonts w:asciiTheme="minorHAnsi" w:eastAsiaTheme="minorEastAsia" w:hAnsiTheme="minorHAnsi" w:cstheme="minorBidi"/>
               <w:kern w:val="2"/>
@@ -2918,7 +2906,7 @@
           <w:hyperlink w:anchor="_Toc200974678" w:history="1">
             <w:r>
               <w:rPr>
-                <w:rStyle w:val="Hyperlink"/>
+                <w:rStyle w:val="a7"/>
               </w:rPr>
               <w:t>Выводы</w:t>
             </w:r>
@@ -2955,7 +2943,7 @@
               <w:rPr>
                 <w:webHidden/>
               </w:rPr>
-              <w:t>63</w:t>
+              <w:t>64</w:t>
             </w:r>
             <w:r>
               <w:rPr>
@@ -2967,7 +2955,7 @@
         </w:p>
         <w:p>
           <w:pPr>
-            <w:pStyle w:val="TOC1"/>
+            <w:pStyle w:val="11"/>
             <w:rPr>
               <w:rFonts w:asciiTheme="minorHAnsi" w:eastAsiaTheme="minorEastAsia" w:hAnsiTheme="minorHAnsi" w:cstheme="minorBidi"/>
               <w:kern w:val="2"/>
@@ -2980,7 +2968,7 @@
           <w:hyperlink w:anchor="_Toc200974679" w:history="1">
             <w:r>
               <w:rPr>
-                <w:rStyle w:val="Hyperlink"/>
+                <w:rStyle w:val="a7"/>
               </w:rPr>
               <w:t>5 Экспериментальные исследования устройства «Автоматизированный подводный дрон»</w:t>
             </w:r>
@@ -3017,7 +3005,7 @@
               <w:rPr>
                 <w:webHidden/>
               </w:rPr>
-              <w:t>64</w:t>
+              <w:t>65</w:t>
             </w:r>
             <w:r>
               <w:rPr>
@@ -3029,7 +3017,7 @@
         </w:p>
         <w:p>
           <w:pPr>
-            <w:pStyle w:val="TOC2"/>
+            <w:pStyle w:val="21"/>
             <w:rPr>
               <w:rFonts w:asciiTheme="minorHAnsi" w:eastAsiaTheme="minorEastAsia" w:hAnsiTheme="minorHAnsi" w:cstheme="minorBidi"/>
               <w:kern w:val="2"/>
@@ -3042,7 +3030,7 @@
           <w:hyperlink w:anchor="_Toc200974680" w:history="1">
             <w:r>
               <w:rPr>
-                <w:rStyle w:val="Hyperlink"/>
+                <w:rStyle w:val="a7"/>
               </w:rPr>
               <w:t>5.1 Подготовка испытательного стенда</w:t>
             </w:r>
@@ -3079,7 +3067,7 @@
               <w:rPr>
                 <w:webHidden/>
               </w:rPr>
-              <w:t>64</w:t>
+              <w:t>65</w:t>
             </w:r>
             <w:r>
               <w:rPr>
@@ -3091,7 +3079,7 @@
         </w:p>
         <w:p>
           <w:pPr>
-            <w:pStyle w:val="TOC2"/>
+            <w:pStyle w:val="21"/>
             <w:rPr>
               <w:rFonts w:asciiTheme="minorHAnsi" w:eastAsiaTheme="minorEastAsia" w:hAnsiTheme="minorHAnsi" w:cstheme="minorBidi"/>
               <w:kern w:val="2"/>
@@ -3104,7 +3092,7 @@
           <w:hyperlink w:anchor="_Toc200974681" w:history="1">
             <w:r>
               <w:rPr>
-                <w:rStyle w:val="Hyperlink"/>
+                <w:rStyle w:val="a7"/>
               </w:rPr>
               <w:t>5.2 Перечень проверок</w:t>
             </w:r>
@@ -3141,7 +3129,7 @@
               <w:rPr>
                 <w:webHidden/>
               </w:rPr>
-              <w:t>65</w:t>
+              <w:t>67</w:t>
             </w:r>
             <w:r>
               <w:rPr>
@@ -3153,7 +3141,7 @@
         </w:p>
         <w:p>
           <w:pPr>
-            <w:pStyle w:val="TOC3"/>
+            <w:pStyle w:val="31"/>
             <w:rPr>
               <w:rFonts w:asciiTheme="minorHAnsi" w:eastAsiaTheme="minorEastAsia" w:hAnsiTheme="minorHAnsi" w:cstheme="minorBidi"/>
               <w:kern w:val="2"/>
@@ -3166,7 +3154,7 @@
           <w:hyperlink w:anchor="_Toc200974682" w:history="1">
             <w:r>
               <w:rPr>
-                <w:rStyle w:val="Hyperlink"/>
+                <w:rStyle w:val="a7"/>
               </w:rPr>
               <w:t>5.2.1 Проверка корпуса на герметичность</w:t>
             </w:r>
@@ -3203,7 +3191,7 @@
               <w:rPr>
                 <w:webHidden/>
               </w:rPr>
-              <w:t>65</w:t>
+              <w:t>67</w:t>
             </w:r>
             <w:r>
               <w:rPr>
@@ -3215,7 +3203,7 @@
         </w:p>
         <w:p>
           <w:pPr>
-            <w:pStyle w:val="TOC3"/>
+            <w:pStyle w:val="31"/>
             <w:rPr>
               <w:rFonts w:asciiTheme="minorHAnsi" w:eastAsiaTheme="minorEastAsia" w:hAnsiTheme="minorHAnsi" w:cstheme="minorBidi"/>
               <w:kern w:val="2"/>
@@ -3228,7 +3216,7 @@
           <w:hyperlink w:anchor="_Toc200974683" w:history="1">
             <w:r>
               <w:rPr>
-                <w:rStyle w:val="Hyperlink"/>
+                <w:rStyle w:val="a7"/>
               </w:rPr>
               <w:t>5.2.2 Проверка тяговых двигателей и двигателей СВП</w:t>
             </w:r>
@@ -3265,7 +3253,7 @@
               <w:rPr>
                 <w:webHidden/>
               </w:rPr>
-              <w:t>65</w:t>
+              <w:t>67</w:t>
             </w:r>
             <w:r>
               <w:rPr>
@@ -3277,7 +3265,7 @@
         </w:p>
         <w:p>
           <w:pPr>
-            <w:pStyle w:val="TOC3"/>
+            <w:pStyle w:val="31"/>
             <w:rPr>
               <w:rFonts w:asciiTheme="minorHAnsi" w:eastAsiaTheme="minorEastAsia" w:hAnsiTheme="minorHAnsi" w:cstheme="minorBidi"/>
               <w:kern w:val="2"/>
@@ -3290,7 +3278,7 @@
           <w:hyperlink w:anchor="_Toc200974684" w:history="1">
             <w:r>
               <w:rPr>
-                <w:rStyle w:val="Hyperlink"/>
+                <w:rStyle w:val="a7"/>
               </w:rPr>
               <w:t>5.2.3 Проверка беспроводного модуля</w:t>
             </w:r>
@@ -3327,7 +3315,7 @@
               <w:rPr>
                 <w:webHidden/>
               </w:rPr>
-              <w:t>65</w:t>
+              <w:t>68</w:t>
             </w:r>
             <w:r>
               <w:rPr>
@@ -3339,7 +3327,7 @@
         </w:p>
         <w:p>
           <w:pPr>
-            <w:pStyle w:val="TOC3"/>
+            <w:pStyle w:val="31"/>
             <w:rPr>
               <w:rFonts w:asciiTheme="minorHAnsi" w:eastAsiaTheme="minorEastAsia" w:hAnsiTheme="minorHAnsi" w:cstheme="minorBidi"/>
               <w:kern w:val="2"/>
@@ -3352,7 +3340,7 @@
           <w:hyperlink w:anchor="_Toc200974685" w:history="1">
             <w:r>
               <w:rPr>
-                <w:rStyle w:val="Hyperlink"/>
+                <w:rStyle w:val="a7"/>
               </w:rPr>
               <w:t>5.2.4 Натурные испытания дрона.</w:t>
             </w:r>
@@ -3389,7 +3377,7 @@
               <w:rPr>
                 <w:webHidden/>
               </w:rPr>
-              <w:t>66</w:t>
+              <w:t>68</w:t>
             </w:r>
             <w:r>
               <w:rPr>
@@ -3401,7 +3389,7 @@
         </w:p>
         <w:p>
           <w:pPr>
-            <w:pStyle w:val="TOC2"/>
+            <w:pStyle w:val="21"/>
             <w:tabs>
               <w:tab w:val="left" w:pos="1418"/>
             </w:tabs>
@@ -3417,7 +3405,7 @@
           <w:hyperlink w:anchor="_Toc200974686" w:history="1">
             <w:r>
               <w:rPr>
-                <w:rStyle w:val="Hyperlink"/>
+                <w:rStyle w:val="a7"/>
               </w:rPr>
               <w:t>5.3</w:t>
             </w:r>
@@ -3434,7 +3422,7 @@
             </w:r>
             <w:r>
               <w:rPr>
-                <w:rStyle w:val="Hyperlink"/>
+                <w:rStyle w:val="a7"/>
               </w:rPr>
               <w:t>Результаты проверок</w:t>
             </w:r>
@@ -3471,7 +3459,7 @@
               <w:rPr>
                 <w:webHidden/>
               </w:rPr>
-              <w:t>68</w:t>
+              <w:t>70</w:t>
             </w:r>
             <w:r>
               <w:rPr>
@@ -3483,7 +3471,7 @@
         </w:p>
         <w:p>
           <w:pPr>
-            <w:pStyle w:val="TOC2"/>
+            <w:pStyle w:val="21"/>
             <w:rPr>
               <w:rFonts w:asciiTheme="minorHAnsi" w:eastAsiaTheme="minorEastAsia" w:hAnsiTheme="minorHAnsi" w:cstheme="minorBidi"/>
               <w:kern w:val="2"/>
@@ -3496,7 +3484,7 @@
           <w:hyperlink w:anchor="_Toc200974687" w:history="1">
             <w:r>
               <w:rPr>
-                <w:rStyle w:val="Hyperlink"/>
+                <w:rStyle w:val="a7"/>
               </w:rPr>
               <w:t>5.3.1 Получение управляющих сигналов от пользователя.</w:t>
             </w:r>
@@ -3533,7 +3521,7 @@
               <w:rPr>
                 <w:webHidden/>
               </w:rPr>
-              <w:t>68</w:t>
+              <w:t>70</w:t>
             </w:r>
             <w:r>
               <w:rPr>
@@ -3545,7 +3533,7 @@
         </w:p>
         <w:p>
           <w:pPr>
-            <w:pStyle w:val="TOC2"/>
+            <w:pStyle w:val="21"/>
             <w:rPr>
               <w:rFonts w:asciiTheme="minorHAnsi" w:eastAsiaTheme="minorEastAsia" w:hAnsiTheme="minorHAnsi" w:cstheme="minorBidi"/>
               <w:kern w:val="2"/>
@@ -3558,7 +3546,7 @@
           <w:hyperlink w:anchor="_Toc200974688" w:history="1">
             <w:r>
               <w:rPr>
-                <w:rStyle w:val="Hyperlink"/>
+                <w:rStyle w:val="a7"/>
               </w:rPr>
               <w:t>5.3.2 Работа СВП.</w:t>
             </w:r>
@@ -3595,7 +3583,7 @@
               <w:rPr>
                 <w:webHidden/>
               </w:rPr>
-              <w:t>68</w:t>
+              <w:t>70</w:t>
             </w:r>
             <w:r>
               <w:rPr>
@@ -3607,7 +3595,7 @@
         </w:p>
         <w:p>
           <w:pPr>
-            <w:pStyle w:val="TOC2"/>
+            <w:pStyle w:val="21"/>
             <w:rPr>
               <w:rFonts w:asciiTheme="minorHAnsi" w:eastAsiaTheme="minorEastAsia" w:hAnsiTheme="minorHAnsi" w:cstheme="minorBidi"/>
               <w:kern w:val="2"/>
@@ -3620,7 +3608,7 @@
           <w:hyperlink w:anchor="_Toc200974689" w:history="1">
             <w:r>
               <w:rPr>
-                <w:rStyle w:val="Hyperlink"/>
+                <w:rStyle w:val="a7"/>
               </w:rPr>
               <w:t>5.3.2 Устойчивость к отказам отдельных модулей.</w:t>
             </w:r>
@@ -3657,7 +3645,7 @@
               <w:rPr>
                 <w:webHidden/>
               </w:rPr>
-              <w:t>69</w:t>
+              <w:t>70</w:t>
             </w:r>
             <w:r>
               <w:rPr>
@@ -3669,7 +3657,7 @@
         </w:p>
         <w:p>
           <w:pPr>
-            <w:pStyle w:val="TOC2"/>
+            <w:pStyle w:val="21"/>
             <w:rPr>
               <w:rFonts w:asciiTheme="minorHAnsi" w:eastAsiaTheme="minorEastAsia" w:hAnsiTheme="minorHAnsi" w:cstheme="minorBidi"/>
               <w:kern w:val="2"/>
@@ -3682,7 +3670,7 @@
           <w:hyperlink w:anchor="_Toc200974690" w:history="1">
             <w:r>
               <w:rPr>
-                <w:rStyle w:val="Hyperlink"/>
+                <w:rStyle w:val="a7"/>
               </w:rPr>
               <w:t>5.3.3 Следование по заданному курсу.</w:t>
             </w:r>
@@ -3719,7 +3707,7 @@
               <w:rPr>
                 <w:webHidden/>
               </w:rPr>
-              <w:t>69</w:t>
+              <w:t>70</w:t>
             </w:r>
             <w:r>
               <w:rPr>
@@ -3731,7 +3719,7 @@
         </w:p>
         <w:p>
           <w:pPr>
-            <w:pStyle w:val="TOC2"/>
+            <w:pStyle w:val="21"/>
             <w:rPr>
               <w:rFonts w:asciiTheme="minorHAnsi" w:eastAsiaTheme="minorEastAsia" w:hAnsiTheme="minorHAnsi" w:cstheme="minorBidi"/>
               <w:kern w:val="2"/>
@@ -3744,7 +3732,7 @@
           <w:hyperlink w:anchor="_Toc200974691" w:history="1">
             <w:r>
               <w:rPr>
-                <w:rStyle w:val="Hyperlink"/>
+                <w:rStyle w:val="a7"/>
               </w:rPr>
               <w:t>5.3.4 Обход препятствий.</w:t>
             </w:r>
@@ -3770,18 +3758,15 @@
               <w:rPr>
                 <w:webHidden/>
               </w:rPr>
-            </w:r>
-            <w:r>
-              <w:rPr>
+              <w:fldChar w:fldCharType="separate"/>
+            </w:r>
+            <w:r>
+              <w:rPr>
+                <w:b/>
+                <w:bCs/>
                 <w:webHidden/>
               </w:rPr>
-              <w:fldChar w:fldCharType="separate"/>
-            </w:r>
-            <w:r>
-              <w:rPr>
-                <w:webHidden/>
-              </w:rPr>
-              <w:t>69</w:t>
+              <w:t>Ошибка! Закладка не определена.</w:t>
             </w:r>
             <w:r>
               <w:rPr>
@@ -3793,7 +3778,7 @@
         </w:p>
         <w:p>
           <w:pPr>
-            <w:pStyle w:val="TOC2"/>
+            <w:pStyle w:val="21"/>
             <w:rPr>
               <w:rFonts w:asciiTheme="minorHAnsi" w:eastAsiaTheme="minorEastAsia" w:hAnsiTheme="minorHAnsi" w:cstheme="minorBidi"/>
               <w:kern w:val="2"/>
@@ -3806,7 +3791,7 @@
           <w:hyperlink w:anchor="_Toc200974692" w:history="1">
             <w:r>
               <w:rPr>
-                <w:rStyle w:val="Hyperlink"/>
+                <w:rStyle w:val="a7"/>
               </w:rPr>
               <w:t>Выводы</w:t>
             </w:r>
@@ -3843,7 +3828,7 @@
               <w:rPr>
                 <w:webHidden/>
               </w:rPr>
-              <w:t>70</w:t>
+              <w:t>71</w:t>
             </w:r>
             <w:r>
               <w:rPr>
@@ -3855,7 +3840,7 @@
         </w:p>
         <w:p>
           <w:pPr>
-            <w:pStyle w:val="TOC1"/>
+            <w:pStyle w:val="11"/>
             <w:rPr>
               <w:rFonts w:asciiTheme="minorHAnsi" w:eastAsiaTheme="minorEastAsia" w:hAnsiTheme="minorHAnsi" w:cstheme="minorBidi"/>
               <w:kern w:val="2"/>
@@ -3868,7 +3853,7 @@
           <w:hyperlink w:anchor="_Toc200974693" w:history="1">
             <w:r>
               <w:rPr>
-                <w:rStyle w:val="Hyperlink"/>
+                <w:rStyle w:val="a7"/>
               </w:rPr>
               <w:t>ЗАКЛЮЧЕНИЕ</w:t>
             </w:r>
@@ -3905,7 +3890,7 @@
               <w:rPr>
                 <w:webHidden/>
               </w:rPr>
-              <w:t>71</w:t>
+              <w:t>72</w:t>
             </w:r>
             <w:r>
               <w:rPr>
@@ -3917,7 +3902,7 @@
         </w:p>
         <w:p>
           <w:pPr>
-            <w:pStyle w:val="TOC1"/>
+            <w:pStyle w:val="11"/>
             <w:rPr>
               <w:rFonts w:asciiTheme="minorHAnsi" w:eastAsiaTheme="minorEastAsia" w:hAnsiTheme="minorHAnsi" w:cstheme="minorBidi"/>
               <w:kern w:val="2"/>
@@ -3930,7 +3915,7 @@
           <w:hyperlink w:anchor="_Toc200974694" w:history="1">
             <w:r>
               <w:rPr>
-                <w:rStyle w:val="Hyperlink"/>
+                <w:rStyle w:val="a7"/>
               </w:rPr>
               <w:t>СПИСОК ИСПОЛЬЗОВАННЫХ ИСТОЧНИКОВ</w:t>
             </w:r>
@@ -3967,7 +3952,7 @@
               <w:rPr>
                 <w:webHidden/>
               </w:rPr>
-              <w:t>72</w:t>
+              <w:t>73</w:t>
             </w:r>
             <w:r>
               <w:rPr>
@@ -3979,7 +3964,7 @@
         </w:p>
         <w:p>
           <w:pPr>
-            <w:pStyle w:val="TOC1"/>
+            <w:pStyle w:val="11"/>
             <w:rPr>
               <w:rFonts w:asciiTheme="minorHAnsi" w:eastAsiaTheme="minorEastAsia" w:hAnsiTheme="minorHAnsi" w:cstheme="minorBidi"/>
               <w:kern w:val="2"/>
@@ -3992,20 +3977,20 @@
           <w:hyperlink w:anchor="_Toc200974695" w:history="1">
             <w:r>
               <w:rPr>
-                <w:rStyle w:val="Hyperlink"/>
+                <w:rStyle w:val="a7"/>
               </w:rPr>
               <w:t>ПРИЛОЖЕНИЕ А</w:t>
             </w:r>
             <w:r>
               <w:rPr>
-                <w:rStyle w:val="Hyperlink"/>
+                <w:rStyle w:val="a7"/>
                 <w:lang w:val="en-US"/>
               </w:rPr>
               <w:t xml:space="preserve"> – </w:t>
             </w:r>
             <w:r>
               <w:rPr>
-                <w:rStyle w:val="Hyperlink"/>
+                <w:rStyle w:val="a7"/>
               </w:rPr>
               <w:t>Графическая часть диплома</w:t>
             </w:r>
@@ -4042,7 +4027,7 @@
               <w:rPr>
                 <w:webHidden/>
               </w:rPr>
-              <w:t>73</w:t>
+              <w:t>74</w:t>
             </w:r>
             <w:r>
               <w:rPr>
@@ -4103,7 +4088,7 @@
     </w:p>
     <w:p>
       <w:pPr>
-        <w:pStyle w:val="Heading1"/>
+        <w:pStyle w:val="1"/>
         <w:spacing w:after="0"/>
         <w:rPr>
           <w:szCs w:val="28"/>
@@ -4763,7 +4748,7 @@
     </w:p>
     <w:p>
       <w:pPr>
-        <w:pStyle w:val="Heading1"/>
+        <w:pStyle w:val="1"/>
         <w:spacing w:after="0"/>
       </w:pPr>
       <w:bookmarkStart w:id="12" w:name="_Toc9875374"/>
@@ -5334,7 +5319,6 @@
         <w:rPr>
           <w:szCs w:val="28"/>
         </w:rPr>
-        <w:lastRenderedPageBreak/>
         <w:t>– чертеж печатн</w:t>
       </w:r>
       <w:r>
@@ -5382,6 +5366,7 @@
         <w:rPr>
           <w:szCs w:val="28"/>
         </w:rPr>
+        <w:lastRenderedPageBreak/>
         <w:t>– сборочны</w:t>
       </w:r>
       <w:r>
@@ -5935,26 +5920,32 @@
           <w:bCs/>
           <w:szCs w:val="28"/>
         </w:rPr>
+        <w:t>пятой</w:t>
+      </w:r>
+      <w:r>
+        <w:rPr>
+          <w:szCs w:val="28"/>
+        </w:rPr>
+        <w:t>, заключительной</w:t>
+      </w:r>
+      <w:r>
+        <w:rPr>
+          <w:szCs w:val="28"/>
+        </w:rPr>
+        <w:t>,</w:t>
+      </w:r>
+      <w:r>
+        <w:rPr>
+          <w:szCs w:val="28"/>
+        </w:rPr>
+        <w:t xml:space="preserve"> главе был прокомментирован про</w:t>
+      </w:r>
+      <w:r>
+        <w:rPr>
+          <w:szCs w:val="28"/>
+        </w:rPr>
         <w:lastRenderedPageBreak/>
-        <w:t>пятой</w:t>
-      </w:r>
-      <w:r>
-        <w:rPr>
-          <w:szCs w:val="28"/>
-        </w:rPr>
-        <w:t>, заключительной</w:t>
-      </w:r>
-      <w:r>
-        <w:rPr>
-          <w:szCs w:val="28"/>
-        </w:rPr>
-        <w:t>,</w:t>
-      </w:r>
-      <w:r>
-        <w:rPr>
-          <w:szCs w:val="28"/>
-        </w:rPr>
-        <w:t xml:space="preserve"> главе был прокомментирован процесс настройки </w:t>
+        <w:t xml:space="preserve">цесс настройки </w:t>
       </w:r>
       <w:r>
         <w:rPr>
@@ -5997,7 +5988,7 @@
     </w:p>
     <w:p>
       <w:pPr>
-        <w:pStyle w:val="Heading1"/>
+        <w:pStyle w:val="1"/>
         <w:spacing w:after="0"/>
         <w:ind w:left="709"/>
         <w:jc w:val="both"/>
@@ -6021,7 +6012,7 @@
     <w:p/>
     <w:p>
       <w:pPr>
-        <w:pStyle w:val="Heading2"/>
+        <w:pStyle w:val="2"/>
         <w:numPr>
           <w:ilvl w:val="1"/>
           <w:numId w:val="32"/>
@@ -6082,7 +6073,7 @@
       <w:hyperlink r:id="rId12" w:history="1">
         <w:r>
           <w:rPr>
-            <w:rStyle w:val="Hyperlink"/>
+            <w:rStyle w:val="a7"/>
             <w:bCs/>
             <w:szCs w:val="28"/>
           </w:rPr>
@@ -6143,7 +6134,7 @@
       <w:hyperlink r:id="rId13" w:history="1">
         <w:r>
           <w:rPr>
-            <w:rStyle w:val="Hyperlink"/>
+            <w:rStyle w:val="a7"/>
             <w:bCs/>
             <w:szCs w:val="28"/>
           </w:rPr>
@@ -6183,7 +6174,7 @@
       <w:hyperlink r:id="rId14" w:history="1">
         <w:r>
           <w:rPr>
-            <w:rStyle w:val="Hyperlink"/>
+            <w:rStyle w:val="a7"/>
             <w:bCs/>
             <w:szCs w:val="28"/>
           </w:rPr>
@@ -6244,7 +6235,7 @@
     </w:p>
     <w:tbl>
       <w:tblPr>
-        <w:tblStyle w:val="TableGrid"/>
+        <w:tblStyle w:val="ad"/>
         <w:tblW w:w="0" w:type="auto"/>
         <w:tblLook w:val="04A0" w:firstRow="1" w:lastRow="0" w:firstColumn="1" w:lastColumn="0" w:noHBand="0" w:noVBand="1"/>
       </w:tblPr>
@@ -6393,7 +6384,7 @@
             <w:hyperlink r:id="rId15" w:history="1">
               <w:r>
                 <w:rPr>
-                  <w:rStyle w:val="Hyperlink"/>
+                  <w:rStyle w:val="a7"/>
                 </w:rPr>
                 <w:t>4</w:t>
               </w:r>
@@ -6689,7 +6680,7 @@
     </w:p>
     <w:p>
       <w:pPr>
-        <w:pStyle w:val="ListParagraph"/>
+        <w:pStyle w:val="ab"/>
         <w:numPr>
           <w:ilvl w:val="0"/>
           <w:numId w:val="36"/>
@@ -6723,7 +6714,7 @@
     </w:p>
     <w:p>
       <w:pPr>
-        <w:pStyle w:val="ListParagraph"/>
+        <w:pStyle w:val="ab"/>
         <w:numPr>
           <w:ilvl w:val="0"/>
           <w:numId w:val="36"/>
@@ -6994,20 +6985,26 @@
         <w:rPr>
           <w:szCs w:val="28"/>
         </w:rPr>
+        <w:t>2000</w:t>
+      </w:r>
+      <w:r>
+        <w:rPr>
+          <w:szCs w:val="28"/>
+        </w:rPr>
+        <w:t xml:space="preserve"> мА</w:t>
+      </w:r>
+      <w:r>
+        <w:rPr>
+          <w:szCs w:val="28"/>
+        </w:rPr>
+        <w:t xml:space="preserve"> </w:t>
+      </w:r>
+      <w:r>
+        <w:rPr>
+          <w:szCs w:val="28"/>
+        </w:rPr>
         <w:lastRenderedPageBreak/>
-        <w:t>2000</w:t>
-      </w:r>
-      <w:r>
-        <w:rPr>
-          <w:szCs w:val="28"/>
-        </w:rPr>
-        <w:t xml:space="preserve"> мА</w:t>
-      </w:r>
-      <w:r>
-        <w:rPr>
-          <w:szCs w:val="28"/>
-        </w:rPr>
-        <w:t xml:space="preserve"> (</w:t>
+        <w:t>(</w:t>
       </w:r>
       <w:r>
         <w:rPr>
@@ -7170,7 +7167,7 @@
     </w:p>
     <w:p>
       <w:pPr>
-        <w:pStyle w:val="Heading2"/>
+        <w:pStyle w:val="2"/>
         <w:spacing w:before="0" w:after="0"/>
       </w:pPr>
       <w:bookmarkStart w:id="16" w:name="_Toc200974650"/>
@@ -7352,7 +7349,7 @@
     </w:p>
     <w:tbl>
       <w:tblPr>
-        <w:tblStyle w:val="TableGrid"/>
+        <w:tblStyle w:val="ad"/>
         <w:tblW w:w="0" w:type="auto"/>
         <w:tblLook w:val="04A0" w:firstRow="1" w:lastRow="0" w:firstColumn="1" w:lastColumn="0" w:noHBand="0" w:noVBand="1"/>
       </w:tblPr>
@@ -7729,7 +7726,7 @@
     </w:p>
     <w:p>
       <w:pPr>
-        <w:pStyle w:val="ListParagraph"/>
+        <w:pStyle w:val="ab"/>
         <w:numPr>
           <w:ilvl w:val="0"/>
           <w:numId w:val="35"/>
@@ -7749,7 +7746,7 @@
     </w:p>
     <w:p>
       <w:pPr>
-        <w:pStyle w:val="ListParagraph"/>
+        <w:pStyle w:val="ab"/>
         <w:numPr>
           <w:ilvl w:val="0"/>
           <w:numId w:val="35"/>
@@ -7851,7 +7848,7 @@
     </w:p>
     <w:tbl>
       <w:tblPr>
-        <w:tblStyle w:val="TableGrid"/>
+        <w:tblStyle w:val="ad"/>
         <w:tblW w:w="0" w:type="auto"/>
         <w:tblLayout w:type="fixed"/>
         <w:tblLook w:val="04A0" w:firstRow="1" w:lastRow="0" w:firstColumn="1" w:lastColumn="0" w:noHBand="0" w:noVBand="1"/>
@@ -9250,7 +9247,7 @@
     </w:p>
     <w:p>
       <w:pPr>
-        <w:pStyle w:val="Heading2"/>
+        <w:pStyle w:val="2"/>
         <w:spacing w:before="0" w:after="0"/>
       </w:pPr>
       <w:bookmarkStart w:id="17" w:name="_Toc200974651"/>
@@ -9378,7 +9375,7 @@
     </w:p>
     <w:p>
       <w:pPr>
-        <w:pStyle w:val="Heading2"/>
+        <w:pStyle w:val="2"/>
         <w:spacing w:before="0" w:after="0"/>
         <w:ind w:left="709" w:firstLine="0"/>
       </w:pPr>
@@ -9814,7 +9811,7 @@
     </w:p>
     <w:p>
       <w:pPr>
-        <w:pStyle w:val="Heading2"/>
+        <w:pStyle w:val="2"/>
         <w:spacing w:before="0" w:after="0"/>
       </w:pPr>
       <w:bookmarkStart w:id="19" w:name="_Toc200974653"/>
@@ -16633,11 +16630,11 @@
         <w:tblLook w:val="04A0" w:firstRow="1" w:lastRow="0" w:firstColumn="1" w:lastColumn="0" w:noHBand="0" w:noVBand="1"/>
       </w:tblPr>
       <w:tblGrid>
-        <w:gridCol w:w="1654"/>
+        <w:gridCol w:w="1669"/>
         <w:gridCol w:w="2177"/>
-        <w:gridCol w:w="1899"/>
-        <w:gridCol w:w="1742"/>
-        <w:gridCol w:w="2167"/>
+        <w:gridCol w:w="1828"/>
+        <w:gridCol w:w="1769"/>
+        <w:gridCol w:w="2196"/>
       </w:tblGrid>
       <w:tr>
         <w:tc>
@@ -18796,7 +18793,6 @@
     <w:p/>
     <w:p>
       <w:r>
-        <w:lastRenderedPageBreak/>
         <w:t xml:space="preserve">Данные </w:t>
       </w:r>
       <w:r>
@@ -18820,6 +18816,7 @@
           <w:bCs/>
           <w:szCs w:val="28"/>
         </w:rPr>
+        <w:lastRenderedPageBreak/>
         <w:t>1.</w:t>
       </w:r>
     </w:p>
@@ -19013,7 +19010,7 @@
                           <w:txbxContent>
                             <w:p>
                               <w:pPr>
-                                <w:pStyle w:val="NormalWeb"/>
+                                <w:pStyle w:val="af1"/>
                                 <w:jc w:val="center"/>
                               </w:pPr>
                               <w:r>
@@ -19050,7 +19047,7 @@
                           <w:txbxContent>
                             <w:p>
                               <w:pPr>
-                                <w:pStyle w:val="NormalWeb"/>
+                                <w:pStyle w:val="af1"/>
                                 <w:jc w:val="center"/>
                               </w:pPr>
                               <w:r>
@@ -19119,7 +19116,7 @@
                           <w:txbxContent>
                             <w:p>
                               <w:pPr>
-                                <w:pStyle w:val="NormalWeb"/>
+                                <w:pStyle w:val="af1"/>
                                 <w:ind w:left="0" w:firstLine="0"/>
                                 <w:rPr>
                                   <w:rFonts w:asciiTheme="minorHAnsi" w:hAnsi="Calibri" w:cstheme="minorBidi"/>
@@ -19200,7 +19197,7 @@
                             </w:p>
                             <w:p>
                               <w:pPr>
-                                <w:pStyle w:val="NormalWeb"/>
+                                <w:pStyle w:val="af1"/>
                                 <w:ind w:left="0" w:firstLine="0"/>
                                 <w:rPr>
                                   <w:bCs/>
@@ -19233,7 +19230,7 @@
                           <w:txbxContent>
                             <w:p>
                               <w:pPr>
-                                <w:pStyle w:val="NormalWeb"/>
+                                <w:pStyle w:val="af1"/>
                                 <w:ind w:left="0" w:firstLine="0"/>
                                 <w:rPr>
                                   <w:bCs/>
@@ -19279,7 +19276,7 @@
                           <w:txbxContent>
                             <w:p>
                               <w:pPr>
-                                <w:pStyle w:val="NormalWeb"/>
+                                <w:pStyle w:val="af1"/>
                                 <w:ind w:left="0" w:firstLine="0"/>
                                 <w:rPr>
                                   <w:bCs/>
@@ -19339,7 +19336,7 @@
                           <w:txbxContent>
                             <w:p>
                               <w:pPr>
-                                <w:pStyle w:val="NormalWeb"/>
+                                <w:pStyle w:val="af1"/>
                                 <w:ind w:left="0" w:firstLine="0"/>
                                 <w:rPr>
                                   <w:bCs/>
@@ -19430,7 +19427,7 @@
                     <w:txbxContent>
                       <w:p>
                         <w:pPr>
-                          <w:pStyle w:val="NormalWeb"/>
+                          <w:pStyle w:val="af1"/>
                           <w:jc w:val="center"/>
                         </w:pPr>
                         <w:r>
@@ -19452,7 +19449,7 @@
                     <w:txbxContent>
                       <w:p>
                         <w:pPr>
-                          <w:pStyle w:val="NormalWeb"/>
+                          <w:pStyle w:val="af1"/>
                           <w:jc w:val="center"/>
                         </w:pPr>
                         <w:r>
@@ -19506,7 +19503,7 @@
                     <w:txbxContent>
                       <w:p>
                         <w:pPr>
-                          <w:pStyle w:val="NormalWeb"/>
+                          <w:pStyle w:val="af1"/>
                           <w:ind w:left="0" w:firstLine="0"/>
                           <w:rPr>
                             <w:rFonts w:asciiTheme="minorHAnsi" w:hAnsi="Calibri" w:cstheme="minorBidi"/>
@@ -19587,7 +19584,7 @@
                       </w:p>
                       <w:p>
                         <w:pPr>
-                          <w:pStyle w:val="NormalWeb"/>
+                          <w:pStyle w:val="af1"/>
                           <w:ind w:left="0" w:firstLine="0"/>
                           <w:rPr>
                             <w:bCs/>
@@ -19605,7 +19602,7 @@
                     <w:txbxContent>
                       <w:p>
                         <w:pPr>
-                          <w:pStyle w:val="NormalWeb"/>
+                          <w:pStyle w:val="af1"/>
                           <w:ind w:left="0" w:firstLine="0"/>
                           <w:rPr>
                             <w:bCs/>
@@ -19636,7 +19633,7 @@
                     <w:txbxContent>
                       <w:p>
                         <w:pPr>
-                          <w:pStyle w:val="NormalWeb"/>
+                          <w:pStyle w:val="af1"/>
                           <w:ind w:left="0" w:firstLine="0"/>
                           <w:rPr>
                             <w:bCs/>
@@ -19681,7 +19678,7 @@
                     <w:txbxContent>
                       <w:p>
                         <w:pPr>
-                          <w:pStyle w:val="NormalWeb"/>
+                          <w:pStyle w:val="af1"/>
                           <w:ind w:left="0" w:firstLine="0"/>
                           <w:rPr>
                             <w:bCs/>
@@ -19841,7 +19838,7 @@
     </w:p>
     <w:p>
       <w:pPr>
-        <w:pStyle w:val="ListParagraph"/>
+        <w:pStyle w:val="ab"/>
         <w:numPr>
           <w:ilvl w:val="0"/>
           <w:numId w:val="33"/>
@@ -19856,7 +19853,7 @@
     </w:p>
     <w:p>
       <w:pPr>
-        <w:pStyle w:val="ListParagraph"/>
+        <w:pStyle w:val="ab"/>
         <w:numPr>
           <w:ilvl w:val="0"/>
           <w:numId w:val="33"/>
@@ -19868,7 +19865,7 @@
     </w:p>
     <w:p>
       <w:pPr>
-        <w:pStyle w:val="ListParagraph"/>
+        <w:pStyle w:val="ab"/>
         <w:numPr>
           <w:ilvl w:val="0"/>
           <w:numId w:val="33"/>
@@ -19880,7 +19877,7 @@
     </w:p>
     <w:p>
       <w:pPr>
-        <w:pStyle w:val="ListParagraph"/>
+        <w:pStyle w:val="ab"/>
         <w:numPr>
           <w:ilvl w:val="0"/>
           <w:numId w:val="33"/>
@@ -19904,14 +19901,13 @@
     </w:p>
     <w:p>
       <w:pPr>
-        <w:pStyle w:val="ListParagraph"/>
+        <w:pStyle w:val="ab"/>
         <w:numPr>
           <w:ilvl w:val="0"/>
           <w:numId w:val="33"/>
         </w:numPr>
       </w:pPr>
       <w:r>
-        <w:lastRenderedPageBreak/>
         <w:t>В качестве материала корпуса использовать диэлектрика с низкой поглощающей способностью сигналов на частоте 2.4 ГГц.</w:t>
       </w:r>
     </w:p>
@@ -19923,12 +19919,13 @@
         <w:jc w:val="left"/>
       </w:pPr>
       <w:r>
+        <w:lastRenderedPageBreak/>
         <w:br w:type="page"/>
       </w:r>
     </w:p>
     <w:p>
       <w:pPr>
-        <w:pStyle w:val="ListParagraph"/>
+        <w:pStyle w:val="ab"/>
         <w:numPr>
           <w:ilvl w:val="0"/>
           <w:numId w:val="33"/>
@@ -19937,7 +19934,7 @@
     </w:p>
     <w:p>
       <w:pPr>
-        <w:pStyle w:val="Heading2"/>
+        <w:pStyle w:val="2"/>
         <w:spacing w:before="0" w:after="0"/>
         <w:ind w:left="709" w:firstLine="0"/>
       </w:pPr>
@@ -21614,7 +21611,7 @@
             </w:pPr>
             <w:r>
               <w:rPr>
-                <w:rStyle w:val="Strong"/>
+                <w:rStyle w:val="affe"/>
                 <w:sz w:val="23"/>
                 <w:szCs w:val="23"/>
               </w:rPr>
@@ -21626,7 +21623,21 @@
                 <w:szCs w:val="23"/>
               </w:rPr>
               <w:br/>
-              <w:t xml:space="preserve">- Выход из сторя акселерометра </w:t>
+              <w:t xml:space="preserve">- Выход из </w:t>
+            </w:r>
+            <w:r>
+              <w:rPr>
+                <w:sz w:val="23"/>
+                <w:szCs w:val="23"/>
+              </w:rPr>
+              <w:t>строя</w:t>
+            </w:r>
+            <w:r>
+              <w:rPr>
+                <w:sz w:val="23"/>
+                <w:szCs w:val="23"/>
+              </w:rPr>
+              <w:t xml:space="preserve"> акселерометра </w:t>
             </w:r>
           </w:p>
           <w:p>
@@ -21659,7 +21670,7 @@
             </w:r>
             <w:r>
               <w:rPr>
-                <w:rStyle w:val="Strong"/>
+                <w:rStyle w:val="affe"/>
                 <w:sz w:val="23"/>
                 <w:szCs w:val="23"/>
               </w:rPr>
@@ -21832,7 +21843,21 @@
                 <w:sz w:val="23"/>
                 <w:szCs w:val="23"/>
               </w:rPr>
-              <w:t>- Защита механимов от пыли (антистатическое покрытие).</w:t>
+              <w:t xml:space="preserve">- Защита </w:t>
+            </w:r>
+            <w:r>
+              <w:rPr>
+                <w:sz w:val="23"/>
+                <w:szCs w:val="23"/>
+              </w:rPr>
+              <w:t>механизмов</w:t>
+            </w:r>
+            <w:r>
+              <w:rPr>
+                <w:sz w:val="23"/>
+                <w:szCs w:val="23"/>
+              </w:rPr>
+              <w:t xml:space="preserve"> от пыли (антистатическое покрытие).</w:t>
             </w:r>
             <w:r>
               <w:rPr>
@@ -22004,7 +22029,7 @@
             </w:pPr>
             <w:r>
               <w:rPr>
-                <w:rStyle w:val="Strong"/>
+                <w:rStyle w:val="affe"/>
                 <w:sz w:val="23"/>
                 <w:szCs w:val="23"/>
               </w:rPr>
@@ -22074,7 +22099,7 @@
     </w:p>
     <w:p>
       <w:pPr>
-        <w:pStyle w:val="Heading2"/>
+        <w:pStyle w:val="2"/>
         <w:spacing w:before="0" w:after="0"/>
       </w:pPr>
       <w:bookmarkStart w:id="21" w:name="_Toc200974655"/>
@@ -22170,7 +22195,7 @@
     </w:p>
     <w:p>
       <w:pPr>
-        <w:pStyle w:val="Heading1"/>
+        <w:pStyle w:val="1"/>
         <w:spacing w:after="0"/>
         <w:ind w:firstLine="709"/>
         <w:jc w:val="both"/>
@@ -22194,7 +22219,7 @@
     <w:p/>
     <w:p>
       <w:pPr>
-        <w:pStyle w:val="Heading2"/>
+        <w:pStyle w:val="2"/>
         <w:spacing w:before="0" w:after="0"/>
       </w:pPr>
       <w:bookmarkStart w:id="23" w:name="_Toc200974657"/>
@@ -22469,7 +22494,7 @@
     </w:p>
     <w:p>
       <w:pPr>
-        <w:pStyle w:val="Heading2"/>
+        <w:pStyle w:val="2"/>
         <w:spacing w:before="0" w:after="0"/>
       </w:pPr>
       <w:bookmarkStart w:id="24" w:name="_Toc200974658"/>
@@ -22658,7 +22683,7 @@
     </w:p>
     <w:p>
       <w:pPr>
-        <w:pStyle w:val="Heading2"/>
+        <w:pStyle w:val="2"/>
         <w:ind w:left="709" w:firstLine="0"/>
       </w:pPr>
       <w:r>
@@ -29418,7 +29443,7 @@
     </w:p>
     <w:p>
       <w:pPr>
-        <w:pStyle w:val="Heading2"/>
+        <w:pStyle w:val="2"/>
       </w:pPr>
       <w:r>
         <w:lastRenderedPageBreak/>
@@ -29428,7 +29453,10 @@
         <w:t xml:space="preserve">Алгоритм работы </w:t>
       </w:r>
       <w:r>
-        <w:t>автоматизированого подводного дрона</w:t>
+        <w:t>автоматизированного</w:t>
+      </w:r>
+      <w:r>
+        <w:t xml:space="preserve"> подводного дрона</w:t>
       </w:r>
       <w:r>
         <w:t>.</w:t>
@@ -29436,7 +29464,13 @@
     </w:p>
     <w:p>
       <w:r>
-        <w:t xml:space="preserve">Сразу после поодачи питания происходит инициализация </w:t>
+        <w:t xml:space="preserve">Сразу после </w:t>
+      </w:r>
+      <w:r>
+        <w:t>подачи</w:t>
+      </w:r>
+      <w:r>
+        <w:t xml:space="preserve"> питания происходит инициализация </w:t>
       </w:r>
       <w:r>
         <w:rPr>
@@ -29463,7 +29497,10 @@
         <w:t>GPS</w:t>
       </w:r>
       <w:r>
-        <w:t xml:space="preserve"> и магнитометра..</w:t>
+        <w:t xml:space="preserve"> и </w:t>
+      </w:r>
+      <w:r>
+        <w:t>магнитометра.</w:t>
       </w:r>
     </w:p>
     <w:p>
@@ -29471,10 +29508,22 @@
         <w:t xml:space="preserve">После инициализации </w:t>
       </w:r>
       <w:r>
-        <w:t>датчиков, в случае их успешной инициализации запускается инициализация моторв. В результате которой на каждый из четырёх моторов подаются сигналы питания</w:t>
-      </w:r>
-      <w:r>
-        <w:t xml:space="preserve"> вызывая их вращение либо подачу характерного свукового сигнала.</w:t>
+        <w:t xml:space="preserve">датчиков, в случае их успешной инициализации запускается инициализация </w:t>
+      </w:r>
+      <w:r>
+        <w:t>моторов</w:t>
+      </w:r>
+      <w:r>
+        <w:t>. В результате которой на каждый из четырёх моторов подаются сигналы питания</w:t>
+      </w:r>
+      <w:r>
+        <w:t xml:space="preserve"> вызывая их вращение либо подачу характерного </w:t>
+      </w:r>
+      <w:r>
+        <w:t>звукового</w:t>
+      </w:r>
+      <w:r>
+        <w:t xml:space="preserve"> сигнала.</w:t>
       </w:r>
     </w:p>
     <w:p>
@@ -29483,7 +29532,19 @@
       </w:pPr>
       <w:r>
         <w:tab/>
-        <w:t xml:space="preserve">При успешной инициализации датчиков запускается основной цикл программы. Программа по очерёдно обрадатывает данные от приёмо-передатчика, магнитометра, гироскопа-акселерометра, </w:t>
+        <w:t xml:space="preserve">При успешной инициализации датчиков запускается основной цикл программы. Программа по </w:t>
+      </w:r>
+      <w:r>
+        <w:t>очередной</w:t>
+      </w:r>
+      <w:r>
+        <w:t xml:space="preserve"> </w:t>
+      </w:r>
+      <w:r>
+        <w:t>обрабатывает</w:t>
+      </w:r>
+      <w:r>
+        <w:t xml:space="preserve"> данные от приёмо-передатчика, магнитометра, гироскопа-акселерометра, </w:t>
       </w:r>
       <w:r>
         <w:rPr>
@@ -29504,7 +29565,19 @@
       </w:pPr>
       <w:r>
         <w:tab/>
-        <w:t>Схемы алгритма работы утройства представлены на рисунках 2.3 – 2.Х</w:t>
+        <w:t xml:space="preserve">Схемы </w:t>
+      </w:r>
+      <w:r>
+        <w:t>алгоритма</w:t>
+      </w:r>
+      <w:r>
+        <w:t xml:space="preserve"> работы </w:t>
+      </w:r>
+      <w:r>
+        <w:t>устройства</w:t>
+      </w:r>
+      <w:r>
+        <w:t xml:space="preserve"> представлены на рисунках 2.3 – 2.Х</w:t>
       </w:r>
       <w:r>
         <w:t>.</w:t>
@@ -29531,7 +29604,7 @@
     </w:p>
     <w:p>
       <w:pPr>
-        <w:pStyle w:val="Heading2"/>
+        <w:pStyle w:val="2"/>
         <w:spacing w:before="0" w:after="0"/>
       </w:pPr>
       <w:r>
@@ -29615,7 +29688,7 @@
     </w:p>
     <w:p>
       <w:pPr>
-        <w:pStyle w:val="Heading1"/>
+        <w:pStyle w:val="1"/>
         <w:spacing w:after="0"/>
         <w:ind w:left="709"/>
         <w:jc w:val="both"/>
@@ -29642,7 +29715,7 @@
     <w:p/>
     <w:p>
       <w:pPr>
-        <w:pStyle w:val="Heading2"/>
+        <w:pStyle w:val="2"/>
         <w:spacing w:before="0" w:after="0"/>
       </w:pPr>
       <w:bookmarkStart w:id="29" w:name="_Toc200974662"/>
@@ -30097,7 +30170,7 @@
     </w:p>
     <w:p>
       <w:pPr>
-        <w:pStyle w:val="Heading2"/>
+        <w:pStyle w:val="2"/>
         <w:spacing w:before="0" w:after="0"/>
       </w:pPr>
       <w:bookmarkStart w:id="30" w:name="_Toc200974663"/>
@@ -30310,13 +30383,22 @@
     </w:p>
     <w:p>
       <w:r>
-        <w:t>В собраном виде корпус обеспечивает жёсткую фиксацию</w:t>
+        <w:t xml:space="preserve">В </w:t>
+      </w:r>
+      <w:r>
+        <w:t>собранном</w:t>
+      </w:r>
+      <w:r>
+        <w:t xml:space="preserve"> виде корпус обеспечивает жёсткую фиксацию</w:t>
       </w:r>
       <w:r>
         <w:t xml:space="preserve"> </w:t>
       </w:r>
       <w:r>
-        <w:t>пеатной платы, и е</w:t>
+        <w:t>печатной</w:t>
+      </w:r>
+      <w:r>
+        <w:t xml:space="preserve"> платы, и е</w:t>
       </w:r>
       <w:r>
         <w:t>ё</w:t>
@@ -30334,10 +30416,52 @@
         <w:t>,</w:t>
       </w:r>
       <w:r>
-        <w:t xml:space="preserve"> в нутри корпуса присутствуют механические соединения обеспечивающие передачу крутящих моментов от мотороов к поршням СВП и таговым винтам.</w:t>
-      </w:r>
-      <w:r>
-        <w:t xml:space="preserve"> Между винтами и внутреней шестернёй будет глухая стенка обеспечивающая полную водо непроницаемость. Передача крутящего момента обеспечивается за счёт магнитных сил между внешним валом и внутреней шестернёй.</w:t>
+        <w:t xml:space="preserve"> в</w:t>
+      </w:r>
+      <w:r>
+        <w:t>нутри</w:t>
+      </w:r>
+      <w:r>
+        <w:t xml:space="preserve"> корпуса присутствуют механические соединения</w:t>
+      </w:r>
+      <w:r>
+        <w:t>,</w:t>
+      </w:r>
+      <w:r>
+        <w:t xml:space="preserve"> обеспечивающие передачу крутящих моментов от </w:t>
+      </w:r>
+      <w:r>
+        <w:t>моторов</w:t>
+      </w:r>
+      <w:r>
+        <w:t xml:space="preserve"> к поршням СВП и </w:t>
+      </w:r>
+      <w:r>
+        <w:t>тяговым</w:t>
+      </w:r>
+      <w:r>
+        <w:t xml:space="preserve"> винтам.</w:t>
+      </w:r>
+      <w:r>
+        <w:t xml:space="preserve"> Между винтами и </w:t>
+      </w:r>
+      <w:r>
+        <w:t>внутренней</w:t>
+      </w:r>
+      <w:r>
+        <w:t xml:space="preserve"> шестернёй будет глухая стенка</w:t>
+      </w:r>
+      <w:r>
+        <w:t>,</w:t>
+      </w:r>
+      <w:r>
+        <w:t xml:space="preserve"> обеспечивающая полную водонепроницаемость. Передача крутящего момента обеспечивается за счёт магнитных сил между внешним валом и </w:t>
+      </w:r>
+      <w:r>
+        <w:t>внутренней</w:t>
+      </w:r>
+      <w:r>
+        <w:t xml:space="preserve"> шестернёй.</w:t>
       </w:r>
     </w:p>
     <w:p/>
@@ -30361,7 +30485,7 @@
     </w:p>
     <w:p>
       <w:pPr>
-        <w:pStyle w:val="Heading2"/>
+        <w:pStyle w:val="2"/>
         <w:spacing w:before="0" w:after="0"/>
       </w:pPr>
       <w:bookmarkStart w:id="31" w:name="_Toc200974664"/>
@@ -30433,7 +30557,6 @@
         <w:ind w:firstLine="0"/>
         <w:rPr>
           <w:color w:val="000000" w:themeColor="text1"/>
-          <w:lang w:val="en-US"/>
         </w:rPr>
       </w:pPr>
       <w:r>
@@ -30472,7 +30595,19 @@
         <w:rPr>
           <w:color w:val="000000" w:themeColor="text1"/>
         </w:rPr>
-        <w:t xml:space="preserve">карты и приёмо-передатчик устанавливаются в разъёмы </w:t>
+        <w:t xml:space="preserve">карты и </w:t>
+      </w:r>
+      <w:r>
+        <w:rPr>
+          <w:color w:val="000000" w:themeColor="text1"/>
+        </w:rPr>
+        <w:t>приёмо-передатчик</w:t>
+      </w:r>
+      <w:r>
+        <w:rPr>
+          <w:color w:val="000000" w:themeColor="text1"/>
+        </w:rPr>
+        <w:t xml:space="preserve"> устанавливаются в разъёмы </w:t>
       </w:r>
       <w:r>
         <w:rPr>
@@ -30501,7 +30636,6 @@
       <w:r>
         <w:rPr>
           <w:color w:val="000000" w:themeColor="text1"/>
-          <w:lang w:val="en-US"/>
         </w:rPr>
         <w:tab/>
       </w:r>
@@ -30691,7 +30825,23 @@
           <w:szCs w:val="24"/>
         </w:rPr>
         <w:tab/>
-        <w:t xml:space="preserve">Аккумуляторная баттарея подсоединяется к печатной плате через разъём </w:t>
+        <w:t xml:space="preserve">Аккумуляторная </w:t>
+      </w:r>
+      <w:r>
+        <w:rPr>
+          <w:iCs/>
+          <w:sz w:val="24"/>
+          <w:szCs w:val="24"/>
+        </w:rPr>
+        <w:t>батарея</w:t>
+      </w:r>
+      <w:r>
+        <w:rPr>
+          <w:iCs/>
+          <w:sz w:val="24"/>
+          <w:szCs w:val="24"/>
+        </w:rPr>
+        <w:t xml:space="preserve"> подсоединяется к печатной плате через разъём </w:t>
       </w:r>
       <w:r>
         <w:rPr>
@@ -30716,7 +30866,23 @@
           <w:sz w:val="24"/>
           <w:szCs w:val="24"/>
         </w:rPr>
-        <w:t>который может выдержить максимальный ток потребления в 8 А.</w:t>
+        <w:t xml:space="preserve">который может </w:t>
+      </w:r>
+      <w:r>
+        <w:rPr>
+          <w:iCs/>
+          <w:sz w:val="24"/>
+          <w:szCs w:val="24"/>
+        </w:rPr>
+        <w:t>выдержит</w:t>
+      </w:r>
+      <w:r>
+        <w:rPr>
+          <w:iCs/>
+          <w:sz w:val="24"/>
+          <w:szCs w:val="24"/>
+        </w:rPr>
+        <w:t xml:space="preserve"> максимальный ток потребления в 8 А.</w:t>
       </w:r>
     </w:p>
     <w:p>
@@ -30739,7 +30905,7 @@
     </w:p>
     <w:p>
       <w:pPr>
-        <w:pStyle w:val="Heading2"/>
+        <w:pStyle w:val="2"/>
         <w:spacing w:before="0" w:after="0"/>
       </w:pPr>
       <w:bookmarkStart w:id="32" w:name="_Toc200974665"/>
@@ -30768,7 +30934,19 @@
         <w:widowControl/>
       </w:pPr>
       <w:r>
-        <w:t>Электронная ячейка защищена от внешних механических воздействий внешним корпусом, который впервую очередь гасит ударные нагрузки. Также корпус выполнениз водонепроницаемого материала, что обеспечивает защиту корпуса от воздействия влаги.</w:t>
+        <w:t xml:space="preserve">Электронная ячейка защищена от внешних механических воздействий внешним корпусом, который </w:t>
+      </w:r>
+      <w:r>
+        <w:t>в первую</w:t>
+      </w:r>
+      <w:r>
+        <w:t xml:space="preserve"> очередь гасит ударные нагрузки. Также корпус </w:t>
+      </w:r>
+      <w:r>
+        <w:t>выполнение</w:t>
+      </w:r>
+      <w:r>
+        <w:t xml:space="preserve"> водонепроницаемого материала, что обеспечивает защиту корпуса от воздействия влаги.</w:t>
       </w:r>
     </w:p>
     <w:p>
@@ -30776,7 +30954,19 @@
         <w:widowControl/>
       </w:pPr>
       <w:r>
-        <w:t xml:space="preserve"> Электронная ячейка размещена на основании на демфирующихкольцах для защиты от вибрационных нагрузок, создаваемых в первую очередь моторами и тяговыми винтами. Дополнительное демфирование применяется для гироскопа-акселерометра для снижения воздействующих на него перегрузок до его рабочего диапазона в целях повышение точности позиционирования.</w:t>
+        <w:t xml:space="preserve"> Электронная ячейка размещена на основании на </w:t>
+      </w:r>
+      <w:r>
+        <w:t xml:space="preserve">демпфирующих </w:t>
+      </w:r>
+      <w:r>
+        <w:t xml:space="preserve">кольцах для защиты от вибрационных нагрузок, создаваемых в первую очередь моторами и тяговыми винтами. Дополнительное </w:t>
+      </w:r>
+      <w:r>
+        <w:t>демпфирование</w:t>
+      </w:r>
+      <w:r>
+        <w:t xml:space="preserve"> применяется для гироскопа-акселерометра для снижения воздействующих на него перегрузок до его рабочего диапазона в целях повышение точности позиционирования.</w:t>
       </w:r>
     </w:p>
     <w:p>
@@ -30784,7 +30974,13 @@
         <w:widowControl/>
       </w:pPr>
       <w:r>
-        <w:t>За счёт размещения электронной ячейки близко к верхей стенки корпуса, с случае проникновения влаги внутрь корпуса, электронная ячейка не будет находится под её воздействием, так как влага будет скапливаться внизу корпуса.</w:t>
+        <w:t xml:space="preserve">За счёт размещения электронной ячейки близко </w:t>
+      </w:r>
+      <w:r>
+        <w:t>к верхней стенке</w:t>
+      </w:r>
+      <w:r>
+        <w:t xml:space="preserve"> корпуса, с случае проникновения влаги внутрь корпуса, электронная ячейка не будет находится под её воздействием, так как влага будет скапливаться внизу корпуса.</w:t>
       </w:r>
     </w:p>
     <w:p>
@@ -30799,7 +30995,13 @@
         </w:rPr>
       </w:pPr>
       <w:r>
-        <w:t>Для защиты от прямого контакта в водой э</w:t>
+        <w:t xml:space="preserve">Для защиты от прямого контакта </w:t>
+      </w:r>
+      <w:r>
+        <w:t>с</w:t>
+      </w:r>
+      <w:r>
+        <w:t xml:space="preserve"> водой э</w:t>
       </w:r>
       <w:r>
         <w:t>лектронная ячейка покрывается эпоксидным лаком</w:t>
@@ -30813,7 +31015,7 @@
     </w:p>
     <w:p>
       <w:pPr>
-        <w:pStyle w:val="Heading2"/>
+        <w:pStyle w:val="2"/>
         <w:spacing w:before="0" w:after="0"/>
       </w:pPr>
       <w:bookmarkStart w:id="33" w:name="_Toc200974666"/>
@@ -30832,8 +31034,6 @@
       </w:r>
       <w:bookmarkEnd w:id="33"/>
     </w:p>
-    <w:p/>
-    <w:p/>
     <w:p>
       <w:pPr>
         <w:widowControl/>
@@ -30846,13 +31046,10 @@
           <w:szCs w:val="26"/>
         </w:rPr>
       </w:pPr>
-      <w:r>
-        <w:br w:type="page"/>
-      </w:r>
     </w:p>
     <w:p>
       <w:pPr>
-        <w:pStyle w:val="Heading3"/>
+        <w:pStyle w:val="3"/>
         <w:spacing w:after="0"/>
       </w:pPr>
       <w:bookmarkStart w:id="34" w:name="_Toc200974667"/>
@@ -30870,117 +31067,17 @@
         <w:t xml:space="preserve">.1 </w:t>
       </w:r>
       <w:r>
-        <w:t>Расчет теплового режима</w:t>
+        <w:t xml:space="preserve">Моделирование </w:t>
       </w:r>
       <w:bookmarkEnd w:id="34"/>
-    </w:p>
-    <w:p/>
-    <w:p/>
-    <w:p>
-      <w:pPr>
-        <w:rPr>
-          <w:szCs w:val="28"/>
-        </w:rPr>
-      </w:pPr>
+      <w:r>
+        <w:t>деформации электронной ячейки под воздействием нагрузки</w:t>
+      </w:r>
     </w:p>
     <w:p>
       <w:pPr>
-        <w:jc w:val="center"/>
-        <w:rPr>
-          <w:color w:val="FF0000"/>
-          <w:szCs w:val="28"/>
-        </w:rPr>
-      </w:pPr>
-      <w:r>
-        <w:rPr>
-          <w:noProof/>
-          <w:color w:val="FF0000"/>
-          <w:szCs w:val="28"/>
-          <w:lang w:eastAsia="en-US"/>
-        </w:rPr>
-        <w:t>&lt;</w:t>
-      </w:r>
-      <w:r>
-        <w:rPr>
-          <w:noProof/>
-          <w:color w:val="FF0000"/>
-          <w:szCs w:val="28"/>
-          <w:lang w:eastAsia="en-US"/>
-        </w:rPr>
-        <w:t>Тепловое моделирование</w:t>
-      </w:r>
-      <w:r>
-        <w:rPr>
-          <w:noProof/>
-          <w:color w:val="FF0000"/>
-          <w:szCs w:val="28"/>
-          <w:lang w:eastAsia="en-US"/>
-        </w:rPr>
-        <w:t xml:space="preserve"> </w:t>
-      </w:r>
-      <w:r>
-        <w:rPr>
-          <w:noProof/>
-          <w:color w:val="FF0000"/>
-          <w:szCs w:val="28"/>
-          <w:lang w:val="en-US" w:eastAsia="en-US"/>
-        </w:rPr>
-        <w:t>SOLID</w:t>
-      </w:r>
-      <w:r>
-        <w:rPr>
-          <w:noProof/>
-          <w:color w:val="FF0000"/>
-          <w:szCs w:val="28"/>
-          <w:lang w:eastAsia="en-US"/>
-        </w:rPr>
-        <w:t xml:space="preserve"> </w:t>
-      </w:r>
-      <w:r>
-        <w:rPr>
-          <w:noProof/>
-          <w:color w:val="FF0000"/>
-          <w:szCs w:val="28"/>
-          <w:lang w:val="en-US" w:eastAsia="en-US"/>
-        </w:rPr>
-        <w:t>EDGE</w:t>
-      </w:r>
-      <w:r>
-        <w:rPr>
-          <w:noProof/>
-          <w:color w:val="FF0000"/>
-          <w:szCs w:val="28"/>
-          <w:lang w:eastAsia="en-US"/>
-        </w:rPr>
-        <w:t xml:space="preserve"> </w:t>
-      </w:r>
-      <w:r>
-        <w:rPr>
-          <w:noProof/>
-          <w:color w:val="FF0000"/>
-          <w:szCs w:val="28"/>
-          <w:lang w:eastAsia="en-US"/>
-        </w:rPr>
-        <w:t xml:space="preserve">через </w:t>
-      </w:r>
-      <w:r>
-        <w:rPr>
-          <w:noProof/>
-          <w:color w:val="FF0000"/>
-          <w:szCs w:val="28"/>
-          <w:lang w:val="en-US" w:eastAsia="en-US"/>
-        </w:rPr>
-        <w:t>STEP</w:t>
-      </w:r>
-      <w:r>
-        <w:rPr>
-          <w:noProof/>
-          <w:color w:val="FF0000"/>
-          <w:szCs w:val="28"/>
-          <w:lang w:eastAsia="en-US"/>
-        </w:rPr>
-        <w:t>&gt;</w:t>
-      </w:r>
+        <w:ind w:firstLine="0"/>
+      </w:pPr>
     </w:p>
     <w:p>
       <w:pPr>
@@ -30988,31 +31085,121 @@
         <w:jc w:val="center"/>
       </w:pPr>
       <w:r>
-        <w:t xml:space="preserve">Рисунок </w:t>
-      </w:r>
-      <w:r>
-        <w:t>3</w:t>
-      </w:r>
-      <w:r>
-        <w:t>.</w:t>
-      </w:r>
-      <w:r>
-        <w:t>5</w:t>
-      </w:r>
-      <w:r>
-        <w:t xml:space="preserve"> – результаты теплового моделирования </w:t>
-      </w:r>
-      <w:r>
-        <w:t>Автоматизированного подводного дрона</w:t>
+        <w:drawing>
+          <wp:inline distT="0" distB="0" distL="0" distR="0" wp14:anchorId="7CA043BE" wp14:editId="50323075">
+            <wp:extent cx="6120130" cy="2914015"/>
+            <wp:effectExtent l="0" t="0" r="0" b="635"/>
+            <wp:docPr id="1525761928" name="Рисунок 1"/>
+            <wp:cNvGraphicFramePr>
+              <a:graphicFrameLocks xmlns:a="http://schemas.openxmlformats.org/drawingml/2006/main" noChangeAspect="1"/>
+            </wp:cNvGraphicFramePr>
+            <a:graphic xmlns:a="http://schemas.openxmlformats.org/drawingml/2006/main">
+              <a:graphicData uri="http://schemas.openxmlformats.org/drawingml/2006/picture">
+                <pic:pic xmlns:pic="http://schemas.openxmlformats.org/drawingml/2006/picture">
+                  <pic:nvPicPr>
+                    <pic:cNvPr id="1525761928" name=""/>
+                    <pic:cNvPicPr/>
+                  </pic:nvPicPr>
+                  <pic:blipFill>
+                    <a:blip r:embed="rId26"/>
+                    <a:stretch>
+                      <a:fillRect/>
+                    </a:stretch>
+                  </pic:blipFill>
+                  <pic:spPr>
+                    <a:xfrm>
+                      <a:off x="0" y="0"/>
+                      <a:ext cx="6120130" cy="2914015"/>
+                    </a:xfrm>
+                    <a:prstGeom prst="rect">
+                      <a:avLst/>
+                    </a:prstGeom>
+                  </pic:spPr>
+                </pic:pic>
+              </a:graphicData>
+            </a:graphic>
+          </wp:inline>
+        </w:drawing>
       </w:r>
     </w:p>
     <w:p>
       <w:pPr>
         <w:ind w:firstLine="0"/>
+        <w:jc w:val="center"/>
+      </w:pPr>
+      <w:r>
+        <w:t xml:space="preserve">Рисунок </w:t>
+      </w:r>
+      <w:r>
+        <w:t>3</w:t>
+      </w:r>
+      <w:r>
+        <w:t>.</w:t>
+      </w:r>
+      <w:r>
+        <w:t>5</w:t>
+      </w:r>
+      <w:r>
+        <w:t xml:space="preserve"> – результаты моделирования</w:t>
+      </w:r>
+      <w:r>
+        <w:t xml:space="preserve"> деформаций под воздействием нагрузки</w:t>
+      </w:r>
+      <w:r>
+        <w:t xml:space="preserve"> </w:t>
+      </w:r>
+      <w:r>
+        <w:t>платы управления а</w:t>
+      </w:r>
+      <w:r>
+        <w:t>втоматизированного подводного дрона</w:t>
+      </w:r>
+    </w:p>
+    <w:p>
+      <w:pPr>
+        <w:ind w:firstLine="0"/>
+        <w:jc w:val="center"/>
+      </w:pPr>
+    </w:p>
+    <w:p>
+      <w:pPr>
+        <w:pStyle w:val="3"/>
+        <w:rPr>
+          <w:lang w:val="en-US"/>
+        </w:rPr>
+      </w:pPr>
+      <w:r>
+        <w:t>3.6.2 Моделирования нагрузок под воздействием внешнего давления.</w:t>
+      </w:r>
+    </w:p>
+    <w:p>
+      <w:pPr>
+        <w:ind w:firstLine="0"/>
+        <w:jc w:val="center"/>
       </w:pPr>
       <w:r>
         <w:tab/>
       </w:r>
+      <w:r>
+        <w:t xml:space="preserve">Рисунок 3.5 – результаты моделирования деформаций под воздействием </w:t>
+      </w:r>
+      <w:r>
+        <w:t>давления на внешний корпус</w:t>
+      </w:r>
+      <w:r>
+        <w:t xml:space="preserve"> </w:t>
+      </w:r>
+      <w:r>
+        <w:t>а</w:t>
+      </w:r>
+      <w:r>
+        <w:t>втоматизированного подводного дрона</w:t>
+      </w:r>
+    </w:p>
+    <w:p>
+      <w:pPr>
+        <w:ind w:firstLine="0"/>
+      </w:pPr>
     </w:p>
     <w:p>
       <w:pPr>
@@ -31032,7 +31219,7 @@
     </w:p>
     <w:p>
       <w:pPr>
-        <w:pStyle w:val="Heading3"/>
+        <w:pStyle w:val="3"/>
         <w:spacing w:after="0"/>
       </w:pPr>
       <w:bookmarkStart w:id="35" w:name="_Toc200974668"/>
@@ -32511,10 +32698,10 @@
           <w:lang w:val="en-US"/>
         </w:rPr>
         <w:object w:dxaOrig="5539" w:dyaOrig="420" w14:anchorId="2CB7A67D">
-          <v:shape id="_x0000_i1025" type="#_x0000_t75" style="width:276.3pt;height:20.95pt" o:ole="">
-            <v:imagedata r:id="rId26" o:title=""/>
+          <v:shape id="_x0000_i1026" type="#_x0000_t75" style="width:276.3pt;height:20.95pt" o:ole="">
+            <v:imagedata r:id="rId27" o:title=""/>
           </v:shape>
-          <o:OLEObject Type="Embed" ProgID="Equation.3" ShapeID="_x0000_i1025" DrawAspect="Content" ObjectID="_1811684387" r:id="rId27"/>
+          <o:OLEObject Type="Embed" ProgID="Equation.3" ShapeID="_x0000_i1026" DrawAspect="Content" ObjectID="_1811974848" r:id="rId28"/>
         </w:object>
       </w:r>
       <w:r>
@@ -32642,7 +32829,7 @@
     </w:p>
     <w:tbl>
       <w:tblPr>
-        <w:tblStyle w:val="TableGrid"/>
+        <w:tblStyle w:val="ad"/>
         <w:tblW w:w="9439" w:type="dxa"/>
         <w:tblLayout w:type="fixed"/>
         <w:tblLook w:val="04A0" w:firstRow="1" w:lastRow="0" w:firstColumn="1" w:lastColumn="0" w:noHBand="0" w:noVBand="1"/>
@@ -35683,7 +35870,7 @@
     </w:p>
     <w:p>
       <w:pPr>
-        <w:pStyle w:val="Heading2"/>
+        <w:pStyle w:val="2"/>
         <w:spacing w:before="0" w:after="0"/>
       </w:pPr>
       <w:bookmarkStart w:id="36" w:name="_Toc200974669"/>
@@ -35768,7 +35955,7 @@
     </w:p>
     <w:p>
       <w:pPr>
-        <w:pStyle w:val="Heading1"/>
+        <w:pStyle w:val="1"/>
         <w:ind w:firstLine="709"/>
         <w:jc w:val="left"/>
       </w:pPr>
@@ -35787,7 +35974,7 @@
     </w:p>
     <w:p>
       <w:pPr>
-        <w:pStyle w:val="Heading2"/>
+        <w:pStyle w:val="2"/>
       </w:pPr>
       <w:bookmarkStart w:id="38" w:name="_Toc200974671"/>
       <w:r>
@@ -35820,7 +36007,7 @@
     </w:p>
     <w:p>
       <w:pPr>
-        <w:pStyle w:val="ListParagraph"/>
+        <w:pStyle w:val="ab"/>
         <w:widowControl/>
         <w:numPr>
           <w:ilvl w:val="0"/>
@@ -35843,7 +36030,7 @@
     </w:p>
     <w:p>
       <w:pPr>
-        <w:pStyle w:val="ListParagraph"/>
+        <w:pStyle w:val="ab"/>
         <w:widowControl/>
         <w:numPr>
           <w:ilvl w:val="0"/>
@@ -35858,7 +36045,13 @@
         <w:t xml:space="preserve">-й уровень – </w:t>
       </w:r>
       <w:r>
-        <w:t>компоненты монтруемые в отверстия</w:t>
+        <w:t xml:space="preserve">компоненты </w:t>
+      </w:r>
+      <w:r>
+        <w:t>монтируемые</w:t>
+      </w:r>
+      <w:r>
+        <w:t xml:space="preserve"> в отверстия</w:t>
       </w:r>
     </w:p>
     <w:p>
@@ -36358,7 +36551,7 @@
     </w:p>
     <w:p>
       <w:pPr>
-        <w:pStyle w:val="Heading2"/>
+        <w:pStyle w:val="2"/>
       </w:pPr>
       <w:bookmarkStart w:id="39" w:name="_Toc200974672"/>
       <w:r>
@@ -36486,7 +36679,7 @@
     </w:p>
     <w:tbl>
       <w:tblPr>
-        <w:tblStyle w:val="TableGrid"/>
+        <w:tblStyle w:val="ad"/>
         <w:tblW w:w="9776" w:type="dxa"/>
         <w:jc w:val="center"/>
         <w:tblLayout w:type="fixed"/>
@@ -36954,7 +37147,7 @@
                           <pic:cNvPicPr/>
                         </pic:nvPicPr>
                         <pic:blipFill>
-                          <a:blip r:embed="rId28"/>
+                          <a:blip r:embed="rId29"/>
                           <a:stretch>
                             <a:fillRect/>
                           </a:stretch>
@@ -37013,7 +37206,7 @@
                           <pic:cNvPicPr/>
                         </pic:nvPicPr>
                         <pic:blipFill>
-                          <a:blip r:embed="rId29"/>
+                          <a:blip r:embed="rId30"/>
                           <a:stretch>
                             <a:fillRect/>
                           </a:stretch>
@@ -37161,7 +37354,7 @@
                           <pic:cNvPicPr/>
                         </pic:nvPicPr>
                         <pic:blipFill>
-                          <a:blip r:embed="rId30"/>
+                          <a:blip r:embed="rId31"/>
                           <a:stretch>
                             <a:fillRect/>
                           </a:stretch>
@@ -37218,7 +37411,7 @@
                           <pic:cNvPicPr/>
                         </pic:nvPicPr>
                         <pic:blipFill>
-                          <a:blip r:embed="rId31"/>
+                          <a:blip r:embed="rId32"/>
                           <a:stretch>
                             <a:fillRect/>
                           </a:stretch>
@@ -37343,7 +37536,7 @@
                           <pic:cNvPicPr/>
                         </pic:nvPicPr>
                         <pic:blipFill>
-                          <a:blip r:embed="rId32"/>
+                          <a:blip r:embed="rId33"/>
                           <a:stretch>
                             <a:fillRect/>
                           </a:stretch>
@@ -37401,7 +37594,7 @@
                           <pic:cNvPicPr/>
                         </pic:nvPicPr>
                         <pic:blipFill>
-                          <a:blip r:embed="rId33"/>
+                          <a:blip r:embed="rId34"/>
                           <a:stretch>
                             <a:fillRect/>
                           </a:stretch>
@@ -37469,7 +37662,7 @@
     </w:p>
     <w:tbl>
       <w:tblPr>
-        <w:tblStyle w:val="TableGrid"/>
+        <w:tblStyle w:val="ad"/>
         <w:tblW w:w="9776" w:type="dxa"/>
         <w:jc w:val="center"/>
         <w:tblLayout w:type="fixed"/>
@@ -37564,7 +37757,7 @@
                           <pic:cNvPicPr/>
                         </pic:nvPicPr>
                         <pic:blipFill>
-                          <a:blip r:embed="rId34"/>
+                          <a:blip r:embed="rId35"/>
                           <a:stretch>
                             <a:fillRect/>
                           </a:stretch>
@@ -37622,7 +37815,7 @@
                           <pic:cNvPicPr/>
                         </pic:nvPicPr>
                         <pic:blipFill>
-                          <a:blip r:embed="rId35"/>
+                          <a:blip r:embed="rId36"/>
                           <a:stretch>
                             <a:fillRect/>
                           </a:stretch>
@@ -37748,7 +37941,7 @@
                           <pic:cNvPicPr/>
                         </pic:nvPicPr>
                         <pic:blipFill>
-                          <a:blip r:embed="rId36"/>
+                          <a:blip r:embed="rId37"/>
                           <a:stretch>
                             <a:fillRect/>
                           </a:stretch>
@@ -37806,7 +37999,7 @@
                           <pic:cNvPicPr/>
                         </pic:nvPicPr>
                         <pic:blipFill>
-                          <a:blip r:embed="rId37"/>
+                          <a:blip r:embed="rId38"/>
                           <a:stretch>
                             <a:fillRect/>
                           </a:stretch>
@@ -37932,7 +38125,7 @@
                           <pic:cNvPicPr/>
                         </pic:nvPicPr>
                         <pic:blipFill>
-                          <a:blip r:embed="rId38"/>
+                          <a:blip r:embed="rId39"/>
                           <a:stretch>
                             <a:fillRect/>
                           </a:stretch>
@@ -37992,7 +38185,7 @@
                           <pic:cNvPicPr/>
                         </pic:nvPicPr>
                         <pic:blipFill>
-                          <a:blip r:embed="rId39"/>
+                          <a:blip r:embed="rId40"/>
                           <a:stretch>
                             <a:fillRect/>
                           </a:stretch>
@@ -38129,7 +38322,7 @@
                           <pic:cNvPicPr/>
                         </pic:nvPicPr>
                         <pic:blipFill>
-                          <a:blip r:embed="rId40"/>
+                          <a:blip r:embed="rId41"/>
                           <a:stretch>
                             <a:fillRect/>
                           </a:stretch>
@@ -38187,7 +38380,7 @@
                           <pic:cNvPicPr/>
                         </pic:nvPicPr>
                         <pic:blipFill>
-                          <a:blip r:embed="rId41"/>
+                          <a:blip r:embed="rId42"/>
                           <a:stretch>
                             <a:fillRect/>
                           </a:stretch>
@@ -38316,7 +38509,7 @@
                           <pic:cNvPicPr/>
                         </pic:nvPicPr>
                         <pic:blipFill>
-                          <a:blip r:embed="rId42"/>
+                          <a:blip r:embed="rId43"/>
                           <a:stretch>
                             <a:fillRect/>
                           </a:stretch>
@@ -38374,7 +38567,7 @@
                           <pic:cNvPicPr/>
                         </pic:nvPicPr>
                         <pic:blipFill>
-                          <a:blip r:embed="rId43"/>
+                          <a:blip r:embed="rId44"/>
                           <a:stretch>
                             <a:fillRect/>
                           </a:stretch>
@@ -38512,7 +38705,7 @@
                           <pic:cNvPicPr/>
                         </pic:nvPicPr>
                         <pic:blipFill>
-                          <a:blip r:embed="rId44"/>
+                          <a:blip r:embed="rId45"/>
                           <a:stretch>
                             <a:fillRect/>
                           </a:stretch>
@@ -38570,7 +38763,7 @@
                           <pic:cNvPicPr/>
                         </pic:nvPicPr>
                         <pic:blipFill>
-                          <a:blip r:embed="rId45"/>
+                          <a:blip r:embed="rId46"/>
                           <a:stretch>
                             <a:fillRect/>
                           </a:stretch>
@@ -38707,7 +38900,7 @@
                           <pic:cNvPicPr/>
                         </pic:nvPicPr>
                         <pic:blipFill>
-                          <a:blip r:embed="rId46"/>
+                          <a:blip r:embed="rId47"/>
                           <a:stretch>
                             <a:fillRect/>
                           </a:stretch>
@@ -38765,7 +38958,7 @@
                           <pic:cNvPicPr/>
                         </pic:nvPicPr>
                         <pic:blipFill>
-                          <a:blip r:embed="rId47"/>
+                          <a:blip r:embed="rId48"/>
                           <a:stretch>
                             <a:fillRect/>
                           </a:stretch>
@@ -38833,7 +39026,7 @@
     </w:p>
     <w:tbl>
       <w:tblPr>
-        <w:tblStyle w:val="TableGrid"/>
+        <w:tblStyle w:val="ad"/>
         <w:tblW w:w="9776" w:type="dxa"/>
         <w:jc w:val="center"/>
         <w:tblLayout w:type="fixed"/>
@@ -38939,7 +39132,7 @@
                           </pic:cNvPicPr>
                         </pic:nvPicPr>
                         <pic:blipFill>
-                          <a:blip r:embed="rId48">
+                          <a:blip r:embed="rId49">
                             <a:extLst>
                               <a:ext uri="{28A0092B-C50C-407E-A947-70E740481C1C}">
                                 <a14:useLocalDpi xmlns:a14="http://schemas.microsoft.com/office/drawing/2010/main" val="0"/>
@@ -39009,7 +39202,7 @@
                           <pic:cNvPicPr/>
                         </pic:nvPicPr>
                         <pic:blipFill>
-                          <a:blip r:embed="rId49"/>
+                          <a:blip r:embed="rId50"/>
                           <a:stretch>
                             <a:fillRect/>
                           </a:stretch>
@@ -39146,7 +39339,7 @@
                           </pic:cNvPicPr>
                         </pic:nvPicPr>
                         <pic:blipFill rotWithShape="1">
-                          <a:blip r:embed="rId50">
+                          <a:blip r:embed="rId51">
                             <a:extLst>
                               <a:ext uri="{28A0092B-C50C-407E-A947-70E740481C1C}">
                                 <a14:useLocalDpi xmlns:a14="http://schemas.microsoft.com/office/drawing/2010/main" val="0"/>
@@ -39219,7 +39412,7 @@
                           <pic:cNvPicPr/>
                         </pic:nvPicPr>
                         <pic:blipFill>
-                          <a:blip r:embed="rId49"/>
+                          <a:blip r:embed="rId50"/>
                           <a:stretch>
                             <a:fillRect/>
                           </a:stretch>
@@ -39356,7 +39549,7 @@
                           </pic:cNvPicPr>
                         </pic:nvPicPr>
                         <pic:blipFill>
-                          <a:blip r:embed="rId51">
+                          <a:blip r:embed="rId52">
                             <a:extLst>
                               <a:ext uri="{28A0092B-C50C-407E-A947-70E740481C1C}">
                                 <a14:useLocalDpi xmlns:a14="http://schemas.microsoft.com/office/drawing/2010/main" val="0"/>
@@ -39426,7 +39619,7 @@
                           <pic:cNvPicPr/>
                         </pic:nvPicPr>
                         <pic:blipFill>
-                          <a:blip r:embed="rId49"/>
+                          <a:blip r:embed="rId50"/>
                           <a:stretch>
                             <a:fillRect/>
                           </a:stretch>
@@ -39563,7 +39756,7 @@
                           </pic:cNvPicPr>
                         </pic:nvPicPr>
                         <pic:blipFill>
-                          <a:blip r:embed="rId52">
+                          <a:blip r:embed="rId53">
                             <a:extLst>
                               <a:ext uri="{28A0092B-C50C-407E-A947-70E740481C1C}">
                                 <a14:useLocalDpi xmlns:a14="http://schemas.microsoft.com/office/drawing/2010/main" val="0"/>
@@ -39633,7 +39826,7 @@
                           <pic:cNvPicPr/>
                         </pic:nvPicPr>
                         <pic:blipFill>
-                          <a:blip r:embed="rId49"/>
+                          <a:blip r:embed="rId50"/>
                           <a:stretch>
                             <a:fillRect/>
                           </a:stretch>
@@ -39770,7 +39963,7 @@
                           </pic:cNvPicPr>
                         </pic:nvPicPr>
                         <pic:blipFill rotWithShape="1">
-                          <a:blip r:embed="rId53">
+                          <a:blip r:embed="rId54">
                             <a:extLst>
                               <a:ext uri="{28A0092B-C50C-407E-A947-70E740481C1C}">
                                 <a14:useLocalDpi xmlns:a14="http://schemas.microsoft.com/office/drawing/2010/main" val="0"/>
@@ -39843,7 +40036,7 @@
                           <pic:cNvPicPr/>
                         </pic:nvPicPr>
                         <pic:blipFill>
-                          <a:blip r:embed="rId49"/>
+                          <a:blip r:embed="rId50"/>
                           <a:stretch>
                             <a:fillRect/>
                           </a:stretch>
@@ -39981,7 +40174,7 @@
                           <pic:cNvPicPr/>
                         </pic:nvPicPr>
                         <pic:blipFill>
-                          <a:blip r:embed="rId54"/>
+                          <a:blip r:embed="rId55"/>
                           <a:stretch>
                             <a:fillRect/>
                           </a:stretch>
@@ -40039,7 +40232,7 @@
                           <pic:cNvPicPr/>
                         </pic:nvPicPr>
                         <pic:blipFill>
-                          <a:blip r:embed="rId55"/>
+                          <a:blip r:embed="rId56"/>
                           <a:stretch>
                             <a:fillRect/>
                           </a:stretch>
@@ -40107,7 +40300,7 @@
     </w:p>
     <w:tbl>
       <w:tblPr>
-        <w:tblStyle w:val="TableGrid"/>
+        <w:tblStyle w:val="ad"/>
         <w:tblW w:w="9776" w:type="dxa"/>
         <w:jc w:val="center"/>
         <w:tblLayout w:type="fixed"/>
@@ -40206,7 +40399,7 @@
                           <pic:cNvPicPr/>
                         </pic:nvPicPr>
                         <pic:blipFill>
-                          <a:blip r:embed="rId56"/>
+                          <a:blip r:embed="rId57"/>
                           <a:stretch>
                             <a:fillRect/>
                           </a:stretch>
@@ -40264,7 +40457,7 @@
                           <pic:cNvPicPr/>
                         </pic:nvPicPr>
                         <pic:blipFill>
-                          <a:blip r:embed="rId57"/>
+                          <a:blip r:embed="rId58"/>
                           <a:stretch>
                             <a:fillRect/>
                           </a:stretch>
@@ -40395,7 +40588,7 @@
                           <pic:cNvPicPr/>
                         </pic:nvPicPr>
                         <pic:blipFill>
-                          <a:blip r:embed="rId58"/>
+                          <a:blip r:embed="rId59"/>
                           <a:stretch>
                             <a:fillRect/>
                           </a:stretch>
@@ -40462,7 +40655,7 @@
                           <pic:cNvPicPr/>
                         </pic:nvPicPr>
                         <pic:blipFill>
-                          <a:blip r:embed="rId59"/>
+                          <a:blip r:embed="rId60"/>
                           <a:stretch>
                             <a:fillRect/>
                           </a:stretch>
@@ -40601,7 +40794,7 @@
                           <pic:cNvPicPr/>
                         </pic:nvPicPr>
                         <pic:blipFill>
-                          <a:blip r:embed="rId60"/>
+                          <a:blip r:embed="rId61"/>
                           <a:stretch>
                             <a:fillRect/>
                           </a:stretch>
@@ -40660,7 +40853,7 @@
                           <pic:cNvPicPr/>
                         </pic:nvPicPr>
                         <pic:blipFill>
-                          <a:blip r:embed="rId61"/>
+                          <a:blip r:embed="rId62"/>
                           <a:stretch>
                             <a:fillRect/>
                           </a:stretch>
@@ -40798,7 +40991,7 @@
                           <pic:cNvPicPr/>
                         </pic:nvPicPr>
                         <pic:blipFill>
-                          <a:blip r:embed="rId62"/>
+                          <a:blip r:embed="rId63"/>
                           <a:stretch>
                             <a:fillRect/>
                           </a:stretch>
@@ -40857,7 +41050,7 @@
                           <pic:cNvPicPr/>
                         </pic:nvPicPr>
                         <pic:blipFill>
-                          <a:blip r:embed="rId61"/>
+                          <a:blip r:embed="rId62"/>
                           <a:stretch>
                             <a:fillRect/>
                           </a:stretch>
@@ -40995,7 +41188,7 @@
                           <pic:cNvPicPr/>
                         </pic:nvPicPr>
                         <pic:blipFill>
-                          <a:blip r:embed="rId63"/>
+                          <a:blip r:embed="rId64"/>
                           <a:stretch>
                             <a:fillRect/>
                           </a:stretch>
@@ -41062,7 +41255,7 @@
                           <pic:cNvPicPr/>
                         </pic:nvPicPr>
                         <pic:blipFill>
-                          <a:blip r:embed="rId64"/>
+                          <a:blip r:embed="rId65"/>
                           <a:stretch>
                             <a:fillRect/>
                           </a:stretch>
@@ -41201,7 +41394,7 @@
                           <pic:cNvPicPr/>
                         </pic:nvPicPr>
                         <pic:blipFill>
-                          <a:blip r:embed="rId65"/>
+                          <a:blip r:embed="rId66"/>
                           <a:stretch>
                             <a:fillRect/>
                           </a:stretch>
@@ -41260,7 +41453,7 @@
                           <pic:cNvPicPr/>
                         </pic:nvPicPr>
                         <pic:blipFill>
-                          <a:blip r:embed="rId43"/>
+                          <a:blip r:embed="rId44"/>
                           <a:stretch>
                             <a:fillRect/>
                           </a:stretch>
@@ -41374,7 +41567,7 @@
     </w:p>
     <w:tbl>
       <w:tblPr>
-        <w:tblStyle w:val="TableGrid"/>
+        <w:tblStyle w:val="ad"/>
         <w:tblW w:w="9776" w:type="dxa"/>
         <w:jc w:val="center"/>
         <w:tblLayout w:type="fixed"/>
@@ -41741,7 +41934,7 @@
                           <pic:cNvPicPr/>
                         </pic:nvPicPr>
                         <pic:blipFill>
-                          <a:blip r:embed="rId66"/>
+                          <a:blip r:embed="rId67"/>
                           <a:stretch>
                             <a:fillRect/>
                           </a:stretch>
@@ -41787,7 +41980,7 @@
           </w:p>
           <w:p>
             <w:pPr>
-              <w:pStyle w:val="ListParagraph"/>
+              <w:pStyle w:val="ab"/>
               <w:numPr>
                 <w:ilvl w:val="0"/>
                 <w:numId w:val="41"/>
@@ -41808,7 +42001,7 @@
           </w:p>
           <w:p>
             <w:pPr>
-              <w:pStyle w:val="ListParagraph"/>
+              <w:pStyle w:val="ab"/>
               <w:numPr>
                 <w:ilvl w:val="0"/>
                 <w:numId w:val="41"/>
@@ -41909,7 +42102,7 @@
                           <pic:cNvPicPr/>
                         </pic:nvPicPr>
                         <pic:blipFill>
-                          <a:blip r:embed="rId67"/>
+                          <a:blip r:embed="rId68"/>
                           <a:stretch>
                             <a:fillRect/>
                           </a:stretch>
@@ -41954,7 +42147,7 @@
           </w:p>
           <w:p>
             <w:pPr>
-              <w:pStyle w:val="ListParagraph"/>
+              <w:pStyle w:val="ab"/>
               <w:numPr>
                 <w:ilvl w:val="0"/>
                 <w:numId w:val="42"/>
@@ -41975,7 +42168,7 @@
           </w:p>
           <w:p>
             <w:pPr>
-              <w:pStyle w:val="ListParagraph"/>
+              <w:pStyle w:val="ab"/>
               <w:numPr>
                 <w:ilvl w:val="0"/>
                 <w:numId w:val="42"/>
@@ -41996,7 +42189,7 @@
           </w:p>
           <w:p>
             <w:pPr>
-              <w:pStyle w:val="ListParagraph"/>
+              <w:pStyle w:val="ab"/>
               <w:numPr>
                 <w:ilvl w:val="0"/>
                 <w:numId w:val="42"/>
@@ -42017,7 +42210,7 @@
           </w:p>
           <w:p>
             <w:pPr>
-              <w:pStyle w:val="ListParagraph"/>
+              <w:pStyle w:val="ab"/>
               <w:numPr>
                 <w:ilvl w:val="0"/>
                 <w:numId w:val="42"/>
@@ -42038,7 +42231,7 @@
           </w:p>
           <w:p>
             <w:pPr>
-              <w:pStyle w:val="ListParagraph"/>
+              <w:pStyle w:val="ab"/>
               <w:numPr>
                 <w:ilvl w:val="0"/>
                 <w:numId w:val="42"/>
@@ -42083,7 +42276,7 @@
     </w:p>
     <w:tbl>
       <w:tblPr>
-        <w:tblStyle w:val="TableGrid"/>
+        <w:tblStyle w:val="ad"/>
         <w:tblW w:w="9776" w:type="dxa"/>
         <w:jc w:val="center"/>
         <w:tblLayout w:type="fixed"/>
@@ -42155,10 +42348,10 @@
             </w:pPr>
             <w:r>
               <w:object w:dxaOrig="3045" w:dyaOrig="5265" w14:anchorId="743FEBC4">
-                <v:shape id="_x0000_i1026" type="#_x0000_t75" style="width:152.35pt;height:262.9pt" o:ole="">
-                  <v:imagedata r:id="rId68" o:title=""/>
+                <v:shape id="_x0000_i1027" type="#_x0000_t75" style="width:152.35pt;height:262.9pt" o:ole="">
+                  <v:imagedata r:id="rId69" o:title=""/>
                 </v:shape>
-                <o:OLEObject Type="Embed" ProgID="PBrush" ShapeID="_x0000_i1026" DrawAspect="Content" ObjectID="_1811684388" r:id="rId69"/>
+                <o:OLEObject Type="Embed" ProgID="PBrush" ShapeID="_x0000_i1027" DrawAspect="Content" ObjectID="_1811974849" r:id="rId70"/>
               </w:object>
             </w:r>
           </w:p>
@@ -42187,7 +42380,7 @@
           </w:p>
           <w:p>
             <w:pPr>
-              <w:pStyle w:val="ListParagraph"/>
+              <w:pStyle w:val="ab"/>
               <w:numPr>
                 <w:ilvl w:val="0"/>
                 <w:numId w:val="37"/>
@@ -42208,7 +42401,7 @@
           </w:p>
           <w:p>
             <w:pPr>
-              <w:pStyle w:val="ListParagraph"/>
+              <w:pStyle w:val="ab"/>
               <w:numPr>
                 <w:ilvl w:val="0"/>
                 <w:numId w:val="37"/>
@@ -42229,7 +42422,7 @@
           </w:p>
           <w:p>
             <w:pPr>
-              <w:pStyle w:val="ListParagraph"/>
+              <w:pStyle w:val="ab"/>
               <w:numPr>
                 <w:ilvl w:val="0"/>
                 <w:numId w:val="37"/>
@@ -42250,7 +42443,7 @@
           </w:p>
           <w:p>
             <w:pPr>
-              <w:pStyle w:val="ListParagraph"/>
+              <w:pStyle w:val="ab"/>
               <w:numPr>
                 <w:ilvl w:val="0"/>
                 <w:numId w:val="37"/>
@@ -42331,10 +42524,10 @@
             </w:pPr>
             <w:r>
               <w:object w:dxaOrig="5010" w:dyaOrig="7515" w14:anchorId="3DFA0ED4">
-                <v:shape id="_x0000_i1027" type="#_x0000_t75" style="width:152.35pt;height:228.55pt" o:ole="">
-                  <v:imagedata r:id="rId70" o:title=""/>
+                <v:shape id="_x0000_i1028" type="#_x0000_t75" style="width:152.35pt;height:228.55pt" o:ole="">
+                  <v:imagedata r:id="rId71" o:title=""/>
                 </v:shape>
-                <o:OLEObject Type="Embed" ProgID="PBrush" ShapeID="_x0000_i1027" DrawAspect="Content" ObjectID="_1811684389" r:id="rId71"/>
+                <o:OLEObject Type="Embed" ProgID="PBrush" ShapeID="_x0000_i1028" DrawAspect="Content" ObjectID="_1811974850" r:id="rId72"/>
               </w:object>
             </w:r>
           </w:p>
@@ -42362,7 +42555,7 @@
           </w:p>
           <w:p>
             <w:pPr>
-              <w:pStyle w:val="ListParagraph"/>
+              <w:pStyle w:val="ab"/>
               <w:numPr>
                 <w:ilvl w:val="0"/>
                 <w:numId w:val="38"/>
@@ -42383,7 +42576,7 @@
           </w:p>
           <w:p>
             <w:pPr>
-              <w:pStyle w:val="ListParagraph"/>
+              <w:pStyle w:val="ab"/>
               <w:numPr>
                 <w:ilvl w:val="0"/>
                 <w:numId w:val="38"/>
@@ -42428,7 +42621,7 @@
     </w:p>
     <w:tbl>
       <w:tblPr>
-        <w:tblStyle w:val="TableGrid"/>
+        <w:tblStyle w:val="ad"/>
         <w:tblW w:w="9776" w:type="dxa"/>
         <w:jc w:val="center"/>
         <w:tblLayout w:type="fixed"/>
@@ -42501,10 +42694,10 @@
             </w:pPr>
             <w:r>
               <w:object w:dxaOrig="7395" w:dyaOrig="10995" w14:anchorId="1505AE78">
-                <v:shape id="_x0000_i1028" type="#_x0000_t75" style="width:152.35pt;height:226.9pt" o:ole="">
-                  <v:imagedata r:id="rId72" o:title=""/>
+                <v:shape id="_x0000_i1029" type="#_x0000_t75" style="width:152.35pt;height:226.9pt" o:ole="">
+                  <v:imagedata r:id="rId73" o:title=""/>
                 </v:shape>
-                <o:OLEObject Type="Embed" ProgID="PBrush" ShapeID="_x0000_i1028" DrawAspect="Content" ObjectID="_1811684390" r:id="rId73"/>
+                <o:OLEObject Type="Embed" ProgID="PBrush" ShapeID="_x0000_i1029" DrawAspect="Content" ObjectID="_1811974851" r:id="rId74"/>
               </w:object>
             </w:r>
           </w:p>
@@ -42532,7 +42725,7 @@
           </w:p>
           <w:p>
             <w:pPr>
-              <w:pStyle w:val="ListParagraph"/>
+              <w:pStyle w:val="ab"/>
               <w:numPr>
                 <w:ilvl w:val="0"/>
                 <w:numId w:val="39"/>
@@ -42553,7 +42746,7 @@
           </w:p>
           <w:p>
             <w:pPr>
-              <w:pStyle w:val="ListParagraph"/>
+              <w:pStyle w:val="ab"/>
               <w:numPr>
                 <w:ilvl w:val="0"/>
                 <w:numId w:val="39"/>
@@ -42574,7 +42767,7 @@
           </w:p>
           <w:p>
             <w:pPr>
-              <w:pStyle w:val="ListParagraph"/>
+              <w:pStyle w:val="ab"/>
               <w:numPr>
                 <w:ilvl w:val="0"/>
                 <w:numId w:val="39"/>
@@ -42595,7 +42788,7 @@
           </w:p>
           <w:p>
             <w:pPr>
-              <w:pStyle w:val="ListParagraph"/>
+              <w:pStyle w:val="ab"/>
               <w:numPr>
                 <w:ilvl w:val="0"/>
                 <w:numId w:val="39"/>
@@ -42679,10 +42872,10 @@
             </w:pPr>
             <w:r>
               <w:object w:dxaOrig="7800" w:dyaOrig="10995" w14:anchorId="483A8D40">
-                <v:shape id="_x0000_i1029" type="#_x0000_t75" style="width:153.2pt;height:213.5pt" o:ole="">
-                  <v:imagedata r:id="rId74" o:title=""/>
+                <v:shape id="_x0000_i1030" type="#_x0000_t75" style="width:153.2pt;height:213.5pt" o:ole="">
+                  <v:imagedata r:id="rId75" o:title=""/>
                 </v:shape>
-                <o:OLEObject Type="Embed" ProgID="PBrush" ShapeID="_x0000_i1029" DrawAspect="Content" ObjectID="_1811684391" r:id="rId75"/>
+                <o:OLEObject Type="Embed" ProgID="PBrush" ShapeID="_x0000_i1030" DrawAspect="Content" ObjectID="_1811974852" r:id="rId76"/>
               </w:object>
             </w:r>
           </w:p>
@@ -42710,7 +42903,7 @@
           </w:p>
           <w:p>
             <w:pPr>
-              <w:pStyle w:val="ListParagraph"/>
+              <w:pStyle w:val="ab"/>
               <w:numPr>
                 <w:ilvl w:val="0"/>
                 <w:numId w:val="40"/>
@@ -42731,7 +42924,7 @@
           </w:p>
           <w:p>
             <w:pPr>
-              <w:pStyle w:val="ListParagraph"/>
+              <w:pStyle w:val="ab"/>
               <w:numPr>
                 <w:ilvl w:val="0"/>
                 <w:numId w:val="40"/>
@@ -42776,7 +42969,7 @@
     </w:p>
     <w:p>
       <w:pPr>
-        <w:pStyle w:val="Heading2"/>
+        <w:pStyle w:val="2"/>
       </w:pPr>
       <w:bookmarkStart w:id="40" w:name="_Toc200974673"/>
       <w:r>
@@ -43488,7 +43681,21 @@
                 <w:sz w:val="24"/>
                 <w:szCs w:val="24"/>
               </w:rPr>
-              <w:t>Всего монтажных соединенийв изделии</w:t>
+              <w:t xml:space="preserve">Всего монтажных </w:t>
+            </w:r>
+            <w:r>
+              <w:rPr>
+                <w:sz w:val="24"/>
+                <w:szCs w:val="24"/>
+              </w:rPr>
+              <w:t>соединений</w:t>
+            </w:r>
+            <w:r>
+              <w:rPr>
+                <w:sz w:val="24"/>
+                <w:szCs w:val="24"/>
+              </w:rPr>
+              <w:t xml:space="preserve"> изделии</w:t>
             </w:r>
           </w:p>
         </w:tc>
@@ -43638,7 +43845,21 @@
                 <w:sz w:val="24"/>
                 <w:szCs w:val="24"/>
               </w:rPr>
-              <w:t>Количество монтажных соединений, полученых механизированным путём</w:t>
+              <w:t xml:space="preserve">Количество монтажных соединений, </w:t>
+            </w:r>
+            <w:r>
+              <w:rPr>
+                <w:sz w:val="24"/>
+                <w:szCs w:val="24"/>
+              </w:rPr>
+              <w:t>полученных</w:t>
+            </w:r>
+            <w:r>
+              <w:rPr>
+                <w:sz w:val="24"/>
+                <w:szCs w:val="24"/>
+              </w:rPr>
+              <w:t xml:space="preserve"> механизированным путём</w:t>
             </w:r>
           </w:p>
         </w:tc>
@@ -44395,7 +44616,14 @@
                 <w:sz w:val="24"/>
                 <w:szCs w:val="24"/>
               </w:rPr>
-              <w:t>Всего типоразмеров ЭРЭ визделии</w:t>
+              <w:t xml:space="preserve">Всего типоразмеров ЭРЭ </w:t>
+            </w:r>
+            <w:r>
+              <w:rPr>
+                <w:sz w:val="24"/>
+                <w:szCs w:val="24"/>
+              </w:rPr>
+              <w:t>в изделии</w:t>
             </w:r>
           </w:p>
         </w:tc>
@@ -45010,7 +45238,7 @@
     </w:p>
     <w:tbl>
       <w:tblPr>
-        <w:tblStyle w:val="TableGrid"/>
+        <w:tblStyle w:val="ad"/>
         <w:tblW w:w="9560" w:type="dxa"/>
         <w:tblLayout w:type="fixed"/>
         <w:tblLook w:val="04A0" w:firstRow="1" w:lastRow="0" w:firstColumn="1" w:lastColumn="0" w:noHBand="0" w:noVBand="1"/>
@@ -45074,7 +45302,15 @@
                 <w:sz w:val="24"/>
                 <w:szCs w:val="24"/>
               </w:rPr>
-              <w:t>Наименова-ние базового показателя</w:t>
+              <w:t>Наименование</w:t>
+            </w:r>
+            <w:r>
+              <w:rPr>
+                <w:b/>
+                <w:sz w:val="24"/>
+                <w:szCs w:val="24"/>
+              </w:rPr>
+              <w:t xml:space="preserve"> базового показателя</w:t>
             </w:r>
           </w:p>
         </w:tc>
@@ -45630,7 +45866,25 @@
                 <w:sz w:val="24"/>
                 <w:szCs w:val="24"/>
               </w:rPr>
-              <w:t>Коэффициент автоматизаци и монтажа</w:t>
+              <w:t xml:space="preserve">Коэффициент </w:t>
+            </w:r>
+            <w:r>
+              <w:rPr>
+                <w:rStyle w:val="fontstyle01"/>
+                <w:rFonts w:ascii="Times New Roman" w:hAnsi="Times New Roman"/>
+                <w:sz w:val="24"/>
+                <w:szCs w:val="24"/>
+              </w:rPr>
+              <w:t>автоматизации</w:t>
+            </w:r>
+            <w:r>
+              <w:rPr>
+                <w:rStyle w:val="fontstyle01"/>
+                <w:rFonts w:ascii="Times New Roman" w:hAnsi="Times New Roman"/>
+                <w:sz w:val="24"/>
+                <w:szCs w:val="24"/>
+              </w:rPr>
+              <w:t xml:space="preserve"> и монтажа</w:t>
             </w:r>
           </w:p>
           <w:p>
@@ -46421,7 +46675,16 @@
                 <w:sz w:val="24"/>
                 <w:szCs w:val="24"/>
               </w:rPr>
-              <w:t>сти ИЭТ</w:t>
+              <w:t>сто</w:t>
+            </w:r>
+            <w:r>
+              <w:rPr>
+                <w:rStyle w:val="fontstyle01"/>
+                <w:rFonts w:ascii="Times New Roman" w:hAnsi="Times New Roman"/>
+                <w:sz w:val="24"/>
+                <w:szCs w:val="24"/>
+              </w:rPr>
+              <w:t xml:space="preserve"> ИЭТ</w:t>
             </w:r>
           </w:p>
           <w:p>
@@ -46695,7 +46958,16 @@
                 <w:sz w:val="24"/>
                 <w:szCs w:val="24"/>
               </w:rPr>
-              <w:t>сти ИЭТ</w:t>
+              <w:t>сто</w:t>
+            </w:r>
+            <w:r>
+              <w:rPr>
+                <w:rStyle w:val="fontstyle01"/>
+                <w:rFonts w:ascii="Times New Roman" w:hAnsi="Times New Roman"/>
+                <w:sz w:val="24"/>
+                <w:szCs w:val="24"/>
+              </w:rPr>
+              <w:t xml:space="preserve"> ИЭТ</w:t>
             </w:r>
           </w:p>
           <w:p>
@@ -46950,7 +47222,25 @@
                 <w:sz w:val="24"/>
                 <w:szCs w:val="24"/>
               </w:rPr>
-              <w:t>Коэффициент использования прогрессив-ных форм</w:t>
+              <w:t>Коэффициент использования прогрессив-</w:t>
+            </w:r>
+            <w:r>
+              <w:rPr>
+                <w:rStyle w:val="fontstyle01"/>
+                <w:rFonts w:ascii="Times New Roman" w:hAnsi="Times New Roman"/>
+                <w:sz w:val="24"/>
+                <w:szCs w:val="24"/>
+              </w:rPr>
+              <w:t>них</w:t>
+            </w:r>
+            <w:r>
+              <w:rPr>
+                <w:rStyle w:val="fontstyle01"/>
+                <w:rFonts w:ascii="Times New Roman" w:hAnsi="Times New Roman"/>
+                <w:sz w:val="24"/>
+                <w:szCs w:val="24"/>
+              </w:rPr>
+              <w:t xml:space="preserve"> форм</w:t>
             </w:r>
           </w:p>
           <w:p>
@@ -47160,7 +47450,7 @@
     </w:p>
     <w:tbl>
       <w:tblPr>
-        <w:tblStyle w:val="TableGrid"/>
+        <w:tblStyle w:val="ad"/>
         <w:tblW w:w="0" w:type="auto"/>
         <w:tblBorders>
           <w:top w:val="none" w:sz="0" w:space="0" w:color="auto"/>
@@ -47380,7 +47670,7 @@
     </w:p>
     <w:p>
       <w:pPr>
-        <w:pStyle w:val="Heading2"/>
+        <w:pStyle w:val="2"/>
       </w:pPr>
       <w:bookmarkStart w:id="41" w:name="_Toc200974674"/>
       <w:r>
@@ -47495,13 +47785,9 @@
       </w:r>
       <w:r>
         <w:tab/>
-        <w:t xml:space="preserve"> </w:t>
-      </w:r>
-      <w:r>
-        <w:t xml:space="preserve"> </w:t>
-      </w:r>
-      <w:r>
-        <w:t xml:space="preserve"> (</w:t>
+      </w:r>
+      <w:r>
+        <w:t xml:space="preserve">  (</w:t>
       </w:r>
       <w:r>
         <w:t>3</w:t>
@@ -47784,7 +48070,7 @@
     </w:p>
     <w:p>
       <w:pPr>
-        <w:pStyle w:val="Heading2"/>
+        <w:pStyle w:val="2"/>
       </w:pPr>
       <w:bookmarkStart w:id="42" w:name="_Toc200974675"/>
       <w:r>
@@ -47872,7 +48158,7 @@
     </w:p>
     <w:p>
       <w:pPr>
-        <w:pStyle w:val="Heading2"/>
+        <w:pStyle w:val="2"/>
       </w:pPr>
       <w:bookmarkStart w:id="43" w:name="_Toc200974676"/>
       <w:r>
@@ -51674,7 +51960,7 @@
     </w:p>
     <w:p>
       <w:pPr>
-        <w:pStyle w:val="Heading2"/>
+        <w:pStyle w:val="2"/>
         <w:sectPr>
           <w:pgSz w:w="11906" w:h="16838"/>
           <w:pgMar w:top="1134" w:right="567" w:bottom="1134" w:left="1701" w:header="709" w:footer="709" w:gutter="0"/>
@@ -51686,7 +51972,7 @@
     </w:p>
     <w:p>
       <w:pPr>
-        <w:pStyle w:val="Heading2"/>
+        <w:pStyle w:val="2"/>
       </w:pPr>
       <w:bookmarkStart w:id="45" w:name="_Toc200974677"/>
       <w:r>
@@ -51782,7 +52068,7 @@
                     <pic:cNvPicPr/>
                   </pic:nvPicPr>
                   <pic:blipFill>
-                    <a:blip r:embed="rId76"/>
+                    <a:blip r:embed="rId77"/>
                     <a:stretch>
                       <a:fillRect/>
                     </a:stretch>
@@ -51865,7 +52151,7 @@
     </w:p>
     <w:p>
       <w:pPr>
-        <w:pStyle w:val="Heading2"/>
+        <w:pStyle w:val="2"/>
         <w:spacing w:before="0" w:after="0"/>
       </w:pPr>
       <w:bookmarkStart w:id="46" w:name="_Toc200974678"/>
@@ -51926,7 +52212,7 @@
     </w:p>
     <w:p>
       <w:pPr>
-        <w:pStyle w:val="Heading1"/>
+        <w:pStyle w:val="1"/>
         <w:spacing w:after="0"/>
         <w:ind w:left="709"/>
         <w:jc w:val="left"/>
@@ -51956,7 +52242,7 @@
     <w:p/>
     <w:p>
       <w:pPr>
-        <w:pStyle w:val="Heading2"/>
+        <w:pStyle w:val="2"/>
         <w:spacing w:before="0" w:after="0"/>
       </w:pPr>
       <w:bookmarkStart w:id="48" w:name="_Toc200974680"/>
@@ -51985,7 +52271,7 @@
     </w:p>
     <w:p>
       <w:pPr>
-        <w:pStyle w:val="ListParagraph"/>
+        <w:pStyle w:val="ab"/>
         <w:numPr>
           <w:ilvl w:val="0"/>
           <w:numId w:val="48"/>
@@ -52000,7 +52286,7 @@
     </w:p>
     <w:p>
       <w:pPr>
-        <w:pStyle w:val="ListParagraph"/>
+        <w:pStyle w:val="ab"/>
         <w:numPr>
           <w:ilvl w:val="0"/>
           <w:numId w:val="48"/>
@@ -52020,14 +52306,14 @@
     </w:p>
     <w:p>
       <w:pPr>
-        <w:pStyle w:val="ListParagraph"/>
+        <w:pStyle w:val="ab"/>
         <w:numPr>
           <w:ilvl w:val="0"/>
           <w:numId w:val="47"/>
         </w:numPr>
       </w:pPr>
       <w:r>
-        <w:t>Осцилограф</w:t>
+        <w:t>Осциллограф</w:t>
       </w:r>
       <w:r>
         <w:t xml:space="preserve"> представлен на рисунке 5.3.</w:t>
@@ -52035,7 +52321,7 @@
     </w:p>
     <w:p>
       <w:pPr>
-        <w:pStyle w:val="ListParagraph"/>
+        <w:pStyle w:val="ab"/>
         <w:numPr>
           <w:ilvl w:val="0"/>
           <w:numId w:val="47"/>
@@ -52045,7 +52331,13 @@
         <w:t>Лабораторный блок питания</w:t>
       </w:r>
       <w:r>
-        <w:t xml:space="preserve"> представлен на ресунке 5.4.</w:t>
+        <w:t xml:space="preserve"> представлен на </w:t>
+      </w:r>
+      <w:r>
+        <w:t>рисунке</w:t>
+      </w:r>
+      <w:r>
+        <w:t xml:space="preserve"> 5.4.</w:t>
       </w:r>
     </w:p>
     <w:p>
@@ -52055,7 +52347,7 @@
     </w:p>
     <w:p>
       <w:pPr>
-        <w:pStyle w:val="ListParagraph"/>
+        <w:pStyle w:val="ab"/>
         <w:numPr>
           <w:ilvl w:val="0"/>
           <w:numId w:val="46"/>
@@ -52073,7 +52365,7 @@
     </w:p>
     <w:p>
       <w:pPr>
-        <w:pStyle w:val="ListParagraph"/>
+        <w:pStyle w:val="ab"/>
         <w:numPr>
           <w:ilvl w:val="0"/>
           <w:numId w:val="46"/>
@@ -52088,7 +52380,7 @@
     </w:p>
     <w:p>
       <w:pPr>
-        <w:pStyle w:val="ListParagraph"/>
+        <w:pStyle w:val="ab"/>
         <w:numPr>
           <w:ilvl w:val="0"/>
           <w:numId w:val="46"/>
@@ -52126,7 +52418,7 @@
     </w:p>
     <w:p>
       <w:pPr>
-        <w:pStyle w:val="ListParagraph"/>
+        <w:pStyle w:val="ab"/>
         <w:numPr>
           <w:ilvl w:val="0"/>
           <w:numId w:val="46"/>
@@ -52147,7 +52439,7 @@
     </w:p>
     <w:p>
       <w:pPr>
-        <w:pStyle w:val="ListParagraph"/>
+        <w:pStyle w:val="ab"/>
         <w:numPr>
           <w:ilvl w:val="0"/>
           <w:numId w:val="46"/>
@@ -52165,7 +52457,7 @@
     </w:p>
     <w:p>
       <w:pPr>
-        <w:pStyle w:val="ListParagraph"/>
+        <w:pStyle w:val="ab"/>
         <w:numPr>
           <w:ilvl w:val="0"/>
           <w:numId w:val="46"/>
@@ -52183,7 +52475,7 @@
     </w:p>
     <w:p>
       <w:pPr>
-        <w:pStyle w:val="ListParagraph"/>
+        <w:pStyle w:val="ab"/>
         <w:numPr>
           <w:ilvl w:val="0"/>
           <w:numId w:val="46"/>
@@ -52196,52 +52488,201 @@
         <w:t xml:space="preserve"> представлен на рисунке 5.9.</w:t>
       </w:r>
     </w:p>
-    <w:p/>
     <w:p>
       <w:pPr>
         <w:jc w:val="center"/>
       </w:pPr>
       <w:r>
-        <w:t>Рис 5.1 – ёмкость для воды</w:t>
+        <w:drawing>
+          <wp:inline distT="0" distB="0" distL="0" distR="0" wp14:anchorId="3C0B8E04" wp14:editId="2253F5E3">
+            <wp:extent cx="4210638" cy="2934109"/>
+            <wp:effectExtent l="0" t="0" r="0" b="0"/>
+            <wp:docPr id="128315298" name="Рисунок 1"/>
+            <wp:cNvGraphicFramePr>
+              <a:graphicFrameLocks xmlns:a="http://schemas.openxmlformats.org/drawingml/2006/main" noChangeAspect="1"/>
+            </wp:cNvGraphicFramePr>
+            <a:graphic xmlns:a="http://schemas.openxmlformats.org/drawingml/2006/main">
+              <a:graphicData uri="http://schemas.openxmlformats.org/drawingml/2006/picture">
+                <pic:pic xmlns:pic="http://schemas.openxmlformats.org/drawingml/2006/picture">
+                  <pic:nvPicPr>
+                    <pic:cNvPr id="128315298" name=""/>
+                    <pic:cNvPicPr/>
+                  </pic:nvPicPr>
+                  <pic:blipFill>
+                    <a:blip r:embed="rId78"/>
+                    <a:stretch>
+                      <a:fillRect/>
+                    </a:stretch>
+                  </pic:blipFill>
+                  <pic:spPr>
+                    <a:xfrm>
+                      <a:off x="0" y="0"/>
+                      <a:ext cx="4210638" cy="2934109"/>
+                    </a:xfrm>
+                    <a:prstGeom prst="rect">
+                      <a:avLst/>
+                    </a:prstGeom>
+                  </pic:spPr>
+                </pic:pic>
+              </a:graphicData>
+            </a:graphic>
+          </wp:inline>
+        </w:drawing>
       </w:r>
     </w:p>
     <w:p>
       <w:pPr>
         <w:jc w:val="center"/>
       </w:pPr>
+      <w:r>
+        <w:t>Рис 5.1 – ёмкость для воды</w:t>
+      </w:r>
     </w:p>
     <w:p>
       <w:pPr>
         <w:jc w:val="center"/>
       </w:pPr>
-      <w:r>
-        <w:t>Рис 5.2 – утяжелитель</w:t>
-      </w:r>
     </w:p>
     <w:p>
       <w:pPr>
         <w:jc w:val="center"/>
       </w:pPr>
+      <w:r>
+        <w:rPr>
+          <w:noProof/>
+        </w:rPr>
+        <w:drawing>
+          <wp:inline distT="0" distB="0" distL="0" distR="0" wp14:anchorId="7DF43125" wp14:editId="027D8003">
+            <wp:extent cx="4060933" cy="3700130"/>
+            <wp:effectExtent l="0" t="0" r="0" b="0"/>
+            <wp:docPr id="1242286674" name="Рисунок 10"/>
+            <wp:cNvGraphicFramePr>
+              <a:graphicFrameLocks xmlns:a="http://schemas.openxmlformats.org/drawingml/2006/main" noChangeAspect="1"/>
+            </wp:cNvGraphicFramePr>
+            <a:graphic xmlns:a="http://schemas.openxmlformats.org/drawingml/2006/main">
+              <a:graphicData uri="http://schemas.openxmlformats.org/drawingml/2006/picture">
+                <pic:pic xmlns:pic="http://schemas.openxmlformats.org/drawingml/2006/picture">
+                  <pic:nvPicPr>
+                    <pic:cNvPr id="0" name="Picture 35"/>
+                    <pic:cNvPicPr>
+                      <a:picLocks noChangeAspect="1" noChangeArrowheads="1"/>
+                    </pic:cNvPicPr>
+                  </pic:nvPicPr>
+                  <pic:blipFill rotWithShape="1">
+                    <a:blip r:embed="rId79">
+                      <a:extLst>
+                        <a:ext uri="{28A0092B-C50C-407E-A947-70E740481C1C}">
+                          <a14:useLocalDpi xmlns:a14="http://schemas.microsoft.com/office/drawing/2010/main" val="0"/>
+                        </a:ext>
+                      </a:extLst>
+                    </a:blip>
+                    <a:srcRect l="21021" t="11813" r="12605" b="7568"/>
+                    <a:stretch/>
+                  </pic:blipFill>
+                  <pic:spPr bwMode="auto">
+                    <a:xfrm>
+                      <a:off x="0" y="0"/>
+                      <a:ext cx="4062146" cy="3701235"/>
+                    </a:xfrm>
+                    <a:prstGeom prst="rect">
+                      <a:avLst/>
+                    </a:prstGeom>
+                    <a:noFill/>
+                    <a:ln>
+                      <a:noFill/>
+                    </a:ln>
+                    <a:extLst>
+                      <a:ext uri="{53640926-AAD7-44D8-BBD7-CCE9431645EC}">
+                        <a14:shadowObscured xmlns:a14="http://schemas.microsoft.com/office/drawing/2010/main"/>
+                      </a:ext>
+                    </a:extLst>
+                  </pic:spPr>
+                </pic:pic>
+              </a:graphicData>
+            </a:graphic>
+          </wp:inline>
+        </w:drawing>
+      </w:r>
     </w:p>
     <w:p>
       <w:pPr>
         <w:jc w:val="center"/>
       </w:pPr>
       <w:r>
-        <w:t>Рис 5.3 – осцилограф</w:t>
+        <w:t>Рис 5.2 – утяжелитель</w:t>
       </w:r>
     </w:p>
     <w:p>
       <w:pPr>
+        <w:ind w:firstLine="0"/>
         <w:jc w:val="center"/>
       </w:pPr>
+      <w:r>
+        <w:rPr>
+          <w:noProof/>
+        </w:rPr>
+        <w:drawing>
+          <wp:inline distT="0" distB="0" distL="0" distR="0" wp14:anchorId="2388BFDD" wp14:editId="63A87E78">
+            <wp:extent cx="5699051" cy="2551430"/>
+            <wp:effectExtent l="0" t="0" r="0" b="1270"/>
+            <wp:docPr id="408111130" name="Рисунок 1"/>
+            <wp:cNvGraphicFramePr>
+              <a:graphicFrameLocks xmlns:a="http://schemas.openxmlformats.org/drawingml/2006/main" noChangeAspect="1"/>
+            </wp:cNvGraphicFramePr>
+            <a:graphic xmlns:a="http://schemas.openxmlformats.org/drawingml/2006/main">
+              <a:graphicData uri="http://schemas.openxmlformats.org/drawingml/2006/picture">
+                <pic:pic xmlns:pic="http://schemas.openxmlformats.org/drawingml/2006/picture">
+                  <pic:nvPicPr>
+                    <pic:cNvPr id="0" name="Picture 7"/>
+                    <pic:cNvPicPr>
+                      <a:picLocks noChangeAspect="1" noChangeArrowheads="1"/>
+                    </pic:cNvPicPr>
+                  </pic:nvPicPr>
+                  <pic:blipFill rotWithShape="1">
+                    <a:blip r:embed="rId80">
+                      <a:extLst>
+                        <a:ext uri="{28A0092B-C50C-407E-A947-70E740481C1C}">
+                          <a14:useLocalDpi xmlns:a14="http://schemas.microsoft.com/office/drawing/2010/main" val="0"/>
+                        </a:ext>
+                      </a:extLst>
+                    </a:blip>
+                    <a:srcRect t="9884" r="6862" b="15982"/>
+                    <a:stretch/>
+                  </pic:blipFill>
+                  <pic:spPr bwMode="auto">
+                    <a:xfrm>
+                      <a:off x="0" y="0"/>
+                      <a:ext cx="5700125" cy="2551911"/>
+                    </a:xfrm>
+                    <a:prstGeom prst="rect">
+                      <a:avLst/>
+                    </a:prstGeom>
+                    <a:noFill/>
+                    <a:ln>
+                      <a:noFill/>
+                    </a:ln>
+                    <a:extLst>
+                      <a:ext uri="{53640926-AAD7-44D8-BBD7-CCE9431645EC}">
+                        <a14:shadowObscured xmlns:a14="http://schemas.microsoft.com/office/drawing/2010/main"/>
+                      </a:ext>
+                    </a:extLst>
+                  </pic:spPr>
+                </pic:pic>
+              </a:graphicData>
+            </a:graphic>
+          </wp:inline>
+        </w:drawing>
+      </w:r>
     </w:p>
     <w:p>
       <w:pPr>
         <w:jc w:val="center"/>
       </w:pPr>
       <w:r>
-        <w:t>Рис 5.4 – лабораторный блок питания</w:t>
+        <w:t xml:space="preserve">Рис 5.3 – </w:t>
+      </w:r>
+      <w:r>
+        <w:t>осциллограф</w:t>
       </w:r>
     </w:p>
     <w:p>
@@ -52254,91 +52695,447 @@
         <w:jc w:val="center"/>
       </w:pPr>
       <w:r>
-        <w:t>Рис 5.5 – компбютер</w:t>
+        <w:rPr>
+          <w:noProof/>
+        </w:rPr>
+        <w:drawing>
+          <wp:inline distT="0" distB="0" distL="0" distR="0" wp14:anchorId="67C137E1" wp14:editId="3B933F73">
+            <wp:extent cx="3737390" cy="5401339"/>
+            <wp:effectExtent l="0" t="0" r="0" b="8890"/>
+            <wp:docPr id="1009309769" name="Рисунок 3"/>
+            <wp:cNvGraphicFramePr>
+              <a:graphicFrameLocks xmlns:a="http://schemas.openxmlformats.org/drawingml/2006/main" noChangeAspect="1"/>
+            </wp:cNvGraphicFramePr>
+            <a:graphic xmlns:a="http://schemas.openxmlformats.org/drawingml/2006/main">
+              <a:graphicData uri="http://schemas.openxmlformats.org/drawingml/2006/picture">
+                <pic:pic xmlns:pic="http://schemas.openxmlformats.org/drawingml/2006/picture">
+                  <pic:nvPicPr>
+                    <pic:cNvPr id="0" name="Picture 14"/>
+                    <pic:cNvPicPr>
+                      <a:picLocks noChangeAspect="1" noChangeArrowheads="1"/>
+                    </pic:cNvPicPr>
+                  </pic:nvPicPr>
+                  <pic:blipFill>
+                    <a:blip r:embed="rId81">
+                      <a:extLst>
+                        <a:ext uri="{28A0092B-C50C-407E-A947-70E740481C1C}">
+                          <a14:useLocalDpi xmlns:a14="http://schemas.microsoft.com/office/drawing/2010/main" val="0"/>
+                        </a:ext>
+                      </a:extLst>
+                    </a:blip>
+                    <a:srcRect/>
+                    <a:stretch>
+                      <a:fillRect/>
+                    </a:stretch>
+                  </pic:blipFill>
+                  <pic:spPr bwMode="auto">
+                    <a:xfrm>
+                      <a:off x="0" y="0"/>
+                      <a:ext cx="3745146" cy="5412548"/>
+                    </a:xfrm>
+                    <a:prstGeom prst="rect">
+                      <a:avLst/>
+                    </a:prstGeom>
+                    <a:noFill/>
+                    <a:ln>
+                      <a:noFill/>
+                    </a:ln>
+                  </pic:spPr>
+                </pic:pic>
+              </a:graphicData>
+            </a:graphic>
+          </wp:inline>
+        </w:drawing>
       </w:r>
     </w:p>
     <w:p>
       <w:pPr>
         <w:jc w:val="center"/>
       </w:pPr>
+      <w:r>
+        <w:t>Рис 5.4 – лабораторный блок питания</w:t>
+      </w:r>
     </w:p>
     <w:p>
       <w:pPr>
         <w:jc w:val="center"/>
       </w:pPr>
       <w:r>
-        <w:t>Рис 5.6 – передатчик</w:t>
+        <w:rPr>
+          <w:noProof/>
+        </w:rPr>
+        <w:lastRenderedPageBreak/>
+        <w:drawing>
+          <wp:inline distT="0" distB="0" distL="0" distR="0" wp14:anchorId="7AE2FB63" wp14:editId="35662F6B">
+            <wp:extent cx="4698365" cy="4635795"/>
+            <wp:effectExtent l="0" t="0" r="6985" b="0"/>
+            <wp:docPr id="1195112956" name="Рисунок 6"/>
+            <wp:cNvGraphicFramePr>
+              <a:graphicFrameLocks xmlns:a="http://schemas.openxmlformats.org/drawingml/2006/main" noChangeAspect="1"/>
+            </wp:cNvGraphicFramePr>
+            <a:graphic xmlns:a="http://schemas.openxmlformats.org/drawingml/2006/main">
+              <a:graphicData uri="http://schemas.openxmlformats.org/drawingml/2006/picture">
+                <pic:pic xmlns:pic="http://schemas.openxmlformats.org/drawingml/2006/picture">
+                  <pic:nvPicPr>
+                    <pic:cNvPr id="0" name="Picture 23"/>
+                    <pic:cNvPicPr>
+                      <a:picLocks noChangeAspect="1" noChangeArrowheads="1"/>
+                    </pic:cNvPicPr>
+                  </pic:nvPicPr>
+                  <pic:blipFill rotWithShape="1">
+                    <a:blip r:embed="rId82">
+                      <a:extLst>
+                        <a:ext uri="{28A0092B-C50C-407E-A947-70E740481C1C}">
+                          <a14:useLocalDpi xmlns:a14="http://schemas.microsoft.com/office/drawing/2010/main" val="0"/>
+                        </a:ext>
+                      </a:extLst>
+                    </a:blip>
+                    <a:srcRect l="4865" r="2699" b="31582"/>
+                    <a:stretch/>
+                  </pic:blipFill>
+                  <pic:spPr bwMode="auto">
+                    <a:xfrm>
+                      <a:off x="0" y="0"/>
+                      <a:ext cx="4708567" cy="4645861"/>
+                    </a:xfrm>
+                    <a:prstGeom prst="rect">
+                      <a:avLst/>
+                    </a:prstGeom>
+                    <a:noFill/>
+                    <a:ln>
+                      <a:noFill/>
+                    </a:ln>
+                    <a:extLst>
+                      <a:ext uri="{53640926-AAD7-44D8-BBD7-CCE9431645EC}">
+                        <a14:shadowObscured xmlns:a14="http://schemas.microsoft.com/office/drawing/2010/main"/>
+                      </a:ext>
+                    </a:extLst>
+                  </pic:spPr>
+                </pic:pic>
+              </a:graphicData>
+            </a:graphic>
+          </wp:inline>
+        </w:drawing>
       </w:r>
     </w:p>
     <w:p>
       <w:pPr>
         <w:jc w:val="center"/>
       </w:pPr>
+      <w:r>
+        <w:t xml:space="preserve">Рис 5.5 – </w:t>
+      </w:r>
+      <w:r>
+        <w:t>компьютер</w:t>
+      </w:r>
     </w:p>
     <w:p>
       <w:pPr>
         <w:jc w:val="center"/>
       </w:pPr>
-      <w:r>
-        <w:t xml:space="preserve">Рис 5.7 – </w:t>
-      </w:r>
-      <w:r>
-        <w:rPr>
-          <w:lang w:val="en-US"/>
-        </w:rPr>
-        <w:t>UART</w:t>
-      </w:r>
-      <w:r>
-        <w:t xml:space="preserve"> – </w:t>
-      </w:r>
-      <w:r>
-        <w:rPr>
-          <w:lang w:val="en-US"/>
-        </w:rPr>
-        <w:t>USB</w:t>
-      </w:r>
-      <w:r>
-        <w:t xml:space="preserve"> </w:t>
-      </w:r>
-      <w:r>
-        <w:t>преобразователь</w:t>
-      </w:r>
     </w:p>
     <w:p>
       <w:pPr>
         <w:jc w:val="center"/>
       </w:pPr>
+      <w:r>
+        <w:rPr>
+          <w:noProof/>
+        </w:rPr>
+        <w:drawing>
+          <wp:inline distT="0" distB="0" distL="0" distR="0" wp14:anchorId="5463E2C3" wp14:editId="73BEC257">
+            <wp:extent cx="4933507" cy="1934210"/>
+            <wp:effectExtent l="0" t="0" r="635" b="8890"/>
+            <wp:docPr id="359666493" name="Рисунок 7"/>
+            <wp:cNvGraphicFramePr>
+              <a:graphicFrameLocks xmlns:a="http://schemas.openxmlformats.org/drawingml/2006/main" noChangeAspect="1"/>
+            </wp:cNvGraphicFramePr>
+            <a:graphic xmlns:a="http://schemas.openxmlformats.org/drawingml/2006/main">
+              <a:graphicData uri="http://schemas.openxmlformats.org/drawingml/2006/picture">
+                <pic:pic xmlns:pic="http://schemas.openxmlformats.org/drawingml/2006/picture">
+                  <pic:nvPicPr>
+                    <pic:cNvPr id="0" name="Picture 25"/>
+                    <pic:cNvPicPr>
+                      <a:picLocks noChangeAspect="1" noChangeArrowheads="1"/>
+                    </pic:cNvPicPr>
+                  </pic:nvPicPr>
+                  <pic:blipFill rotWithShape="1">
+                    <a:blip r:embed="rId83">
+                      <a:extLst>
+                        <a:ext uri="{28A0092B-C50C-407E-A947-70E740481C1C}">
+                          <a14:useLocalDpi xmlns:a14="http://schemas.microsoft.com/office/drawing/2010/main" val="0"/>
+                        </a:ext>
+                      </a:extLst>
+                    </a:blip>
+                    <a:srcRect l="9383" t="27801" r="9972" b="15986"/>
+                    <a:stretch/>
+                  </pic:blipFill>
+                  <pic:spPr bwMode="auto">
+                    <a:xfrm>
+                      <a:off x="0" y="0"/>
+                      <a:ext cx="4935619" cy="1935038"/>
+                    </a:xfrm>
+                    <a:prstGeom prst="rect">
+                      <a:avLst/>
+                    </a:prstGeom>
+                    <a:noFill/>
+                    <a:ln>
+                      <a:noFill/>
+                    </a:ln>
+                    <a:extLst>
+                      <a:ext uri="{53640926-AAD7-44D8-BBD7-CCE9431645EC}">
+                        <a14:shadowObscured xmlns:a14="http://schemas.microsoft.com/office/drawing/2010/main"/>
+                      </a:ext>
+                    </a:extLst>
+                  </pic:spPr>
+                </pic:pic>
+              </a:graphicData>
+            </a:graphic>
+          </wp:inline>
+        </w:drawing>
+      </w:r>
     </w:p>
     <w:p>
       <w:pPr>
         <w:jc w:val="center"/>
       </w:pPr>
       <w:r>
-        <w:t>Рис 5.8 – устройство ввода</w:t>
+        <w:t>Рис 5.6 – передатчик</w:t>
       </w:r>
     </w:p>
     <w:p>
       <w:pPr>
-        <w:jc w:val="center"/>
-      </w:pPr>
+        <w:tabs>
+          <w:tab w:val="left" w:pos="5911"/>
+        </w:tabs>
+        <w:jc w:val="left"/>
+      </w:pPr>
+      <w:r>
+        <w:tab/>
+      </w:r>
     </w:p>
     <w:p>
       <w:pPr>
+        <w:tabs>
+          <w:tab w:val="left" w:pos="5911"/>
+        </w:tabs>
         <w:jc w:val="center"/>
       </w:pPr>
       <w:r>
-        <w:t>Рис 5.9 – Страховачный трос</w:t>
+        <w:rPr>
+          <w:noProof/>
+        </w:rPr>
+        <w:drawing>
+          <wp:inline distT="0" distB="0" distL="0" distR="0" wp14:anchorId="137AA29A" wp14:editId="3879FC33">
+            <wp:extent cx="4284921" cy="1596996"/>
+            <wp:effectExtent l="0" t="0" r="1905" b="3810"/>
+            <wp:docPr id="650716684" name="Рисунок 8"/>
+            <wp:cNvGraphicFramePr>
+              <a:graphicFrameLocks xmlns:a="http://schemas.openxmlformats.org/drawingml/2006/main" noChangeAspect="1"/>
+            </wp:cNvGraphicFramePr>
+            <a:graphic xmlns:a="http://schemas.openxmlformats.org/drawingml/2006/main">
+              <a:graphicData uri="http://schemas.openxmlformats.org/drawingml/2006/picture">
+                <pic:pic xmlns:pic="http://schemas.openxmlformats.org/drawingml/2006/picture">
+                  <pic:nvPicPr>
+                    <pic:cNvPr id="0" name="Picture 27"/>
+                    <pic:cNvPicPr>
+                      <a:picLocks noChangeAspect="1" noChangeArrowheads="1"/>
+                    </pic:cNvPicPr>
+                  </pic:nvPicPr>
+                  <pic:blipFill rotWithShape="1">
+                    <a:blip r:embed="rId84">
+                      <a:extLst>
+                        <a:ext uri="{28A0092B-C50C-407E-A947-70E740481C1C}">
+                          <a14:useLocalDpi xmlns:a14="http://schemas.microsoft.com/office/drawing/2010/main" val="0"/>
+                        </a:ext>
+                      </a:extLst>
+                    </a:blip>
+                    <a:srcRect l="19809" t="34276" b="25883"/>
+                    <a:stretch/>
+                  </pic:blipFill>
+                  <pic:spPr bwMode="auto">
+                    <a:xfrm>
+                      <a:off x="0" y="0"/>
+                      <a:ext cx="4295268" cy="1600852"/>
+                    </a:xfrm>
+                    <a:prstGeom prst="rect">
+                      <a:avLst/>
+                    </a:prstGeom>
+                    <a:noFill/>
+                    <a:ln>
+                      <a:noFill/>
+                    </a:ln>
+                    <a:extLst>
+                      <a:ext uri="{53640926-AAD7-44D8-BBD7-CCE9431645EC}">
+                        <a14:shadowObscured xmlns:a14="http://schemas.microsoft.com/office/drawing/2010/main"/>
+                      </a:ext>
+                    </a:extLst>
+                  </pic:spPr>
+                </pic:pic>
+              </a:graphicData>
+            </a:graphic>
+          </wp:inline>
+        </w:drawing>
       </w:r>
     </w:p>
     <w:p>
       <w:pPr>
         <w:jc w:val="center"/>
       </w:pPr>
+      <w:r>
+        <w:t xml:space="preserve">Рис 5.7 – </w:t>
+      </w:r>
+      <w:r>
+        <w:rPr>
+          <w:lang w:val="en-US"/>
+        </w:rPr>
+        <w:t>UART</w:t>
+      </w:r>
+      <w:r>
+        <w:t xml:space="preserve"> – </w:t>
+      </w:r>
+      <w:r>
+        <w:rPr>
+          <w:lang w:val="en-US"/>
+        </w:rPr>
+        <w:t>USB</w:t>
+      </w:r>
+      <w:r>
+        <w:t xml:space="preserve"> </w:t>
+      </w:r>
+      <w:r>
+        <w:t>преобразователь</w:t>
+      </w:r>
     </w:p>
     <w:p>
       <w:pPr>
-        <w:ind w:firstLine="0"/>
-      </w:pPr>
+        <w:jc w:val="center"/>
+      </w:pPr>
+    </w:p>
+    <w:p>
+      <w:pPr>
+        <w:jc w:val="center"/>
+      </w:pPr>
+      <w:r>
+        <w:rPr>
+          <w:noProof/>
+        </w:rPr>
+        <w:drawing>
+          <wp:inline distT="0" distB="0" distL="0" distR="0" wp14:anchorId="54D43FBF" wp14:editId="1709D390">
+            <wp:extent cx="4391246" cy="2593424"/>
+            <wp:effectExtent l="0" t="0" r="9525" b="0"/>
+            <wp:docPr id="1389278762" name="Рисунок 5"/>
+            <wp:cNvGraphicFramePr>
+              <a:graphicFrameLocks xmlns:a="http://schemas.openxmlformats.org/drawingml/2006/main" noChangeAspect="1"/>
+            </wp:cNvGraphicFramePr>
+            <a:graphic xmlns:a="http://schemas.openxmlformats.org/drawingml/2006/main">
+              <a:graphicData uri="http://schemas.openxmlformats.org/drawingml/2006/picture">
+                <pic:pic xmlns:pic="http://schemas.openxmlformats.org/drawingml/2006/picture">
+                  <pic:nvPicPr>
+                    <pic:cNvPr id="0" name="Picture 21"/>
+                    <pic:cNvPicPr>
+                      <a:picLocks noChangeAspect="1" noChangeArrowheads="1"/>
+                    </pic:cNvPicPr>
+                  </pic:nvPicPr>
+                  <pic:blipFill rotWithShape="1">
+                    <a:blip r:embed="rId85">
+                      <a:extLst>
+                        <a:ext uri="{28A0092B-C50C-407E-A947-70E740481C1C}">
+                          <a14:useLocalDpi xmlns:a14="http://schemas.microsoft.com/office/drawing/2010/main" val="0"/>
+                        </a:ext>
+                      </a:extLst>
+                    </a:blip>
+                    <a:srcRect l="7819" t="5561" r="11566" b="9792"/>
+                    <a:stretch/>
+                  </pic:blipFill>
+                  <pic:spPr bwMode="auto">
+                    <a:xfrm>
+                      <a:off x="0" y="0"/>
+                      <a:ext cx="4400982" cy="2599174"/>
+                    </a:xfrm>
+                    <a:prstGeom prst="rect">
+                      <a:avLst/>
+                    </a:prstGeom>
+                    <a:noFill/>
+                    <a:ln>
+                      <a:noFill/>
+                    </a:ln>
+                    <a:extLst>
+                      <a:ext uri="{53640926-AAD7-44D8-BBD7-CCE9431645EC}">
+                        <a14:shadowObscured xmlns:a14="http://schemas.microsoft.com/office/drawing/2010/main"/>
+                      </a:ext>
+                    </a:extLst>
+                  </pic:spPr>
+                </pic:pic>
+              </a:graphicData>
+            </a:graphic>
+          </wp:inline>
+        </w:drawing>
+      </w:r>
+    </w:p>
+    <w:p>
+      <w:pPr>
+        <w:jc w:val="center"/>
+      </w:pPr>
+      <w:r>
+        <w:t>Рис 5.8 – устройство ввода</w:t>
+      </w:r>
+    </w:p>
+    <w:p>
+      <w:pPr>
+        <w:jc w:val="center"/>
+      </w:pPr>
+      <w:r>
+        <w:drawing>
+          <wp:inline distT="0" distB="0" distL="0" distR="0" wp14:anchorId="64EA134B" wp14:editId="1FE0BB2D">
+            <wp:extent cx="3221665" cy="3054108"/>
+            <wp:effectExtent l="0" t="0" r="0" b="0"/>
+            <wp:docPr id="45619341" name="Рисунок 1"/>
+            <wp:cNvGraphicFramePr>
+              <a:graphicFrameLocks xmlns:a="http://schemas.openxmlformats.org/drawingml/2006/main" noChangeAspect="1"/>
+            </wp:cNvGraphicFramePr>
+            <a:graphic xmlns:a="http://schemas.openxmlformats.org/drawingml/2006/main">
+              <a:graphicData uri="http://schemas.openxmlformats.org/drawingml/2006/picture">
+                <pic:pic xmlns:pic="http://schemas.openxmlformats.org/drawingml/2006/picture">
+                  <pic:nvPicPr>
+                    <pic:cNvPr id="45619341" name=""/>
+                    <pic:cNvPicPr/>
+                  </pic:nvPicPr>
+                  <pic:blipFill>
+                    <a:blip r:embed="rId86"/>
+                    <a:stretch>
+                      <a:fillRect/>
+                    </a:stretch>
+                  </pic:blipFill>
+                  <pic:spPr>
+                    <a:xfrm>
+                      <a:off x="0" y="0"/>
+                      <a:ext cx="3224841" cy="3057118"/>
+                    </a:xfrm>
+                    <a:prstGeom prst="rect">
+                      <a:avLst/>
+                    </a:prstGeom>
+                  </pic:spPr>
+                </pic:pic>
+              </a:graphicData>
+            </a:graphic>
+          </wp:inline>
+        </w:drawing>
+      </w:r>
+    </w:p>
+    <w:p>
+      <w:pPr>
+        <w:jc w:val="center"/>
+      </w:pPr>
+      <w:r>
+        <w:t xml:space="preserve">Рис 5.9 – </w:t>
+      </w:r>
+      <w:r>
+        <w:t>Страховочный</w:t>
+      </w:r>
+      <w:r>
+        <w:t xml:space="preserve"> трос</w:t>
+      </w:r>
     </w:p>
     <w:p>
       <w:pPr>
@@ -52360,7 +53157,7 @@
     </w:p>
     <w:p>
       <w:pPr>
-        <w:pStyle w:val="Heading2"/>
+        <w:pStyle w:val="2"/>
         <w:spacing w:before="0" w:after="0"/>
       </w:pPr>
       <w:bookmarkStart w:id="49" w:name="_Toc200974681"/>
@@ -52385,7 +53182,7 @@
     <w:p/>
     <w:p>
       <w:pPr>
-        <w:pStyle w:val="Heading3"/>
+        <w:pStyle w:val="3"/>
       </w:pPr>
       <w:bookmarkStart w:id="50" w:name="_Toc200974682"/>
       <w:r>
@@ -52395,7 +53192,37 @@
     </w:p>
     <w:p>
       <w:r>
-        <w:t>Так как устройство большую чать своего времени находится в водной среде, корпус должен быть полность герметичным. В ходе проверки внешний корпус с утяжелителями и закрученой крышкой без электронной начинки погружается в воду и оставляется по водой на 2 часа.</w:t>
+        <w:t xml:space="preserve">Так как устройство большую </w:t>
+      </w:r>
+      <w:r>
+        <w:t>часть</w:t>
+      </w:r>
+      <w:r>
+        <w:t xml:space="preserve"> своего времени находится в водной среде, корпус должен быть </w:t>
+      </w:r>
+      <w:r>
+        <w:t>полностью</w:t>
+      </w:r>
+      <w:r>
+        <w:t xml:space="preserve"> герметичным. В ходе проверки внешний корпус с утяжелителями и </w:t>
+      </w:r>
+      <w:r>
+        <w:t>закрученной</w:t>
+      </w:r>
+      <w:r>
+        <w:t xml:space="preserve"> крышкой без электронной начинки погружается в воду и оставляется по</w:t>
+      </w:r>
+      <w:r>
+        <w:t>д</w:t>
+      </w:r>
+      <w:r>
+        <w:t xml:space="preserve"> вод</w:t>
+      </w:r>
+      <w:r>
+        <w:t>у</w:t>
+      </w:r>
+      <w:r>
+        <w:t xml:space="preserve"> на 2 часа.</w:t>
       </w:r>
       <w:r>
         <w:t xml:space="preserve"> Испытательный стенд представлен на рисунке 5.11.</w:t>
@@ -52412,13 +53239,19 @@
     </w:p>
     <w:p>
       <w:r>
-        <w:t>По прошествию двух часов корпус достаётся из воды, с него снимается крышка, вода слитается в мерную ёмкость. После чего определяется объём воды, слитый с корпуса.</w:t>
+        <w:t>По прошествию двух часов корпус достаётся из воды, с него снимается крышка, вода сли</w:t>
+      </w:r>
+      <w:r>
+        <w:t>в</w:t>
+      </w:r>
+      <w:r>
+        <w:t>ается в мерную ёмкость. После чего определяется объём воды, слитый с корпуса.</w:t>
       </w:r>
     </w:p>
     <w:p/>
     <w:p>
       <w:pPr>
-        <w:pStyle w:val="Heading3"/>
+        <w:pStyle w:val="3"/>
       </w:pPr>
       <w:bookmarkStart w:id="51" w:name="_Toc200974683"/>
       <w:r>
@@ -52431,12 +53264,33 @@
     </w:p>
     <w:p>
       <w:r>
-        <w:t>Двигател обеспечивают перемещение утройтсва, отказ люого из тяговых двигателей ведёт к потере управления и отказу дрона.</w:t>
+        <w:t>Двигатели</w:t>
+      </w:r>
+      <w:r>
+        <w:t xml:space="preserve"> обеспечивают перемещение </w:t>
+      </w:r>
+      <w:r>
+        <w:t>устройства</w:t>
+      </w:r>
+      <w:r>
+        <w:t xml:space="preserve">, отказ </w:t>
+      </w:r>
+      <w:r>
+        <w:t>любого</w:t>
+      </w:r>
+      <w:r>
+        <w:t xml:space="preserve"> из тяговых двигателей ведёт к потере управления и отказу дрона.</w:t>
       </w:r>
     </w:p>
     <w:p>
       <w:r>
-        <w:t>Перед проверкой устройство подключается к лабораторному блоку питания. К выводам микроконтроллера управляющими двигателями подсоединяются щупу осцилографа. Также щупы подключаются к выводам на мотор после драйвера.</w:t>
+        <w:t xml:space="preserve">Перед проверкой устройство подключается к лабораторному блоку питания. К выводам микроконтроллера управляющими двигателями подсоединяются щупу </w:t>
+      </w:r>
+      <w:r>
+        <w:t>осциллографа</w:t>
+      </w:r>
+      <w:r>
+        <w:t>. Также щупы подключаются к выводам на мотор после драйвера.</w:t>
       </w:r>
       <w:r>
         <w:t xml:space="preserve"> </w:t>
@@ -52456,16 +53310,28 @@
     </w:p>
     <w:p>
       <w:r>
-        <w:t>Во время проверки на моторы подаётся сигнал ШИМ различной заполнености, который управляет драйвером, который управляет мотором.</w:t>
-      </w:r>
-      <w:r>
-        <w:t xml:space="preserve"> Осцилографом снимаются показания сигнала ШИМ и напряжений на моторе.</w:t>
+        <w:t xml:space="preserve">Во время проверки на моторы подаётся сигнал ШИМ различной </w:t>
+      </w:r>
+      <w:r>
+        <w:t>запылённости</w:t>
+      </w:r>
+      <w:r>
+        <w:t>, который управляет драйвером, который управляет мотором.</w:t>
+      </w:r>
+      <w:r>
+        <w:t xml:space="preserve"> </w:t>
+      </w:r>
+      <w:r>
+        <w:t>Осциллографом</w:t>
+      </w:r>
+      <w:r>
+        <w:t xml:space="preserve"> снимаются показания сигнала ШИМ и напряжений на моторе.</w:t>
       </w:r>
     </w:p>
     <w:p/>
     <w:p>
       <w:pPr>
-        <w:pStyle w:val="Heading3"/>
+        <w:pStyle w:val="3"/>
       </w:pPr>
       <w:bookmarkStart w:id="52" w:name="_Toc200974684"/>
       <w:r>
@@ -52482,16 +53348,34 @@
         <w:tab/>
       </w:r>
       <w:r>
-        <w:t>Беспроводной модуль используется для загрузки маршрута миссии, комманд от пользователя, а также для прямого управления дрона пользователем. Его отказ хотя и не является критическим, может провалить миссию на начальном или конечном этапах.</w:t>
+        <w:t xml:space="preserve">Беспроводной модуль используется для загрузки маршрута миссии, </w:t>
+      </w:r>
+      <w:r>
+        <w:t>команд</w:t>
+      </w:r>
+      <w:r>
+        <w:t xml:space="preserve"> от пользователя, а также для прямого управления дрона пользователем. Его отказ хотя и не является критическим, может провалить миссию на начальном или конечном этапах.</w:t>
       </w:r>
     </w:p>
     <w:p>
       <w:r>
         <w:tab/>
-        <w:t>Перед началом испытаний электронная составляющая устройтсва извлекается из внешнего корпуса</w:t>
-      </w:r>
-      <w:r>
-        <w:t xml:space="preserve">. На микроконтроллер загружается отладочная прошивка, которая отличается от боевой возможностью вывода сообщений по </w:t>
+        <w:t xml:space="preserve">Перед началом испытаний электронная составляющая </w:t>
+      </w:r>
+      <w:r>
+        <w:t>устройства</w:t>
+      </w:r>
+      <w:r>
+        <w:t xml:space="preserve"> извлекается из внешнего корпуса</w:t>
+      </w:r>
+      <w:r>
+        <w:t xml:space="preserve">. На микроконтроллер загружается отладочная прошивка, которая отличается </w:t>
+      </w:r>
+      <w:r>
+        <w:t>от боевой возможности</w:t>
+      </w:r>
+      <w:r>
+        <w:t xml:space="preserve"> вывода сообщений по </w:t>
       </w:r>
       <w:r>
         <w:rPr>
@@ -52531,47 +53415,137 @@
       </w:r>
       <w:r>
         <w:t>Испытательный стенд представлен на рисунке 5.13.</w:t>
+      </w:r>
+    </w:p>
+    <w:p>
+      <w:pPr>
+        <w:ind w:firstLine="0"/>
+        <w:jc w:val="center"/>
+      </w:pPr>
+      <w:r>
+        <w:rPr>
+          <w:noProof/>
+        </w:rPr>
+        <w:drawing>
+          <wp:inline distT="0" distB="0" distL="0" distR="0" wp14:anchorId="54225F64" wp14:editId="5545C06E">
+            <wp:extent cx="5666740" cy="4199860"/>
+            <wp:effectExtent l="0" t="0" r="0" b="0"/>
+            <wp:docPr id="1956226346" name="Рисунок 12"/>
+            <wp:cNvGraphicFramePr>
+              <a:graphicFrameLocks xmlns:a="http://schemas.openxmlformats.org/drawingml/2006/main" noChangeAspect="1"/>
+            </wp:cNvGraphicFramePr>
+            <a:graphic xmlns:a="http://schemas.openxmlformats.org/drawingml/2006/main">
+              <a:graphicData uri="http://schemas.openxmlformats.org/drawingml/2006/picture">
+                <pic:pic xmlns:pic="http://schemas.openxmlformats.org/drawingml/2006/picture">
+                  <pic:nvPicPr>
+                    <pic:cNvPr id="0" name="Picture 42"/>
+                    <pic:cNvPicPr>
+                      <a:picLocks noChangeAspect="1" noChangeArrowheads="1"/>
+                    </pic:cNvPicPr>
+                  </pic:nvPicPr>
+                  <pic:blipFill rotWithShape="1">
+                    <a:blip r:embed="rId87">
+                      <a:extLst>
+                        <a:ext uri="{28A0092B-C50C-407E-A947-70E740481C1C}">
+                          <a14:useLocalDpi xmlns:a14="http://schemas.microsoft.com/office/drawing/2010/main" val="0"/>
+                        </a:ext>
+                      </a:extLst>
+                    </a:blip>
+                    <a:srcRect r="2945" b="4111"/>
+                    <a:stretch/>
+                  </pic:blipFill>
+                  <pic:spPr bwMode="auto">
+                    <a:xfrm>
+                      <a:off x="0" y="0"/>
+                      <a:ext cx="5671887" cy="4203675"/>
+                    </a:xfrm>
+                    <a:prstGeom prst="rect">
+                      <a:avLst/>
+                    </a:prstGeom>
+                    <a:noFill/>
+                    <a:ln>
+                      <a:noFill/>
+                    </a:ln>
+                    <a:extLst>
+                      <a:ext uri="{53640926-AAD7-44D8-BBD7-CCE9431645EC}">
+                        <a14:shadowObscured xmlns:a14="http://schemas.microsoft.com/office/drawing/2010/main"/>
+                      </a:ext>
+                    </a:extLst>
+                  </pic:spPr>
+                </pic:pic>
+              </a:graphicData>
+            </a:graphic>
+          </wp:inline>
+        </w:drawing>
+      </w:r>
+    </w:p>
+    <w:p>
+      <w:pPr>
+        <w:jc w:val="center"/>
+      </w:pPr>
+      <w:r>
+        <w:t>Рис 5.13 – стенд для проверки беспроводного модуля</w:t>
+      </w:r>
+    </w:p>
+    <w:p>
+      <w:pPr>
+        <w:jc w:val="center"/>
+      </w:pPr>
+    </w:p>
+    <w:p>
+      <w:r>
+        <w:t>На компьютере з</w:t>
+      </w:r>
+      <w:r>
+        <w:t xml:space="preserve">апускается специальное ПО, которое будет отправлять отдельные команды </w:t>
+      </w:r>
+      <w:r>
+        <w:t>на передатчика</w:t>
+      </w:r>
+      <w:r>
+        <w:t xml:space="preserve">, который будет передавать </w:t>
+      </w:r>
+      <w:r>
+        <w:t>их на дрон. На дрон подаётся питание.</w:t>
+      </w:r>
+      <w:r>
+        <w:t xml:space="preserve"> </w:t>
+      </w:r>
+      <w:r>
+        <w:t xml:space="preserve">А также ПО, которое будет считывать сообщения от дрона и выводить их в консоль. Пользователь вводит команды в терминал. </w:t>
+      </w:r>
+      <w:r>
+        <w:t>После окончания</w:t>
+      </w:r>
+      <w:r>
+        <w:t xml:space="preserve"> ввода, </w:t>
+      </w:r>
+      <w:r>
+        <w:t>команда</w:t>
+      </w:r>
+      <w:r>
+        <w:t xml:space="preserve"> отправляется на устройство, и пользователь ожидает от него реакции в</w:t>
+      </w:r>
+      <w:r>
+        <w:t xml:space="preserve"> </w:t>
+      </w:r>
+      <w:r>
+        <w:t xml:space="preserve">виде вывода сообщения в </w:t>
+      </w:r>
+      <w:r>
+        <w:rPr>
+          <w:lang w:val="en-US"/>
+        </w:rPr>
+        <w:t>UART</w:t>
+      </w:r>
+      <w:r>
+        <w:t>.</w:t>
       </w:r>
     </w:p>
     <w:p/>
     <w:p>
       <w:pPr>
-        <w:jc w:val="center"/>
-      </w:pPr>
-      <w:r>
-        <w:t>Рис 5.13 – стенд для проверки беспроводного модуля</w:t>
-      </w:r>
-    </w:p>
-    <w:p>
-      <w:r>
-        <w:t>На компьютере з</w:t>
-      </w:r>
-      <w:r>
-        <w:t xml:space="preserve">апускается специальное ПО, которое будет отправлять отдельные команды на передатчик, который будет передавать </w:t>
-      </w:r>
-      <w:r>
-        <w:t>их на дрон. На дрон подаётся питание.</w:t>
-      </w:r>
-      <w:r>
-        <w:t xml:space="preserve"> </w:t>
-      </w:r>
-      <w:r>
-        <w:t xml:space="preserve">А также ПО, которое будет считывать сообщения от дрона и выводить их в консоль. Пользователь вводит команды в терминал. Послеокончания ввода, комманда отправляется на устройство, и пользователь ожидает от него реакции ввиде вывода сообщения в </w:t>
-      </w:r>
-      <w:r>
-        <w:rPr>
-          <w:lang w:val="en-US"/>
-        </w:rPr>
-        <w:t>UART</w:t>
-      </w:r>
-      <w:r>
-        <w:t>.</w:t>
-      </w:r>
-    </w:p>
-    <w:p/>
-    <w:p>
-      <w:pPr>
-        <w:pStyle w:val="Heading3"/>
+        <w:pStyle w:val="3"/>
       </w:pPr>
       <w:bookmarkStart w:id="53" w:name="_Toc200974685"/>
       <w:r>
@@ -52598,54 +53572,256 @@
         <w:t xml:space="preserve"> </w:t>
       </w:r>
       <w:r>
-        <w:t xml:space="preserve">карта памяти на которой храняться настройки устройства и его запланированый маршрут. К сторонему компьютеру подключается устройтсво ввода и передатчик. На компьютере запускается специальное ПО, которое считывает состояние </w:t>
+        <w:t xml:space="preserve">карта </w:t>
+      </w:r>
+      <w:r>
+        <w:t>памяти,</w:t>
+      </w:r>
+      <w:r>
+        <w:t xml:space="preserve"> на которой </w:t>
+      </w:r>
+      <w:r>
+        <w:t>храниться</w:t>
+      </w:r>
+      <w:r>
+        <w:t xml:space="preserve"> настройки устройства и его </w:t>
+      </w:r>
+      <w:r>
+        <w:t>запланированный</w:t>
+      </w:r>
+      <w:r>
+        <w:t xml:space="preserve"> маршрут. К </w:t>
+      </w:r>
+      <w:r>
+        <w:t>стороннему</w:t>
+      </w:r>
+      <w:r>
+        <w:t xml:space="preserve"> компьютеру подключается </w:t>
+      </w:r>
+      <w:r>
+        <w:t>устройство</w:t>
+      </w:r>
+      <w:r>
+        <w:t xml:space="preserve"> ввода и передатчик. На компьютере за</w:t>
       </w:r>
       <w:r>
         <w:lastRenderedPageBreak/>
-        <w:t>устрйства ввода, генерирует и передаёт комманды на передатчик.</w:t>
+        <w:t xml:space="preserve">пускается специальное ПО, которое считывает состояние </w:t>
+      </w:r>
+      <w:r>
+        <w:t>устройства</w:t>
+      </w:r>
+      <w:r>
+        <w:t xml:space="preserve"> ввода, генерирует и передаёт </w:t>
+      </w:r>
+      <w:r>
+        <w:t>команды</w:t>
       </w:r>
       <w:r>
         <w:t xml:space="preserve"> </w:t>
       </w:r>
       <w:r>
+        <w:t>передатчику</w:t>
+      </w:r>
+      <w:r>
+        <w:t>.</w:t>
+      </w:r>
+      <w:r>
+        <w:t xml:space="preserve"> </w:t>
+      </w:r>
+      <w:r>
         <w:t>Испытательный стенд представлен на рисунке 5.14.</w:t>
-      </w:r>
-    </w:p>
-    <w:p/>
-    <w:p>
-      <w:pPr>
-        <w:jc w:val="center"/>
-      </w:pPr>
-      <w:r>
-        <w:t>Рис 5.14 – стенд для проверки беспроводного модуля</w:t>
-      </w:r>
-    </w:p>
-    <w:p/>
-    <w:p>
-      <w:r>
-        <w:t>Перед началом испытаний проводитяс автоматическая проверка работы двигателей устройтсва, каждый из 4-х моторов должен закрутиться, либо произвести характерный для ШИМ звук.</w:t>
-      </w:r>
-      <w:r>
-        <w:t xml:space="preserve"> Далее устройство гермитизируется и подсоединяется к страховочному тросу.</w:t>
-      </w:r>
-      <w:r>
-        <w:t xml:space="preserve"> После чего с пусльта управления переводится в режим прямого управления. В этом режиме устройство должно воспринимать комманды от пользователя без обработки. Если поведения устройтсва корректо, начинается 2-й этап проверки.</w:t>
       </w:r>
     </w:p>
     <w:p>
-      <w:r>
-        <w:t xml:space="preserve">На </w:t>
-      </w:r>
-      <w:r>
-        <w:t>2-м</w:t>
-      </w:r>
-      <w:r>
-        <w:t xml:space="preserve"> этапе проверки устройство переходит в режим стабилизации по курсу. В данномрежиме пользователь задаёт направление, а устройтсво само должно на него выходить и его удерживать. Если поведения устройтсва корректо, начинается 3-й этап проверки.</w:t>
+      <w:pPr>
+        <w:ind w:firstLine="0"/>
+        <w:jc w:val="center"/>
+      </w:pPr>
+      <w:r>
+        <w:rPr>
+          <w:noProof/>
+        </w:rPr>
+        <w:drawing>
+          <wp:inline distT="0" distB="0" distL="0" distR="0" wp14:anchorId="69C0A87E" wp14:editId="4142F917">
+            <wp:extent cx="6013367" cy="6602819"/>
+            <wp:effectExtent l="0" t="0" r="6985" b="7620"/>
+            <wp:docPr id="506811016" name="Рисунок 13"/>
+            <wp:cNvGraphicFramePr>
+              <a:graphicFrameLocks xmlns:a="http://schemas.openxmlformats.org/drawingml/2006/main" noChangeAspect="1"/>
+            </wp:cNvGraphicFramePr>
+            <a:graphic xmlns:a="http://schemas.openxmlformats.org/drawingml/2006/main">
+              <a:graphicData uri="http://schemas.openxmlformats.org/drawingml/2006/picture">
+                <pic:pic xmlns:pic="http://schemas.openxmlformats.org/drawingml/2006/picture">
+                  <pic:nvPicPr>
+                    <pic:cNvPr id="0" name="Picture 44"/>
+                    <pic:cNvPicPr>
+                      <a:picLocks noChangeAspect="1" noChangeArrowheads="1"/>
+                    </pic:cNvPicPr>
+                  </pic:nvPicPr>
+                  <pic:blipFill rotWithShape="1">
+                    <a:blip r:embed="rId88">
+                      <a:extLst>
+                        <a:ext uri="{28A0092B-C50C-407E-A947-70E740481C1C}">
+                          <a14:useLocalDpi xmlns:a14="http://schemas.microsoft.com/office/drawing/2010/main" val="0"/>
+                        </a:ext>
+                      </a:extLst>
+                    </a:blip>
+                    <a:srcRect t="5343" b="12288"/>
+                    <a:stretch/>
+                  </pic:blipFill>
+                  <pic:spPr bwMode="auto">
+                    <a:xfrm>
+                      <a:off x="0" y="0"/>
+                      <a:ext cx="6016505" cy="6606265"/>
+                    </a:xfrm>
+                    <a:prstGeom prst="rect">
+                      <a:avLst/>
+                    </a:prstGeom>
+                    <a:noFill/>
+                    <a:ln>
+                      <a:noFill/>
+                    </a:ln>
+                    <a:extLst>
+                      <a:ext uri="{53640926-AAD7-44D8-BBD7-CCE9431645EC}">
+                        <a14:shadowObscured xmlns:a14="http://schemas.microsoft.com/office/drawing/2010/main"/>
+                      </a:ext>
+                    </a:extLst>
+                  </pic:spPr>
+                </pic:pic>
+              </a:graphicData>
+            </a:graphic>
+          </wp:inline>
+        </w:drawing>
       </w:r>
     </w:p>
     <w:p>
-      <w:r>
-        <w:t>На 3-м и последнем этапе устройсто переходит в режим выполнения перемещения по точкам. Вэтом режиме перемещение происходит без участия пользователя. Комманды управления игнорируются, учитываются только команды задания режима управления.</w:t>
+      <w:pPr>
+        <w:jc w:val="center"/>
+      </w:pPr>
+      <w:r>
+        <w:t xml:space="preserve">Рис 5.14 – стенд для </w:t>
+      </w:r>
+      <w:r>
+        <w:t>проведения натурных испытаний</w:t>
+      </w:r>
+    </w:p>
+    <w:p>
+      <w:pPr>
+        <w:rPr>
+          <w:lang w:val="en-US"/>
+        </w:rPr>
+      </w:pPr>
+    </w:p>
+    <w:p>
+      <w:r>
+        <w:t xml:space="preserve">Перед началом испытаний </w:t>
+      </w:r>
+      <w:r>
+        <w:t>проводится</w:t>
+      </w:r>
+      <w:r>
+        <w:t xml:space="preserve"> автоматическая проверка работы двигателей </w:t>
+      </w:r>
+      <w:r>
+        <w:t>устройства</w:t>
+      </w:r>
+      <w:r>
+        <w:t>, каждый из 4-х моторов должен закрутиться, либо произвести характерный для ШИМ звук.</w:t>
+      </w:r>
+      <w:r>
+        <w:t xml:space="preserve"> Далее устройство </w:t>
+      </w:r>
+      <w:r>
+        <w:t>герметизируется</w:t>
+      </w:r>
+      <w:r>
+        <w:t xml:space="preserve"> и подсоединяется к страховочному тросу.</w:t>
+      </w:r>
+      <w:r>
+        <w:t xml:space="preserve"> После чего с </w:t>
+      </w:r>
+      <w:r>
+        <w:t>пульта</w:t>
+      </w:r>
+      <w:r>
+        <w:t xml:space="preserve"> управления переводится в режим прямого управления. В этом режиме устройство должно воспринимать </w:t>
+      </w:r>
+      <w:r>
+        <w:t>команды</w:t>
+      </w:r>
+      <w:r>
+        <w:t xml:space="preserve"> от пользователя без обработки. Если поведения </w:t>
+      </w:r>
+      <w:r>
+        <w:t>устройства</w:t>
+      </w:r>
+      <w:r>
+        <w:t xml:space="preserve"> коррект</w:t>
+      </w:r>
+      <w:r>
+        <w:t>н</w:t>
+      </w:r>
+      <w:r>
+        <w:t>о, начинается 2-й этап проверки.</w:t>
+      </w:r>
+    </w:p>
+    <w:p>
+      <w:r>
+        <w:t xml:space="preserve">На </w:t>
+      </w:r>
+      <w:r>
+        <w:t>2-м</w:t>
+      </w:r>
+      <w:r>
+        <w:t xml:space="preserve"> этапе проверки устройство переходит в режим стабилизации по курсу. В </w:t>
+      </w:r>
+      <w:r>
+        <w:t>данном режиме</w:t>
+      </w:r>
+      <w:r>
+        <w:t xml:space="preserve"> пользователь задаёт направление, а </w:t>
+      </w:r>
+      <w:r>
+        <w:t>устройство</w:t>
+      </w:r>
+      <w:r>
+        <w:t xml:space="preserve"> само должно на него выходить и его удерживать. Если поведения </w:t>
+      </w:r>
+      <w:r>
+        <w:t>устройства</w:t>
+      </w:r>
+      <w:r>
+        <w:t xml:space="preserve"> </w:t>
+      </w:r>
+      <w:r>
+        <w:t>корректно</w:t>
+      </w:r>
+      <w:r>
+        <w:t>, начинается 3-й этап проверки.</w:t>
+      </w:r>
+    </w:p>
+    <w:p>
+      <w:r>
+        <w:t xml:space="preserve">На 3-м и последнем этапе </w:t>
+      </w:r>
+      <w:r>
+        <w:t>устройство</w:t>
+      </w:r>
+      <w:r>
+        <w:t xml:space="preserve"> переходит в режим выполнения перемещения по точкам. </w:t>
+      </w:r>
+      <w:r>
+        <w:t>В этом</w:t>
+      </w:r>
+      <w:r>
+        <w:t xml:space="preserve"> режиме перемещение происходит без участия пользователя. </w:t>
+      </w:r>
+      <w:r>
+        <w:t>Команды</w:t>
+      </w:r>
+      <w:r>
+        <w:t xml:space="preserve"> управления игнорируются, учитываются только команды задания режима управления.</w:t>
       </w:r>
     </w:p>
     <w:p/>
@@ -52677,7 +53853,7 @@
     </w:p>
     <w:p>
       <w:pPr>
-        <w:pStyle w:val="Heading2"/>
+        <w:pStyle w:val="2"/>
         <w:numPr>
           <w:ilvl w:val="1"/>
           <w:numId w:val="42"/>
@@ -52698,7 +53874,7 @@
     </w:p>
     <w:p>
       <w:pPr>
-        <w:pStyle w:val="Heading3"/>
+        <w:pStyle w:val="3"/>
       </w:pPr>
       <w:bookmarkStart w:id="55" w:name="_Toc200974687"/>
       <w:r>
@@ -52720,37 +53896,27 @@
     </w:p>
     <w:p>
       <w:r>
-        <w:t>По результатат проверки в корпусе было обнаружено 5 мл воды, что находится в допустимых пределах.</w:t>
-      </w:r>
-    </w:p>
-    <w:p>
-      <w:pPr>
-        <w:pStyle w:val="Heading3"/>
-      </w:pPr>
-      <w:bookmarkStart w:id="56" w:name="_Toc200974688"/>
-      <w:r>
-        <w:t>5</w:t>
-      </w:r>
-      <w:r>
-        <w:t>.</w:t>
-      </w:r>
-      <w:r>
-        <w:t>3.2</w:t>
-      </w:r>
-      <w:r>
-        <w:t xml:space="preserve"> </w:t>
-      </w:r>
-      <w:bookmarkEnd w:id="56"/>
-      <w:r>
-        <w:t>Проверка тяговых двигателей и двигателей СВП</w:t>
+        <w:t xml:space="preserve">По </w:t>
+      </w:r>
+      <w:r>
+        <w:t>результатам</w:t>
+      </w:r>
+      <w:r>
+        <w:t xml:space="preserve"> проверки в корпусе было обнаружено 5 мл воды, что находится в допустимых пределах.</w:t>
+      </w:r>
+      <w:r>
+        <w:t xml:space="preserve"> Течи в местах крепления шланга не обнаружены. Основная течь происходит через соединение крышки с корпусом. </w:t>
+      </w:r>
+      <w:r>
+        <w:t>В целях повышения надёжности было принято решение использования фум ленты в месте резьбового соединения.</w:t>
       </w:r>
     </w:p>
     <w:p/>
     <w:p>
       <w:pPr>
-        <w:pStyle w:val="Heading3"/>
-      </w:pPr>
-      <w:bookmarkStart w:id="57" w:name="_Toc200974689"/>
+        <w:pStyle w:val="3"/>
+      </w:pPr>
+      <w:bookmarkStart w:id="56" w:name="_Toc200974688"/>
       <w:r>
         <w:t>5</w:t>
       </w:r>
@@ -52758,25 +53924,22 @@
         <w:t>.</w:t>
       </w:r>
       <w:r>
-        <w:t>3.</w:t>
-      </w:r>
-      <w:r>
-        <w:t>3</w:t>
+        <w:t>3.2</w:t>
       </w:r>
       <w:r>
         <w:t xml:space="preserve"> </w:t>
       </w:r>
-      <w:bookmarkEnd w:id="57"/>
-      <w:r>
-        <w:t>Проверка беспроводного модуля</w:t>
+      <w:bookmarkEnd w:id="56"/>
+      <w:r>
+        <w:t>Проверка тяговых двигателей и двигателей СВП</w:t>
       </w:r>
     </w:p>
     <w:p/>
     <w:p>
       <w:pPr>
-        <w:pStyle w:val="Heading3"/>
-      </w:pPr>
-      <w:bookmarkStart w:id="58" w:name="_Toc200974690"/>
+        <w:pStyle w:val="3"/>
+      </w:pPr>
+      <w:bookmarkStart w:id="57" w:name="_Toc200974689"/>
       <w:r>
         <w:t>5</w:t>
       </w:r>
@@ -52787,14 +53950,167 @@
         <w:t>3.</w:t>
       </w:r>
       <w:r>
-        <w:t>4</w:t>
+        <w:t>3</w:t>
       </w:r>
       <w:r>
         <w:t xml:space="preserve"> </w:t>
       </w:r>
-      <w:bookmarkEnd w:id="58"/>
-      <w:r>
-        <w:t>Натурные испытания дрона</w:t>
+      <w:bookmarkEnd w:id="57"/>
+      <w:r>
+        <w:t>Проверка беспроводного модуля</w:t>
+      </w:r>
+    </w:p>
+    <w:p>
+      <w:r>
+        <w:t>Автоматизированный подводный дрон успешно принял управляющие сигналы от передатчика. Сообщения об отправке и получении сигналов представлены на рисунке ниже.</w:t>
+      </w:r>
+    </w:p>
+    <w:p>
+      <w:pPr>
+        <w:ind w:firstLine="0"/>
+        <w:jc w:val="center"/>
+      </w:pPr>
+      <w:r>
+        <w:rPr>
+          <w:noProof/>
+        </w:rPr>
+        <w:drawing>
+          <wp:inline distT="0" distB="0" distL="0" distR="0" wp14:anchorId="6C0E0C9A" wp14:editId="2CF0AFF4">
+            <wp:extent cx="4178595" cy="695325"/>
+            <wp:effectExtent l="0" t="0" r="0" b="0"/>
+            <wp:docPr id="962030296" name="Рисунок 15"/>
+            <wp:cNvGraphicFramePr>
+              <a:graphicFrameLocks xmlns:a="http://schemas.openxmlformats.org/drawingml/2006/main" noChangeAspect="1"/>
+            </wp:cNvGraphicFramePr>
+            <a:graphic xmlns:a="http://schemas.openxmlformats.org/drawingml/2006/main">
+              <a:graphicData uri="http://schemas.openxmlformats.org/drawingml/2006/picture">
+                <pic:pic xmlns:pic="http://schemas.openxmlformats.org/drawingml/2006/picture">
+                  <pic:nvPicPr>
+                    <pic:cNvPr id="0" name="Picture 51"/>
+                    <pic:cNvPicPr>
+                      <a:picLocks noChangeAspect="1" noChangeArrowheads="1"/>
+                    </pic:cNvPicPr>
+                  </pic:nvPicPr>
+                  <pic:blipFill rotWithShape="1">
+                    <a:blip r:embed="rId89">
+                      <a:extLst>
+                        <a:ext uri="{28A0092B-C50C-407E-A947-70E740481C1C}">
+                          <a14:useLocalDpi xmlns:a14="http://schemas.microsoft.com/office/drawing/2010/main" val="0"/>
+                        </a:ext>
+                      </a:extLst>
+                    </a:blip>
+                    <a:srcRect r="31724"/>
+                    <a:stretch/>
+                  </pic:blipFill>
+                  <pic:spPr bwMode="auto">
+                    <a:xfrm>
+                      <a:off x="0" y="0"/>
+                      <a:ext cx="4178595" cy="695325"/>
+                    </a:xfrm>
+                    <a:prstGeom prst="rect">
+                      <a:avLst/>
+                    </a:prstGeom>
+                    <a:noFill/>
+                    <a:ln>
+                      <a:noFill/>
+                    </a:ln>
+                    <a:extLst>
+                      <a:ext uri="{53640926-AAD7-44D8-BBD7-CCE9431645EC}">
+                        <a14:shadowObscured xmlns:a14="http://schemas.microsoft.com/office/drawing/2010/main"/>
+                      </a:ext>
+                    </a:extLst>
+                  </pic:spPr>
+                </pic:pic>
+              </a:graphicData>
+            </a:graphic>
+          </wp:inline>
+        </w:drawing>
+      </w:r>
+    </w:p>
+    <w:p>
+      <w:pPr>
+        <w:ind w:firstLine="0"/>
+        <w:jc w:val="center"/>
+      </w:pPr>
+      <w:r>
+        <w:t>Рис. 5.16 – сообщения от передатчика</w:t>
+      </w:r>
+    </w:p>
+    <w:p>
+      <w:pPr>
+        <w:ind w:firstLine="0"/>
+        <w:jc w:val="center"/>
+      </w:pPr>
+    </w:p>
+    <w:p>
+      <w:pPr>
+        <w:ind w:firstLine="0"/>
+        <w:jc w:val="center"/>
+      </w:pPr>
+      <w:r>
+        <w:rPr>
+          <w:noProof/>
+        </w:rPr>
+        <w:drawing>
+          <wp:inline distT="0" distB="0" distL="0" distR="0" wp14:anchorId="6D77BBC0" wp14:editId="099B132A">
+            <wp:extent cx="4210493" cy="878840"/>
+            <wp:effectExtent l="0" t="0" r="0" b="0"/>
+            <wp:docPr id="1488954320" name="Рисунок 16"/>
+            <wp:cNvGraphicFramePr>
+              <a:graphicFrameLocks xmlns:a="http://schemas.openxmlformats.org/drawingml/2006/main" noChangeAspect="1"/>
+            </wp:cNvGraphicFramePr>
+            <a:graphic xmlns:a="http://schemas.openxmlformats.org/drawingml/2006/main">
+              <a:graphicData uri="http://schemas.openxmlformats.org/drawingml/2006/picture">
+                <pic:pic xmlns:pic="http://schemas.openxmlformats.org/drawingml/2006/picture">
+                  <pic:nvPicPr>
+                    <pic:cNvPr id="0" name="Picture 53"/>
+                    <pic:cNvPicPr>
+                      <a:picLocks noChangeAspect="1" noChangeArrowheads="1"/>
+                    </pic:cNvPicPr>
+                  </pic:nvPicPr>
+                  <pic:blipFill rotWithShape="1">
+                    <a:blip r:embed="rId90">
+                      <a:extLst>
+                        <a:ext uri="{28A0092B-C50C-407E-A947-70E740481C1C}">
+                          <a14:useLocalDpi xmlns:a14="http://schemas.microsoft.com/office/drawing/2010/main" val="0"/>
+                        </a:ext>
+                      </a:extLst>
+                    </a:blip>
+                    <a:srcRect r="31202"/>
+                    <a:stretch/>
+                  </pic:blipFill>
+                  <pic:spPr bwMode="auto">
+                    <a:xfrm>
+                      <a:off x="0" y="0"/>
+                      <a:ext cx="4210493" cy="878840"/>
+                    </a:xfrm>
+                    <a:prstGeom prst="rect">
+                      <a:avLst/>
+                    </a:prstGeom>
+                    <a:noFill/>
+                    <a:ln>
+                      <a:noFill/>
+                    </a:ln>
+                    <a:extLst>
+                      <a:ext uri="{53640926-AAD7-44D8-BBD7-CCE9431645EC}">
+                        <a14:shadowObscured xmlns:a14="http://schemas.microsoft.com/office/drawing/2010/main"/>
+                      </a:ext>
+                    </a:extLst>
+                  </pic:spPr>
+                </pic:pic>
+              </a:graphicData>
+            </a:graphic>
+          </wp:inline>
+        </w:drawing>
+      </w:r>
+    </w:p>
+    <w:p>
+      <w:pPr>
+        <w:ind w:firstLine="0"/>
+        <w:jc w:val="center"/>
+      </w:pPr>
+      <w:r>
+        <w:t>Рис 5.17 – сообщения от приёмника</w:t>
       </w:r>
     </w:p>
     <w:p>
@@ -52806,55 +54122,51 @@
         <w:rPr>
           <w:b/>
           <w:bCs/>
-          <w:iCs/>
-          <w:color w:val="000000" w:themeColor="text1"/>
-          <w:szCs w:val="28"/>
-        </w:rPr>
-      </w:pPr>
+          <w:szCs w:val="26"/>
+        </w:rPr>
+      </w:pPr>
+      <w:bookmarkStart w:id="58" w:name="_Toc200974690"/>
       <w:r>
         <w:br w:type="page"/>
       </w:r>
     </w:p>
     <w:p>
       <w:pPr>
-        <w:pStyle w:val="Heading2"/>
-        <w:spacing w:before="0" w:after="0"/>
-      </w:pPr>
-      <w:bookmarkStart w:id="59" w:name="_Toc200974692"/>
-      <w:r>
-        <w:lastRenderedPageBreak/>
-        <w:t>Выводы</w:t>
-      </w:r>
-      <w:bookmarkEnd w:id="59"/>
+        <w:pStyle w:val="3"/>
+      </w:pPr>
+      <w:r>
+        <w:t>5</w:t>
+      </w:r>
+      <w:r>
+        <w:t>.</w:t>
+      </w:r>
+      <w:r>
+        <w:t>3.</w:t>
+      </w:r>
+      <w:r>
+        <w:t>4</w:t>
+      </w:r>
+      <w:r>
+        <w:t xml:space="preserve"> </w:t>
+      </w:r>
+      <w:bookmarkEnd w:id="58"/>
+      <w:r>
+        <w:t>Натурные испытания дрона</w:t>
+      </w:r>
     </w:p>
     <w:p>
-      <w:pPr>
-        <w:ind w:firstLine="0"/>
-      </w:pPr>
-      <w:r>
-        <w:tab/>
-        <w:t xml:space="preserve">В данной главе были </w:t>
-      </w:r>
-      <w:r>
-        <w:t>разработаны</w:t>
-      </w:r>
-      <w:r>
-        <w:t xml:space="preserve"> программы и методики </w:t>
-      </w:r>
-      <w:r>
-        <w:t>испытаний</w:t>
-      </w:r>
-      <w:r>
-        <w:t xml:space="preserve"> </w:t>
-      </w:r>
-      <w:r>
-        <w:t>автоматизированного</w:t>
-      </w:r>
-      <w:r>
-        <w:t xml:space="preserve"> подводного дрона. Была проведена проверка герметичности устройства. Были проведены проверки на устойчивость к отказам отдельных модулей, были проведены проверки на следование по заданному маршруту и обходу препятствий. </w:t>
-      </w:r>
-      <w:r>
-        <w:t>Были получены данные по улучшению корпуса. Была получена оптимальная сухая масса устройства.</w:t>
+      <w:r>
+        <w:t>В результате проведения натурных испытаний дрон успешно выполнил перемещение по командам оператора как с отключённой, так и с включенной стабилизацией по курсу. Технические характеристики были подтверждены на практике.</w:t>
+      </w:r>
+    </w:p>
+    <w:p>
+      <w:pPr>
+        <w:rPr>
+          <w:lang w:val="en-US"/>
+        </w:rPr>
+      </w:pPr>
+      <w:r>
+        <w:t>Как и предполагалось, сразу после погружения дрон теряет сигнал и выполняет действия в зависимости от выбранного режима. С случае прямого управления оператором, производит немедленное всплытие.</w:t>
       </w:r>
     </w:p>
     <w:p>
@@ -52872,6 +54184,57 @@
         </w:rPr>
       </w:pPr>
       <w:r>
+        <w:br w:type="page"/>
+      </w:r>
+    </w:p>
+    <w:p>
+      <w:pPr>
+        <w:pStyle w:val="2"/>
+        <w:spacing w:before="0" w:after="0"/>
+      </w:pPr>
+      <w:bookmarkStart w:id="59" w:name="_Toc200974692"/>
+      <w:r>
+        <w:lastRenderedPageBreak/>
+        <w:t>Выводы</w:t>
+      </w:r>
+      <w:bookmarkEnd w:id="59"/>
+    </w:p>
+    <w:p>
+      <w:pPr>
+        <w:ind w:firstLine="0"/>
+      </w:pPr>
+      <w:r>
+        <w:tab/>
+        <w:t xml:space="preserve">В данной главе были </w:t>
+      </w:r>
+      <w:r>
+        <w:t>разработаны</w:t>
+      </w:r>
+      <w:r>
+        <w:t xml:space="preserve"> программы и методики </w:t>
+      </w:r>
+      <w:r>
+        <w:t>испытаний</w:t>
+      </w:r>
+      <w:r>
+        <w:t xml:space="preserve"> </w:t>
+      </w:r>
+      <w:r>
+        <w:t>автоматизированного</w:t>
+      </w:r>
+      <w:r>
+        <w:t xml:space="preserve"> подводного дрона. Была проведена проверка герметичности устройства. Были проведены проверки на устойчивость к отказам отдельных модулей, были проведены проверки на следование по заданному маршруту и обходу препятствий. </w:t>
+      </w:r>
+      <w:r>
+        <w:t>Были получены данные по улучшению корпуса. Была получена оптимальная сухая масса устройства.</w:t>
+      </w:r>
+    </w:p>
+    <w:p>
+      <w:pPr>
+        <w:widowControl/>
+        <w:spacing w:line="240" w:lineRule="auto"/>
+        <w:ind w:firstLine="0"/>
+        <w:jc w:val="left"/>
         <w:rPr>
           <w:b/>
           <w:bCs/>
@@ -52879,12 +54242,21 @@
           <w:color w:val="000000" w:themeColor="text1"/>
           <w:szCs w:val="28"/>
         </w:rPr>
+      </w:pPr>
+      <w:r>
+        <w:rPr>
+          <w:b/>
+          <w:bCs/>
+          <w:iCs/>
+          <w:color w:val="000000" w:themeColor="text1"/>
+          <w:szCs w:val="28"/>
+        </w:rPr>
         <w:br w:type="page"/>
       </w:r>
     </w:p>
     <w:p>
       <w:pPr>
-        <w:pStyle w:val="Heading1"/>
+        <w:pStyle w:val="1"/>
         <w:spacing w:after="0"/>
       </w:pPr>
       <w:bookmarkStart w:id="60" w:name="_Toc200974693"/>
@@ -52928,7 +54300,7 @@
     </w:p>
     <w:p>
       <w:pPr>
-        <w:pStyle w:val="Heading1"/>
+        <w:pStyle w:val="1"/>
         <w:spacing w:after="0"/>
       </w:pPr>
       <w:bookmarkStart w:id="61" w:name="_Toc200974694"/>
@@ -52953,7 +54325,7 @@
     <w:p/>
     <w:p>
       <w:pPr>
-        <w:pStyle w:val="ListParagraph"/>
+        <w:pStyle w:val="ab"/>
         <w:widowControl/>
         <w:numPr>
           <w:ilvl w:val="0"/>
@@ -52982,7 +54354,7 @@
     </w:p>
     <w:p>
       <w:pPr>
-        <w:pStyle w:val="ListParagraph"/>
+        <w:pStyle w:val="ab"/>
         <w:widowControl/>
         <w:numPr>
           <w:ilvl w:val="0"/>
@@ -53011,7 +54383,7 @@
     </w:p>
     <w:p>
       <w:pPr>
-        <w:pStyle w:val="ListParagraph"/>
+        <w:pStyle w:val="ab"/>
         <w:widowControl/>
         <w:numPr>
           <w:ilvl w:val="0"/>
@@ -53040,7 +54412,7 @@
     </w:p>
     <w:p>
       <w:pPr>
-        <w:pStyle w:val="ListParagraph"/>
+        <w:pStyle w:val="ab"/>
         <w:widowControl/>
         <w:numPr>
           <w:ilvl w:val="0"/>
@@ -53147,7 +54519,7 @@
     </w:p>
     <w:p>
       <w:pPr>
-        <w:pStyle w:val="Heading1"/>
+        <w:pStyle w:val="1"/>
       </w:pPr>
       <w:bookmarkStart w:id="65" w:name="_Toc200974695"/>
       <w:r>
@@ -53180,7 +54552,7 @@
 </file>
 
 <file path=word/endnotes.xml><?xml version="1.0" encoding="utf-8"?>
-<w:endnotes xmlns:wpc="http://schemas.microsoft.com/office/word/2010/wordprocessingCanvas" xmlns:cx="http://schemas.microsoft.com/office/drawing/2014/chartex" xmlns:cx1="http://schemas.microsoft.com/office/drawing/2015/9/8/chartex" xmlns:cx2="http://schemas.microsoft.com/office/drawing/2015/10/21/chartex" xmlns:cx3="http://schemas.microsoft.com/office/drawing/2016/5/9/chartex" xmlns:cx4="http://schemas.microsoft.com/office/drawing/2016/5/10/chartex" xmlns:cx5="http://schemas.microsoft.com/office/drawing/2016/5/11/chartex" xmlns:cx6="http://schemas.microsoft.com/office/drawing/2016/5/12/chartex" xmlns:cx7="http://schemas.microsoft.com/office/drawing/2016/5/13/chartex" xmlns:cx8="http://schemas.microsoft.com/office/drawing/2016/5/14/chartex" xmlns:mc="http://schemas.openxmlformats.org/markup-compatibility/2006" xmlns:aink="http://schemas.microsoft.com/office/drawing/2016/ink" xmlns:am3d="http://schemas.microsoft.com/office/drawing/2017/model3d" xmlns:o="urn:schemas-microsoft-com:office:office" xmlns:oel="http://schemas.microsoft.com/office/2019/extlst" xmlns:r="http://schemas.openxmlformats.org/officeDocument/2006/relationships" xmlns:m="http://schemas.openxmlformats.org/officeDocument/2006/math" xmlns:v="urn:schemas-microsoft-com:vml" xmlns:wp14="http://schemas.microsoft.com/office/word/2010/wordprocessingDrawing" xmlns:wp="http://schemas.openxmlformats.org/drawingml/2006/wordprocessingDrawing" xmlns:w10="urn:schemas-microsoft-com:office:word" xmlns:w="http://schemas.openxmlformats.org/wordprocessingml/2006/main" xmlns:w14="http://schemas.microsoft.com/office/word/2010/wordml" xmlns:w15="http://schemas.microsoft.com/office/word/2012/wordml" xmlns:w16cex="http://schemas.microsoft.com/office/word/2018/wordml/cex" xmlns:w16cid="http://schemas.microsoft.com/office/word/2016/wordml/cid" xmlns:w16="http://schemas.microsoft.com/office/word/2018/wordml" xmlns:w16du="http://schemas.microsoft.com/office/word/2023/wordml/word16du" xmlns:w16sdtdh="http://schemas.microsoft.com/office/word/2020/wordml/sdtdatahash" xmlns:w16sdtfl="http://schemas.microsoft.com/office/word/2024/wordml/sdtformatlock" xmlns:w16se="http://schemas.microsoft.com/office/word/2015/wordml/symex" xmlns:wpg="http://schemas.microsoft.com/office/word/2010/wordprocessingGroup" xmlns:wpi="http://schemas.microsoft.com/office/word/2010/wordprocessingInk" xmlns:wne="http://schemas.microsoft.com/office/word/2006/wordml" xmlns:wps="http://schemas.microsoft.com/office/word/2010/wordprocessingShape" mc:Ignorable="w14 w15 w16se w16cid w16 w16cex w16sdtdh w16sdtfl w16du wp14">
+<w:endnotes xmlns:wpc="http://schemas.microsoft.com/office/word/2010/wordprocessingCanvas" xmlns:cx="http://schemas.microsoft.com/office/drawing/2014/chartex" xmlns:cx1="http://schemas.microsoft.com/office/drawing/2015/9/8/chartex" xmlns:cx2="http://schemas.microsoft.com/office/drawing/2015/10/21/chartex" xmlns:cx3="http://schemas.microsoft.com/office/drawing/2016/5/9/chartex" xmlns:cx4="http://schemas.microsoft.com/office/drawing/2016/5/10/chartex" xmlns:cx5="http://schemas.microsoft.com/office/drawing/2016/5/11/chartex" xmlns:cx6="http://schemas.microsoft.com/office/drawing/2016/5/12/chartex" xmlns:cx7="http://schemas.microsoft.com/office/drawing/2016/5/13/chartex" xmlns:cx8="http://schemas.microsoft.com/office/drawing/2016/5/14/chartex" xmlns:mc="http://schemas.openxmlformats.org/markup-compatibility/2006" xmlns:aink="http://schemas.microsoft.com/office/drawing/2016/ink" xmlns:am3d="http://schemas.microsoft.com/office/drawing/2017/model3d" xmlns:o="urn:schemas-microsoft-com:office:office" xmlns:oel="http://schemas.microsoft.com/office/2019/extlst" xmlns:r="http://schemas.openxmlformats.org/officeDocument/2006/relationships" xmlns:m="http://schemas.openxmlformats.org/officeDocument/2006/math" xmlns:v="urn:schemas-microsoft-com:vml" xmlns:wp14="http://schemas.microsoft.com/office/word/2010/wordprocessingDrawing" xmlns:wp="http://schemas.openxmlformats.org/drawingml/2006/wordprocessingDrawing" xmlns:w10="urn:schemas-microsoft-com:office:word" xmlns:w="http://schemas.openxmlformats.org/wordprocessingml/2006/main" xmlns:w14="http://schemas.microsoft.com/office/word/2010/wordml" xmlns:w15="http://schemas.microsoft.com/office/word/2012/wordml" xmlns:w16cex="http://schemas.microsoft.com/office/word/2018/wordml/cex" xmlns:w16cid="http://schemas.microsoft.com/office/word/2016/wordml/cid" xmlns:w16="http://schemas.microsoft.com/office/word/2018/wordml" xmlns:w16du="http://schemas.microsoft.com/office/word/2023/wordml/word16du" xmlns:w16sdtdh="http://schemas.microsoft.com/office/word/2020/wordml/sdtdatahash" xmlns:w16se="http://schemas.microsoft.com/office/word/2015/wordml/symex" xmlns:wpg="http://schemas.microsoft.com/office/word/2010/wordprocessingGroup" xmlns:wpi="http://schemas.microsoft.com/office/word/2010/wordprocessingInk" xmlns:wne="http://schemas.microsoft.com/office/word/2006/wordml" xmlns:wps="http://schemas.microsoft.com/office/word/2010/wordprocessingShape" mc:Ignorable="w14 w15 w16se w16cid w16 w16cex w16sdtdh w16du wp14">
   <w:endnote w:type="separator" w:id="-1">
     <w:p>
       <w:r>
@@ -53203,7 +54575,7 @@
 </file>
 
 <file path=word/footer1.xml><?xml version="1.0" encoding="utf-8"?>
-<w:ftr xmlns:wpc="http://schemas.microsoft.com/office/word/2010/wordprocessingCanvas" xmlns:cx="http://schemas.microsoft.com/office/drawing/2014/chartex" xmlns:cx1="http://schemas.microsoft.com/office/drawing/2015/9/8/chartex" xmlns:cx2="http://schemas.microsoft.com/office/drawing/2015/10/21/chartex" xmlns:cx3="http://schemas.microsoft.com/office/drawing/2016/5/9/chartex" xmlns:cx4="http://schemas.microsoft.com/office/drawing/2016/5/10/chartex" xmlns:cx5="http://schemas.microsoft.com/office/drawing/2016/5/11/chartex" xmlns:cx6="http://schemas.microsoft.com/office/drawing/2016/5/12/chartex" xmlns:cx7="http://schemas.microsoft.com/office/drawing/2016/5/13/chartex" xmlns:cx8="http://schemas.microsoft.com/office/drawing/2016/5/14/chartex" xmlns:mc="http://schemas.openxmlformats.org/markup-compatibility/2006" xmlns:aink="http://schemas.microsoft.com/office/drawing/2016/ink" xmlns:am3d="http://schemas.microsoft.com/office/drawing/2017/model3d" xmlns:o="urn:schemas-microsoft-com:office:office" xmlns:oel="http://schemas.microsoft.com/office/2019/extlst" xmlns:r="http://schemas.openxmlformats.org/officeDocument/2006/relationships" xmlns:m="http://schemas.openxmlformats.org/officeDocument/2006/math" xmlns:v="urn:schemas-microsoft-com:vml" xmlns:wp14="http://schemas.microsoft.com/office/word/2010/wordprocessingDrawing" xmlns:wp="http://schemas.openxmlformats.org/drawingml/2006/wordprocessingDrawing" xmlns:w10="urn:schemas-microsoft-com:office:word" xmlns:w="http://schemas.openxmlformats.org/wordprocessingml/2006/main" xmlns:w14="http://schemas.microsoft.com/office/word/2010/wordml" xmlns:w15="http://schemas.microsoft.com/office/word/2012/wordml" xmlns:w16cex="http://schemas.microsoft.com/office/word/2018/wordml/cex" xmlns:w16cid="http://schemas.microsoft.com/office/word/2016/wordml/cid" xmlns:w16="http://schemas.microsoft.com/office/word/2018/wordml" xmlns:w16du="http://schemas.microsoft.com/office/word/2023/wordml/word16du" xmlns:w16sdtdh="http://schemas.microsoft.com/office/word/2020/wordml/sdtdatahash" xmlns:w16sdtfl="http://schemas.microsoft.com/office/word/2024/wordml/sdtformatlock" xmlns:w16se="http://schemas.microsoft.com/office/word/2015/wordml/symex" xmlns:wpg="http://schemas.microsoft.com/office/word/2010/wordprocessingGroup" xmlns:wpi="http://schemas.microsoft.com/office/word/2010/wordprocessingInk" xmlns:wne="http://schemas.microsoft.com/office/word/2006/wordml" xmlns:wps="http://schemas.microsoft.com/office/word/2010/wordprocessingShape" mc:Ignorable="w14 w15 w16se w16cid w16 w16cex w16sdtdh w16sdtfl w16du wp14">
+<w:ftr xmlns:wpc="http://schemas.microsoft.com/office/word/2010/wordprocessingCanvas" xmlns:cx="http://schemas.microsoft.com/office/drawing/2014/chartex" xmlns:cx1="http://schemas.microsoft.com/office/drawing/2015/9/8/chartex" xmlns:cx2="http://schemas.microsoft.com/office/drawing/2015/10/21/chartex" xmlns:cx3="http://schemas.microsoft.com/office/drawing/2016/5/9/chartex" xmlns:cx4="http://schemas.microsoft.com/office/drawing/2016/5/10/chartex" xmlns:cx5="http://schemas.microsoft.com/office/drawing/2016/5/11/chartex" xmlns:cx6="http://schemas.microsoft.com/office/drawing/2016/5/12/chartex" xmlns:cx7="http://schemas.microsoft.com/office/drawing/2016/5/13/chartex" xmlns:cx8="http://schemas.microsoft.com/office/drawing/2016/5/14/chartex" xmlns:mc="http://schemas.openxmlformats.org/markup-compatibility/2006" xmlns:aink="http://schemas.microsoft.com/office/drawing/2016/ink" xmlns:am3d="http://schemas.microsoft.com/office/drawing/2017/model3d" xmlns:o="urn:schemas-microsoft-com:office:office" xmlns:oel="http://schemas.microsoft.com/office/2019/extlst" xmlns:r="http://schemas.openxmlformats.org/officeDocument/2006/relationships" xmlns:m="http://schemas.openxmlformats.org/officeDocument/2006/math" xmlns:v="urn:schemas-microsoft-com:vml" xmlns:wp14="http://schemas.microsoft.com/office/word/2010/wordprocessingDrawing" xmlns:wp="http://schemas.openxmlformats.org/drawingml/2006/wordprocessingDrawing" xmlns:w10="urn:schemas-microsoft-com:office:word" xmlns:w="http://schemas.openxmlformats.org/wordprocessingml/2006/main" xmlns:w14="http://schemas.microsoft.com/office/word/2010/wordml" xmlns:w15="http://schemas.microsoft.com/office/word/2012/wordml" xmlns:w16cex="http://schemas.microsoft.com/office/word/2018/wordml/cex" xmlns:w16cid="http://schemas.microsoft.com/office/word/2016/wordml/cid" xmlns:w16="http://schemas.microsoft.com/office/word/2018/wordml" xmlns:w16du="http://schemas.microsoft.com/office/word/2023/wordml/word16du" xmlns:w16sdtdh="http://schemas.microsoft.com/office/word/2020/wordml/sdtdatahash" xmlns:w16se="http://schemas.microsoft.com/office/word/2015/wordml/symex" xmlns:wpg="http://schemas.microsoft.com/office/word/2010/wordprocessingGroup" xmlns:wpi="http://schemas.microsoft.com/office/word/2010/wordprocessingInk" xmlns:wne="http://schemas.microsoft.com/office/word/2006/wordml" xmlns:wps="http://schemas.microsoft.com/office/word/2010/wordprocessingShape" mc:Ignorable="w14 w15 w16se w16cid w16 w16cex w16sdtdh w16du wp14">
   <w:p>
     <w:pPr>
       <w:tabs>
@@ -53249,7 +54621,7 @@
 </file>
 
 <file path=word/footer2.xml><?xml version="1.0" encoding="utf-8"?>
-<w:ftr xmlns:wpc="http://schemas.microsoft.com/office/word/2010/wordprocessingCanvas" xmlns:cx="http://schemas.microsoft.com/office/drawing/2014/chartex" xmlns:cx1="http://schemas.microsoft.com/office/drawing/2015/9/8/chartex" xmlns:cx2="http://schemas.microsoft.com/office/drawing/2015/10/21/chartex" xmlns:cx3="http://schemas.microsoft.com/office/drawing/2016/5/9/chartex" xmlns:cx4="http://schemas.microsoft.com/office/drawing/2016/5/10/chartex" xmlns:cx5="http://schemas.microsoft.com/office/drawing/2016/5/11/chartex" xmlns:cx6="http://schemas.microsoft.com/office/drawing/2016/5/12/chartex" xmlns:cx7="http://schemas.microsoft.com/office/drawing/2016/5/13/chartex" xmlns:cx8="http://schemas.microsoft.com/office/drawing/2016/5/14/chartex" xmlns:mc="http://schemas.openxmlformats.org/markup-compatibility/2006" xmlns:aink="http://schemas.microsoft.com/office/drawing/2016/ink" xmlns:am3d="http://schemas.microsoft.com/office/drawing/2017/model3d" xmlns:o="urn:schemas-microsoft-com:office:office" xmlns:oel="http://schemas.microsoft.com/office/2019/extlst" xmlns:r="http://schemas.openxmlformats.org/officeDocument/2006/relationships" xmlns:m="http://schemas.openxmlformats.org/officeDocument/2006/math" xmlns:v="urn:schemas-microsoft-com:vml" xmlns:wp14="http://schemas.microsoft.com/office/word/2010/wordprocessingDrawing" xmlns:wp="http://schemas.openxmlformats.org/drawingml/2006/wordprocessingDrawing" xmlns:w10="urn:schemas-microsoft-com:office:word" xmlns:w="http://schemas.openxmlformats.org/wordprocessingml/2006/main" xmlns:w14="http://schemas.microsoft.com/office/word/2010/wordml" xmlns:w15="http://schemas.microsoft.com/office/word/2012/wordml" xmlns:w16cex="http://schemas.microsoft.com/office/word/2018/wordml/cex" xmlns:w16cid="http://schemas.microsoft.com/office/word/2016/wordml/cid" xmlns:w16="http://schemas.microsoft.com/office/word/2018/wordml" xmlns:w16du="http://schemas.microsoft.com/office/word/2023/wordml/word16du" xmlns:w16sdtdh="http://schemas.microsoft.com/office/word/2020/wordml/sdtdatahash" xmlns:w16sdtfl="http://schemas.microsoft.com/office/word/2024/wordml/sdtformatlock" xmlns:w16se="http://schemas.microsoft.com/office/word/2015/wordml/symex" xmlns:wpg="http://schemas.microsoft.com/office/word/2010/wordprocessingGroup" xmlns:wpi="http://schemas.microsoft.com/office/word/2010/wordprocessingInk" xmlns:wne="http://schemas.microsoft.com/office/word/2006/wordml" xmlns:wps="http://schemas.microsoft.com/office/word/2010/wordprocessingShape" mc:Ignorable="w14 w15 w16se w16cid w16 w16cex w16sdtdh w16sdtfl w16du wp14">
+<w:ftr xmlns:wpc="http://schemas.microsoft.com/office/word/2010/wordprocessingCanvas" xmlns:cx="http://schemas.microsoft.com/office/drawing/2014/chartex" xmlns:cx1="http://schemas.microsoft.com/office/drawing/2015/9/8/chartex" xmlns:cx2="http://schemas.microsoft.com/office/drawing/2015/10/21/chartex" xmlns:cx3="http://schemas.microsoft.com/office/drawing/2016/5/9/chartex" xmlns:cx4="http://schemas.microsoft.com/office/drawing/2016/5/10/chartex" xmlns:cx5="http://schemas.microsoft.com/office/drawing/2016/5/11/chartex" xmlns:cx6="http://schemas.microsoft.com/office/drawing/2016/5/12/chartex" xmlns:cx7="http://schemas.microsoft.com/office/drawing/2016/5/13/chartex" xmlns:cx8="http://schemas.microsoft.com/office/drawing/2016/5/14/chartex" xmlns:mc="http://schemas.openxmlformats.org/markup-compatibility/2006" xmlns:aink="http://schemas.microsoft.com/office/drawing/2016/ink" xmlns:am3d="http://schemas.microsoft.com/office/drawing/2017/model3d" xmlns:o="urn:schemas-microsoft-com:office:office" xmlns:oel="http://schemas.microsoft.com/office/2019/extlst" xmlns:r="http://schemas.openxmlformats.org/officeDocument/2006/relationships" xmlns:m="http://schemas.openxmlformats.org/officeDocument/2006/math" xmlns:v="urn:schemas-microsoft-com:vml" xmlns:wp14="http://schemas.microsoft.com/office/word/2010/wordprocessingDrawing" xmlns:wp="http://schemas.openxmlformats.org/drawingml/2006/wordprocessingDrawing" xmlns:w10="urn:schemas-microsoft-com:office:word" xmlns:w="http://schemas.openxmlformats.org/wordprocessingml/2006/main" xmlns:w14="http://schemas.microsoft.com/office/word/2010/wordml" xmlns:w15="http://schemas.microsoft.com/office/word/2012/wordml" xmlns:w16cex="http://schemas.microsoft.com/office/word/2018/wordml/cex" xmlns:w16cid="http://schemas.microsoft.com/office/word/2016/wordml/cid" xmlns:w16="http://schemas.microsoft.com/office/word/2018/wordml" xmlns:w16du="http://schemas.microsoft.com/office/word/2023/wordml/word16du" xmlns:w16sdtdh="http://schemas.microsoft.com/office/word/2020/wordml/sdtdatahash" xmlns:w16se="http://schemas.microsoft.com/office/word/2015/wordml/symex" xmlns:wpg="http://schemas.microsoft.com/office/word/2010/wordprocessingGroup" xmlns:wpi="http://schemas.microsoft.com/office/word/2010/wordprocessingInk" xmlns:wne="http://schemas.microsoft.com/office/word/2006/wordml" xmlns:wps="http://schemas.microsoft.com/office/word/2010/wordprocessingShape" mc:Ignorable="w14 w15 w16se w16cid w16 w16cex w16sdtdh w16du wp14">
   <w:p>
     <w:pPr>
       <w:tabs>
@@ -53298,7 +54670,7 @@
 </file>
 
 <file path=word/footer3.xml><?xml version="1.0" encoding="utf-8"?>
-<w:ftr xmlns:wpc="http://schemas.microsoft.com/office/word/2010/wordprocessingCanvas" xmlns:cx="http://schemas.microsoft.com/office/drawing/2014/chartex" xmlns:cx1="http://schemas.microsoft.com/office/drawing/2015/9/8/chartex" xmlns:cx2="http://schemas.microsoft.com/office/drawing/2015/10/21/chartex" xmlns:cx3="http://schemas.microsoft.com/office/drawing/2016/5/9/chartex" xmlns:cx4="http://schemas.microsoft.com/office/drawing/2016/5/10/chartex" xmlns:cx5="http://schemas.microsoft.com/office/drawing/2016/5/11/chartex" xmlns:cx6="http://schemas.microsoft.com/office/drawing/2016/5/12/chartex" xmlns:cx7="http://schemas.microsoft.com/office/drawing/2016/5/13/chartex" xmlns:cx8="http://schemas.microsoft.com/office/drawing/2016/5/14/chartex" xmlns:mc="http://schemas.openxmlformats.org/markup-compatibility/2006" xmlns:aink="http://schemas.microsoft.com/office/drawing/2016/ink" xmlns:am3d="http://schemas.microsoft.com/office/drawing/2017/model3d" xmlns:o="urn:schemas-microsoft-com:office:office" xmlns:oel="http://schemas.microsoft.com/office/2019/extlst" xmlns:r="http://schemas.openxmlformats.org/officeDocument/2006/relationships" xmlns:m="http://schemas.openxmlformats.org/officeDocument/2006/math" xmlns:v="urn:schemas-microsoft-com:vml" xmlns:wp14="http://schemas.microsoft.com/office/word/2010/wordprocessingDrawing" xmlns:wp="http://schemas.openxmlformats.org/drawingml/2006/wordprocessingDrawing" xmlns:w10="urn:schemas-microsoft-com:office:word" xmlns:w="http://schemas.openxmlformats.org/wordprocessingml/2006/main" xmlns:w14="http://schemas.microsoft.com/office/word/2010/wordml" xmlns:w15="http://schemas.microsoft.com/office/word/2012/wordml" xmlns:w16cex="http://schemas.microsoft.com/office/word/2018/wordml/cex" xmlns:w16cid="http://schemas.microsoft.com/office/word/2016/wordml/cid" xmlns:w16="http://schemas.microsoft.com/office/word/2018/wordml" xmlns:w16du="http://schemas.microsoft.com/office/word/2023/wordml/word16du" xmlns:w16sdtdh="http://schemas.microsoft.com/office/word/2020/wordml/sdtdatahash" xmlns:w16sdtfl="http://schemas.microsoft.com/office/word/2024/wordml/sdtformatlock" xmlns:w16se="http://schemas.microsoft.com/office/word/2015/wordml/symex" xmlns:wpg="http://schemas.microsoft.com/office/word/2010/wordprocessingGroup" xmlns:wpi="http://schemas.microsoft.com/office/word/2010/wordprocessingInk" xmlns:wne="http://schemas.microsoft.com/office/word/2006/wordml" xmlns:wps="http://schemas.microsoft.com/office/word/2010/wordprocessingShape" mc:Ignorable="w14 w15 w16se w16cid w16 w16cex w16sdtdh w16sdtfl w16du wp14">
+<w:ftr xmlns:wpc="http://schemas.microsoft.com/office/word/2010/wordprocessingCanvas" xmlns:cx="http://schemas.microsoft.com/office/drawing/2014/chartex" xmlns:cx1="http://schemas.microsoft.com/office/drawing/2015/9/8/chartex" xmlns:cx2="http://schemas.microsoft.com/office/drawing/2015/10/21/chartex" xmlns:cx3="http://schemas.microsoft.com/office/drawing/2016/5/9/chartex" xmlns:cx4="http://schemas.microsoft.com/office/drawing/2016/5/10/chartex" xmlns:cx5="http://schemas.microsoft.com/office/drawing/2016/5/11/chartex" xmlns:cx6="http://schemas.microsoft.com/office/drawing/2016/5/12/chartex" xmlns:cx7="http://schemas.microsoft.com/office/drawing/2016/5/13/chartex" xmlns:cx8="http://schemas.microsoft.com/office/drawing/2016/5/14/chartex" xmlns:mc="http://schemas.openxmlformats.org/markup-compatibility/2006" xmlns:aink="http://schemas.microsoft.com/office/drawing/2016/ink" xmlns:am3d="http://schemas.microsoft.com/office/drawing/2017/model3d" xmlns:o="urn:schemas-microsoft-com:office:office" xmlns:oel="http://schemas.microsoft.com/office/2019/extlst" xmlns:r="http://schemas.openxmlformats.org/officeDocument/2006/relationships" xmlns:m="http://schemas.openxmlformats.org/officeDocument/2006/math" xmlns:v="urn:schemas-microsoft-com:vml" xmlns:wp14="http://schemas.microsoft.com/office/word/2010/wordprocessingDrawing" xmlns:wp="http://schemas.openxmlformats.org/drawingml/2006/wordprocessingDrawing" xmlns:w10="urn:schemas-microsoft-com:office:word" xmlns:w="http://schemas.openxmlformats.org/wordprocessingml/2006/main" xmlns:w14="http://schemas.microsoft.com/office/word/2010/wordml" xmlns:w15="http://schemas.microsoft.com/office/word/2012/wordml" xmlns:w16cex="http://schemas.microsoft.com/office/word/2018/wordml/cex" xmlns:w16cid="http://schemas.microsoft.com/office/word/2016/wordml/cid" xmlns:w16="http://schemas.microsoft.com/office/word/2018/wordml" xmlns:w16du="http://schemas.microsoft.com/office/word/2023/wordml/word16du" xmlns:w16sdtdh="http://schemas.microsoft.com/office/word/2020/wordml/sdtdatahash" xmlns:w16se="http://schemas.microsoft.com/office/word/2015/wordml/symex" xmlns:wpg="http://schemas.microsoft.com/office/word/2010/wordprocessingGroup" xmlns:wpi="http://schemas.microsoft.com/office/word/2010/wordprocessingInk" xmlns:wne="http://schemas.microsoft.com/office/word/2006/wordml" xmlns:wps="http://schemas.microsoft.com/office/word/2010/wordprocessingShape" mc:Ignorable="w14 w15 w16se w16cid w16 w16cex w16sdtdh w16du wp14">
   <w:p>
     <w:pPr>
       <w:tabs>
@@ -53315,7 +54687,7 @@
 </file>
 
 <file path=word/footnotes.xml><?xml version="1.0" encoding="utf-8"?>
-<w:footnotes xmlns:wpc="http://schemas.microsoft.com/office/word/2010/wordprocessingCanvas" xmlns:cx="http://schemas.microsoft.com/office/drawing/2014/chartex" xmlns:cx1="http://schemas.microsoft.com/office/drawing/2015/9/8/chartex" xmlns:cx2="http://schemas.microsoft.com/office/drawing/2015/10/21/chartex" xmlns:cx3="http://schemas.microsoft.com/office/drawing/2016/5/9/chartex" xmlns:cx4="http://schemas.microsoft.com/office/drawing/2016/5/10/chartex" xmlns:cx5="http://schemas.microsoft.com/office/drawing/2016/5/11/chartex" xmlns:cx6="http://schemas.microsoft.com/office/drawing/2016/5/12/chartex" xmlns:cx7="http://schemas.microsoft.com/office/drawing/2016/5/13/chartex" xmlns:cx8="http://schemas.microsoft.com/office/drawing/2016/5/14/chartex" xmlns:mc="http://schemas.openxmlformats.org/markup-compatibility/2006" xmlns:aink="http://schemas.microsoft.com/office/drawing/2016/ink" xmlns:am3d="http://schemas.microsoft.com/office/drawing/2017/model3d" xmlns:o="urn:schemas-microsoft-com:office:office" xmlns:oel="http://schemas.microsoft.com/office/2019/extlst" xmlns:r="http://schemas.openxmlformats.org/officeDocument/2006/relationships" xmlns:m="http://schemas.openxmlformats.org/officeDocument/2006/math" xmlns:v="urn:schemas-microsoft-com:vml" xmlns:wp14="http://schemas.microsoft.com/office/word/2010/wordprocessingDrawing" xmlns:wp="http://schemas.openxmlformats.org/drawingml/2006/wordprocessingDrawing" xmlns:w10="urn:schemas-microsoft-com:office:word" xmlns:w="http://schemas.openxmlformats.org/wordprocessingml/2006/main" xmlns:w14="http://schemas.microsoft.com/office/word/2010/wordml" xmlns:w15="http://schemas.microsoft.com/office/word/2012/wordml" xmlns:w16cex="http://schemas.microsoft.com/office/word/2018/wordml/cex" xmlns:w16cid="http://schemas.microsoft.com/office/word/2016/wordml/cid" xmlns:w16="http://schemas.microsoft.com/office/word/2018/wordml" xmlns:w16du="http://schemas.microsoft.com/office/word/2023/wordml/word16du" xmlns:w16sdtdh="http://schemas.microsoft.com/office/word/2020/wordml/sdtdatahash" xmlns:w16sdtfl="http://schemas.microsoft.com/office/word/2024/wordml/sdtformatlock" xmlns:w16se="http://schemas.microsoft.com/office/word/2015/wordml/symex" xmlns:wpg="http://schemas.microsoft.com/office/word/2010/wordprocessingGroup" xmlns:wpi="http://schemas.microsoft.com/office/word/2010/wordprocessingInk" xmlns:wne="http://schemas.microsoft.com/office/word/2006/wordml" xmlns:wps="http://schemas.microsoft.com/office/word/2010/wordprocessingShape" mc:Ignorable="w14 w15 w16se w16cid w16 w16cex w16sdtdh w16sdtfl w16du wp14">
+<w:footnotes xmlns:wpc="http://schemas.microsoft.com/office/word/2010/wordprocessingCanvas" xmlns:cx="http://schemas.microsoft.com/office/drawing/2014/chartex" xmlns:cx1="http://schemas.microsoft.com/office/drawing/2015/9/8/chartex" xmlns:cx2="http://schemas.microsoft.com/office/drawing/2015/10/21/chartex" xmlns:cx3="http://schemas.microsoft.com/office/drawing/2016/5/9/chartex" xmlns:cx4="http://schemas.microsoft.com/office/drawing/2016/5/10/chartex" xmlns:cx5="http://schemas.microsoft.com/office/drawing/2016/5/11/chartex" xmlns:cx6="http://schemas.microsoft.com/office/drawing/2016/5/12/chartex" xmlns:cx7="http://schemas.microsoft.com/office/drawing/2016/5/13/chartex" xmlns:cx8="http://schemas.microsoft.com/office/drawing/2016/5/14/chartex" xmlns:mc="http://schemas.openxmlformats.org/markup-compatibility/2006" xmlns:aink="http://schemas.microsoft.com/office/drawing/2016/ink" xmlns:am3d="http://schemas.microsoft.com/office/drawing/2017/model3d" xmlns:o="urn:schemas-microsoft-com:office:office" xmlns:oel="http://schemas.microsoft.com/office/2019/extlst" xmlns:r="http://schemas.openxmlformats.org/officeDocument/2006/relationships" xmlns:m="http://schemas.openxmlformats.org/officeDocument/2006/math" xmlns:v="urn:schemas-microsoft-com:vml" xmlns:wp14="http://schemas.microsoft.com/office/word/2010/wordprocessingDrawing" xmlns:wp="http://schemas.openxmlformats.org/drawingml/2006/wordprocessingDrawing" xmlns:w10="urn:schemas-microsoft-com:office:word" xmlns:w="http://schemas.openxmlformats.org/wordprocessingml/2006/main" xmlns:w14="http://schemas.microsoft.com/office/word/2010/wordml" xmlns:w15="http://schemas.microsoft.com/office/word/2012/wordml" xmlns:w16cex="http://schemas.microsoft.com/office/word/2018/wordml/cex" xmlns:w16cid="http://schemas.microsoft.com/office/word/2016/wordml/cid" xmlns:w16="http://schemas.microsoft.com/office/word/2018/wordml" xmlns:w16du="http://schemas.microsoft.com/office/word/2023/wordml/word16du" xmlns:w16sdtdh="http://schemas.microsoft.com/office/word/2020/wordml/sdtdatahash" xmlns:w16se="http://schemas.microsoft.com/office/word/2015/wordml/symex" xmlns:wpg="http://schemas.microsoft.com/office/word/2010/wordprocessingGroup" xmlns:wpi="http://schemas.microsoft.com/office/word/2010/wordprocessingInk" xmlns:wne="http://schemas.microsoft.com/office/word/2006/wordml" xmlns:wps="http://schemas.microsoft.com/office/word/2010/wordprocessingShape" mc:Ignorable="w14 w15 w16se w16cid w16 w16cex w16sdtdh w16du wp14">
   <w:footnote w:type="separator" w:id="-1">
     <w:p>
       <w:r>
@@ -53338,86 +54710,32 @@
 </file>
 
 <file path=word/numbering.xml><?xml version="1.0" encoding="utf-8"?>
-<w:numbering xmlns:wpc="http://schemas.microsoft.com/office/word/2010/wordprocessingCanvas" xmlns:cx="http://schemas.microsoft.com/office/drawing/2014/chartex" xmlns:cx1="http://schemas.microsoft.com/office/drawing/2015/9/8/chartex" xmlns:cx2="http://schemas.microsoft.com/office/drawing/2015/10/21/chartex" xmlns:cx3="http://schemas.microsoft.com/office/drawing/2016/5/9/chartex" xmlns:cx4="http://schemas.microsoft.com/office/drawing/2016/5/10/chartex" xmlns:cx5="http://schemas.microsoft.com/office/drawing/2016/5/11/chartex" xmlns:cx6="http://schemas.microsoft.com/office/drawing/2016/5/12/chartex" xmlns:cx7="http://schemas.microsoft.com/office/drawing/2016/5/13/chartex" xmlns:cx8="http://schemas.microsoft.com/office/drawing/2016/5/14/chartex" xmlns:mc="http://schemas.openxmlformats.org/markup-compatibility/2006" xmlns:aink="http://schemas.microsoft.com/office/drawing/2016/ink" xmlns:am3d="http://schemas.microsoft.com/office/drawing/2017/model3d" xmlns:o="urn:schemas-microsoft-com:office:office" xmlns:oel="http://schemas.microsoft.com/office/2019/extlst" xmlns:r="http://schemas.openxmlformats.org/officeDocument/2006/relationships" xmlns:m="http://schemas.openxmlformats.org/officeDocument/2006/math" xmlns:v="urn:schemas-microsoft-com:vml" xmlns:wp14="http://schemas.microsoft.com/office/word/2010/wordprocessingDrawing" xmlns:wp="http://schemas.openxmlformats.org/drawingml/2006/wordprocessingDrawing" xmlns:w10="urn:schemas-microsoft-com:office:word" xmlns:w="http://schemas.openxmlformats.org/wordprocessingml/2006/main" xmlns:w14="http://schemas.microsoft.com/office/word/2010/wordml" xmlns:w15="http://schemas.microsoft.com/office/word/2012/wordml" xmlns:w16cex="http://schemas.microsoft.com/office/word/2018/wordml/cex" xmlns:w16cid="http://schemas.microsoft.com/office/word/2016/wordml/cid" xmlns:w16="http://schemas.microsoft.com/office/word/2018/wordml" xmlns:w16du="http://schemas.microsoft.com/office/word/2023/wordml/word16du" xmlns:w16sdtdh="http://schemas.microsoft.com/office/word/2020/wordml/sdtdatahash" xmlns:w16sdtfl="http://schemas.microsoft.com/office/word/2024/wordml/sdtformatlock" xmlns:w16se="http://schemas.microsoft.com/office/word/2015/wordml/symex" xmlns:wpg="http://schemas.microsoft.com/office/word/2010/wordprocessingGroup" xmlns:wpi="http://schemas.microsoft.com/office/word/2010/wordprocessingInk" xmlns:wne="http://schemas.microsoft.com/office/word/2006/wordml" xmlns:wps="http://schemas.microsoft.com/office/word/2010/wordprocessingShape" mc:Ignorable="w14 w15 w16se w16cid w16 w16cex w16sdtdh w16sdtfl w16du wp14">
+<w:numbering xmlns:wpc="http://schemas.microsoft.com/office/word/2010/wordprocessingCanvas" xmlns:cx="http://schemas.microsoft.com/office/drawing/2014/chartex" xmlns:cx1="http://schemas.microsoft.com/office/drawing/2015/9/8/chartex" xmlns:cx2="http://schemas.microsoft.com/office/drawing/2015/10/21/chartex" xmlns:cx3="http://schemas.microsoft.com/office/drawing/2016/5/9/chartex" xmlns:cx4="http://schemas.microsoft.com/office/drawing/2016/5/10/chartex" xmlns:cx5="http://schemas.microsoft.com/office/drawing/2016/5/11/chartex" xmlns:cx6="http://schemas.microsoft.com/office/drawing/2016/5/12/chartex" xmlns:cx7="http://schemas.microsoft.com/office/drawing/2016/5/13/chartex" xmlns:cx8="http://schemas.microsoft.com/office/drawing/2016/5/14/chartex" xmlns:mc="http://schemas.openxmlformats.org/markup-compatibility/2006" xmlns:aink="http://schemas.microsoft.com/office/drawing/2016/ink" xmlns:am3d="http://schemas.microsoft.com/office/drawing/2017/model3d" xmlns:o="urn:schemas-microsoft-com:office:office" xmlns:oel="http://schemas.microsoft.com/office/2019/extlst" xmlns:r="http://schemas.openxmlformats.org/officeDocument/2006/relationships" xmlns:m="http://schemas.openxmlformats.org/officeDocument/2006/math" xmlns:v="urn:schemas-microsoft-com:vml" xmlns:wp14="http://schemas.microsoft.com/office/word/2010/wordprocessingDrawing" xmlns:wp="http://schemas.openxmlformats.org/drawingml/2006/wordprocessingDrawing" xmlns:w10="urn:schemas-microsoft-com:office:word" xmlns:w="http://schemas.openxmlformats.org/wordprocessingml/2006/main" xmlns:w14="http://schemas.microsoft.com/office/word/2010/wordml" xmlns:w15="http://schemas.microsoft.com/office/word/2012/wordml" xmlns:w16cex="http://schemas.microsoft.com/office/word/2018/wordml/cex" xmlns:w16cid="http://schemas.microsoft.com/office/word/2016/wordml/cid" xmlns:w16="http://schemas.microsoft.com/office/word/2018/wordml" xmlns:w16du="http://schemas.microsoft.com/office/word/2023/wordml/word16du" xmlns:w16sdtdh="http://schemas.microsoft.com/office/word/2020/wordml/sdtdatahash" xmlns:w16se="http://schemas.microsoft.com/office/word/2015/wordml/symex" xmlns:wpg="http://schemas.microsoft.com/office/word/2010/wordprocessingGroup" xmlns:wpi="http://schemas.microsoft.com/office/word/2010/wordprocessingInk" xmlns:wne="http://schemas.microsoft.com/office/word/2006/wordml" xmlns:wps="http://schemas.microsoft.com/office/word/2010/wordprocessingShape" mc:Ignorable="w14 w15 w16se w16cid w16 w16cex w16sdtdh w16du wp14">
   <w:numPicBullet w:numPicBulletId="0">
-    <mc:AlternateContent>
-      <mc:Choice Requires="v">
-        <w:pict>
-          <v:shapetype w14:anchorId="17D3AB03" id="_x0000_t75" coordsize="21600,21600" o:spt="75" o:preferrelative="t" path="m@4@5l@4@11@9@11@9@5xe" filled="f" stroked="f">
-            <v:stroke joinstyle="miter"/>
-            <v:formulas>
-              <v:f eqn="if lineDrawn pixelLineWidth 0"/>
-              <v:f eqn="sum @0 1 0"/>
-              <v:f eqn="sum 0 0 @1"/>
-              <v:f eqn="prod @2 1 2"/>
-              <v:f eqn="prod @3 21600 pixelWidth"/>
-              <v:f eqn="prod @3 21600 pixelHeight"/>
-              <v:f eqn="sum @0 0 1"/>
-              <v:f eqn="prod @6 1 2"/>
-              <v:f eqn="prod @7 21600 pixelWidth"/>
-              <v:f eqn="sum @8 21600 0"/>
-              <v:f eqn="prod @7 21600 pixelHeight"/>
-              <v:f eqn="sum @10 21600 0"/>
-            </v:formulas>
-            <v:path o:extrusionok="f" gradientshapeok="t" o:connecttype="rect"/>
-            <o:lock v:ext="edit" aspectratio="t"/>
-          </v:shapetype>
-          <v:shape id="Picture 404455866" o:spid="_x0000_i1025" type="#_x0000_t75" style="width:27pt;height:18.75pt;visibility:visible;mso-wrap-style:square">
-            <v:imagedata r:id="rId1" o:title=""/>
-          </v:shape>
-        </w:pict>
-      </mc:Choice>
-      <mc:Fallback>
-        <w:drawing>
-          <wp:inline distT="0" distB="0" distL="0" distR="0" wp14:anchorId="603257C1" wp14:editId="065D7CD4">
-            <wp:extent cx="342900" cy="238125"/>
-            <wp:effectExtent l="0" t="0" r="0" b="0"/>
-            <wp:docPr id="404455866" name="Picture 404455866"/>
-            <wp:cNvGraphicFramePr>
-              <a:graphicFrameLocks xmlns:a="http://schemas.openxmlformats.org/drawingml/2006/main" noChangeAspect="1"/>
-            </wp:cNvGraphicFramePr>
-            <a:graphic xmlns:a="http://schemas.openxmlformats.org/drawingml/2006/main">
-              <a:graphicData uri="http://schemas.openxmlformats.org/drawingml/2006/picture">
-                <pic:pic xmlns:pic="http://schemas.openxmlformats.org/drawingml/2006/picture">
-                  <pic:nvPicPr>
-                    <pic:cNvPr id="0" name="Picture -1023"/>
-                    <pic:cNvPicPr>
-                      <a:picLocks noChangeAspect="1" noChangeArrowheads="1"/>
-                    </pic:cNvPicPr>
-                  </pic:nvPicPr>
-                  <pic:blipFill>
-                    <a:blip r:embed="rId2">
-                      <a:extLst>
-                        <a:ext uri="{28A0092B-C50C-407E-A947-70E740481C1C}">
-                          <a14:useLocalDpi xmlns:a14="http://schemas.microsoft.com/office/drawing/2010/main" val="0"/>
-                        </a:ext>
-                      </a:extLst>
-                    </a:blip>
-                    <a:srcRect/>
-                    <a:stretch>
-                      <a:fillRect/>
-                    </a:stretch>
-                  </pic:blipFill>
-                  <pic:spPr bwMode="auto">
-                    <a:xfrm>
-                      <a:off x="0" y="0"/>
-                      <a:ext cx="342900" cy="238125"/>
-                    </a:xfrm>
-                    <a:prstGeom prst="rect">
-                      <a:avLst/>
-                    </a:prstGeom>
-                    <a:noFill/>
-                    <a:ln>
-                      <a:noFill/>
-                    </a:ln>
-                  </pic:spPr>
-                </pic:pic>
-              </a:graphicData>
-            </a:graphic>
-          </wp:inline>
-        </w:drawing>
-      </mc:Fallback>
-    </mc:AlternateContent>
+    <w:pict>
+      <v:shapetype id="_x0000_t75" coordsize="21600,21600" o:spt="75" o:preferrelative="t" path="m@4@5l@4@11@9@11@9@5xe" filled="f" stroked="f">
+        <v:stroke joinstyle="miter"/>
+        <v:formulas>
+          <v:f eqn="if lineDrawn pixelLineWidth 0"/>
+          <v:f eqn="sum @0 1 0"/>
+          <v:f eqn="sum 0 0 @1"/>
+          <v:f eqn="prod @2 1 2"/>
+          <v:f eqn="prod @3 21600 pixelWidth"/>
+          <v:f eqn="prod @3 21600 pixelHeight"/>
+          <v:f eqn="sum @0 0 1"/>
+          <v:f eqn="prod @6 1 2"/>
+          <v:f eqn="prod @7 21600 pixelWidth"/>
+          <v:f eqn="sum @8 21600 0"/>
+          <v:f eqn="prod @7 21600 pixelHeight"/>
+          <v:f eqn="sum @10 21600 0"/>
+        </v:formulas>
+        <v:path o:extrusionok="f" gradientshapeok="t" o:connecttype="rect"/>
+        <o:lock v:ext="edit" aspectratio="t"/>
+      </v:shapetype>
+      <v:shape id="_x0000_i1051" type="#_x0000_t75" style="width:26.8pt;height:18.4pt;visibility:visible;mso-wrap-style:square" o:bullet="t">
+        <v:imagedata r:id="rId1" o:title=""/>
+      </v:shape>
+    </w:pict>
   </w:numPicBullet>
   <w:abstractNum w:abstractNumId="0" w15:restartNumberingAfterBreak="0">
     <w:nsid w:val="08037E34"/>
@@ -58758,7 +60076,7 @@
 </file>
 
 <file path=word/styles.xml><?xml version="1.0" encoding="utf-8"?>
-<w:styles xmlns:mc="http://schemas.openxmlformats.org/markup-compatibility/2006" xmlns:r="http://schemas.openxmlformats.org/officeDocument/2006/relationships" xmlns:w="http://schemas.openxmlformats.org/wordprocessingml/2006/main" xmlns:w14="http://schemas.microsoft.com/office/word/2010/wordml" xmlns:w15="http://schemas.microsoft.com/office/word/2012/wordml" xmlns:w16cex="http://schemas.microsoft.com/office/word/2018/wordml/cex" xmlns:w16cid="http://schemas.microsoft.com/office/word/2016/wordml/cid" xmlns:w16="http://schemas.microsoft.com/office/word/2018/wordml" xmlns:w16du="http://schemas.microsoft.com/office/word/2023/wordml/word16du" xmlns:w16sdtdh="http://schemas.microsoft.com/office/word/2020/wordml/sdtdatahash" xmlns:w16sdtfl="http://schemas.microsoft.com/office/word/2024/wordml/sdtformatlock" xmlns:w16se="http://schemas.microsoft.com/office/word/2015/wordml/symex" mc:Ignorable="w14 w15 w16se w16cid w16 w16cex w16sdtdh w16sdtfl w16du">
+<w:styles xmlns:mc="http://schemas.openxmlformats.org/markup-compatibility/2006" xmlns:r="http://schemas.openxmlformats.org/officeDocument/2006/relationships" xmlns:w="http://schemas.openxmlformats.org/wordprocessingml/2006/main" xmlns:w14="http://schemas.microsoft.com/office/word/2010/wordml" xmlns:w15="http://schemas.microsoft.com/office/word/2012/wordml" xmlns:w16cex="http://schemas.microsoft.com/office/word/2018/wordml/cex" xmlns:w16cid="http://schemas.microsoft.com/office/word/2016/wordml/cid" xmlns:w16="http://schemas.microsoft.com/office/word/2018/wordml" xmlns:w16du="http://schemas.microsoft.com/office/word/2023/wordml/word16du" xmlns:w16sdtdh="http://schemas.microsoft.com/office/word/2020/wordml/sdtdatahash" xmlns:w16se="http://schemas.microsoft.com/office/word/2015/wordml/symex" mc:Ignorable="w14 w15 w16se w16cid w16 w16cex w16sdtdh w16du">
   <w:docDefaults>
     <w:rPrDefault>
       <w:rPr>
@@ -59146,7 +60464,7 @@
     <w:lsdException w:name="Unresolved Mention" w:semiHidden="1" w:unhideWhenUsed="1"/>
     <w:lsdException w:name="Smart Link" w:semiHidden="1" w:unhideWhenUsed="1"/>
   </w:latentStyles>
-  <w:style w:type="paragraph" w:default="1" w:styleId="Normal">
+  <w:style w:type="paragraph" w:default="1" w:styleId="a">
     <w:name w:val="Normal"/>
     <w:qFormat/>
     <w:rsid w:val="005A1C4F"/>
@@ -59161,11 +60479,11 @@
       <w:szCs w:val="22"/>
     </w:rPr>
   </w:style>
-  <w:style w:type="paragraph" w:styleId="Heading1">
+  <w:style w:type="paragraph" w:styleId="1">
     <w:name w:val="heading 1"/>
-    <w:basedOn w:val="Normal"/>
-    <w:next w:val="Normal"/>
-    <w:link w:val="Heading1Char"/>
+    <w:basedOn w:val="a"/>
+    <w:next w:val="a"/>
+    <w:link w:val="10"/>
     <w:uiPriority w:val="9"/>
     <w:qFormat/>
     <w:rsid w:val="00F06E99"/>
@@ -59182,11 +60500,11 @@
       <w:szCs w:val="32"/>
     </w:rPr>
   </w:style>
-  <w:style w:type="paragraph" w:styleId="Heading2">
+  <w:style w:type="paragraph" w:styleId="2">
     <w:name w:val="heading 2"/>
-    <w:basedOn w:val="Normal"/>
-    <w:next w:val="Normal"/>
-    <w:link w:val="Heading2Char"/>
+    <w:basedOn w:val="a"/>
+    <w:next w:val="a"/>
+    <w:link w:val="20"/>
     <w:uiPriority w:val="9"/>
     <w:qFormat/>
     <w:rsid w:val="00050A3C"/>
@@ -59203,11 +60521,11 @@
       <w:szCs w:val="28"/>
     </w:rPr>
   </w:style>
-  <w:style w:type="paragraph" w:styleId="Heading3">
+  <w:style w:type="paragraph" w:styleId="3">
     <w:name w:val="heading 3"/>
-    <w:basedOn w:val="Normal"/>
-    <w:next w:val="Normal"/>
-    <w:link w:val="Heading3Char"/>
+    <w:basedOn w:val="a"/>
+    <w:next w:val="a"/>
+    <w:link w:val="30"/>
     <w:uiPriority w:val="9"/>
     <w:qFormat/>
     <w:rsid w:val="008802A8"/>
@@ -59222,11 +60540,11 @@
       <w:szCs w:val="26"/>
     </w:rPr>
   </w:style>
-  <w:style w:type="paragraph" w:styleId="Heading4">
+  <w:style w:type="paragraph" w:styleId="4">
     <w:name w:val="heading 4"/>
-    <w:basedOn w:val="Heading1"/>
-    <w:next w:val="Normal"/>
-    <w:link w:val="Heading4Char"/>
+    <w:basedOn w:val="1"/>
+    <w:next w:val="a"/>
+    <w:link w:val="40"/>
     <w:uiPriority w:val="9"/>
     <w:qFormat/>
     <w:rsid w:val="007E4A35"/>
@@ -59236,11 +60554,11 @@
       <w:outlineLvl w:val="3"/>
     </w:pPr>
   </w:style>
-  <w:style w:type="paragraph" w:styleId="Heading5">
+  <w:style w:type="paragraph" w:styleId="5">
     <w:name w:val="heading 5"/>
-    <w:basedOn w:val="Normal"/>
-    <w:next w:val="Normal"/>
-    <w:link w:val="Heading5Char"/>
+    <w:basedOn w:val="a"/>
+    <w:next w:val="a"/>
+    <w:link w:val="50"/>
     <w:uiPriority w:val="9"/>
     <w:qFormat/>
     <w:rsid w:val="00E75CF5"/>
@@ -59257,11 +60575,11 @@
       <w:szCs w:val="26"/>
     </w:rPr>
   </w:style>
-  <w:style w:type="paragraph" w:styleId="Heading6">
+  <w:style w:type="paragraph" w:styleId="6">
     <w:name w:val="heading 6"/>
-    <w:basedOn w:val="Normal"/>
-    <w:next w:val="Normal"/>
-    <w:link w:val="Heading6Char"/>
+    <w:basedOn w:val="a"/>
+    <w:next w:val="a"/>
+    <w:link w:val="60"/>
     <w:uiPriority w:val="9"/>
     <w:qFormat/>
     <w:rsid w:val="00C66D6D"/>
@@ -59279,11 +60597,11 @@
       <w:szCs w:val="20"/>
     </w:rPr>
   </w:style>
-  <w:style w:type="paragraph" w:styleId="Heading7">
+  <w:style w:type="paragraph" w:styleId="7">
     <w:name w:val="heading 7"/>
-    <w:basedOn w:val="Normal"/>
-    <w:next w:val="Normal"/>
-    <w:link w:val="Heading7Char"/>
+    <w:basedOn w:val="a"/>
+    <w:next w:val="a"/>
+    <w:link w:val="70"/>
     <w:uiPriority w:val="9"/>
     <w:semiHidden/>
     <w:unhideWhenUsed/>
@@ -59307,11 +60625,11 @@
       <w:lang w:eastAsia="en-US"/>
     </w:rPr>
   </w:style>
-  <w:style w:type="paragraph" w:styleId="Heading8">
+  <w:style w:type="paragraph" w:styleId="8">
     <w:name w:val="heading 8"/>
-    <w:basedOn w:val="Normal"/>
-    <w:next w:val="Normal"/>
-    <w:link w:val="Heading8Char"/>
+    <w:basedOn w:val="a"/>
+    <w:next w:val="a"/>
+    <w:link w:val="80"/>
     <w:uiPriority w:val="9"/>
     <w:semiHidden/>
     <w:unhideWhenUsed/>
@@ -59334,11 +60652,11 @@
       <w:lang w:eastAsia="en-US"/>
     </w:rPr>
   </w:style>
-  <w:style w:type="paragraph" w:styleId="Heading9">
+  <w:style w:type="paragraph" w:styleId="9">
     <w:name w:val="heading 9"/>
-    <w:basedOn w:val="Normal"/>
-    <w:next w:val="Normal"/>
-    <w:link w:val="Heading9Char"/>
+    <w:basedOn w:val="a"/>
+    <w:next w:val="a"/>
+    <w:link w:val="90"/>
     <w:uiPriority w:val="9"/>
     <w:semiHidden/>
     <w:unhideWhenUsed/>
@@ -59363,12 +60681,13 @@
       <w:lang w:eastAsia="en-US"/>
     </w:rPr>
   </w:style>
-  <w:style w:type="character" w:default="1" w:styleId="DefaultParagraphFont">
+  <w:style w:type="character" w:default="1" w:styleId="a0">
     <w:name w:val="Default Paragraph Font"/>
     <w:uiPriority w:val="1"/>
+    <w:semiHidden/>
     <w:unhideWhenUsed/>
   </w:style>
-  <w:style w:type="table" w:default="1" w:styleId="TableNormal">
+  <w:style w:type="table" w:default="1" w:styleId="a1">
     <w:name w:val="Normal Table"/>
     <w:uiPriority w:val="99"/>
     <w:semiHidden/>
@@ -59383,15 +60702,15 @@
       </w:tblCellMar>
     </w:tblPr>
   </w:style>
-  <w:style w:type="numbering" w:default="1" w:styleId="NoList">
+  <w:style w:type="numbering" w:default="1" w:styleId="a2">
     <w:name w:val="No List"/>
     <w:uiPriority w:val="99"/>
     <w:semiHidden/>
     <w:unhideWhenUsed/>
   </w:style>
-  <w:style w:type="character" w:customStyle="1" w:styleId="Heading1Char">
-    <w:name w:val="Heading 1 Char"/>
-    <w:link w:val="Heading1"/>
+  <w:style w:type="character" w:customStyle="1" w:styleId="10">
+    <w:name w:val="Заголовок 1 Знак"/>
+    <w:link w:val="1"/>
     <w:uiPriority w:val="9"/>
     <w:locked/>
     <w:rsid w:val="00F06E99"/>
@@ -59403,9 +60722,9 @@
       <w:szCs w:val="32"/>
     </w:rPr>
   </w:style>
-  <w:style w:type="character" w:customStyle="1" w:styleId="Heading2Char">
-    <w:name w:val="Heading 2 Char"/>
-    <w:link w:val="Heading2"/>
+  <w:style w:type="character" w:customStyle="1" w:styleId="20">
+    <w:name w:val="Заголовок 2 Знак"/>
+    <w:link w:val="2"/>
     <w:uiPriority w:val="9"/>
     <w:locked/>
     <w:rsid w:val="00050A3C"/>
@@ -59418,9 +60737,9 @@
       <w:szCs w:val="28"/>
     </w:rPr>
   </w:style>
-  <w:style w:type="character" w:customStyle="1" w:styleId="Heading3Char">
-    <w:name w:val="Heading 3 Char"/>
-    <w:link w:val="Heading3"/>
+  <w:style w:type="character" w:customStyle="1" w:styleId="30">
+    <w:name w:val="Заголовок 3 Знак"/>
+    <w:link w:val="3"/>
     <w:uiPriority w:val="9"/>
     <w:locked/>
     <w:rsid w:val="008802A8"/>
@@ -59431,9 +60750,9 @@
       <w:szCs w:val="26"/>
     </w:rPr>
   </w:style>
-  <w:style w:type="character" w:customStyle="1" w:styleId="Heading4Char">
-    <w:name w:val="Heading 4 Char"/>
-    <w:link w:val="Heading4"/>
+  <w:style w:type="character" w:customStyle="1" w:styleId="40">
+    <w:name w:val="Заголовок 4 Знак"/>
+    <w:link w:val="4"/>
     <w:uiPriority w:val="9"/>
     <w:locked/>
     <w:rsid w:val="007E4A35"/>
@@ -59445,9 +60764,9 @@
       <w:szCs w:val="32"/>
     </w:rPr>
   </w:style>
-  <w:style w:type="character" w:customStyle="1" w:styleId="Heading5Char">
-    <w:name w:val="Heading 5 Char"/>
-    <w:link w:val="Heading5"/>
+  <w:style w:type="character" w:customStyle="1" w:styleId="50">
+    <w:name w:val="Заголовок 5 Знак"/>
+    <w:link w:val="5"/>
     <w:uiPriority w:val="9"/>
     <w:locked/>
     <w:rsid w:val="00E75CF5"/>
@@ -59459,9 +60778,9 @@
       <w:szCs w:val="26"/>
     </w:rPr>
   </w:style>
-  <w:style w:type="character" w:customStyle="1" w:styleId="Heading6Char">
-    <w:name w:val="Heading 6 Char"/>
-    <w:link w:val="Heading6"/>
+  <w:style w:type="character" w:customStyle="1" w:styleId="60">
+    <w:name w:val="Заголовок 6 Знак"/>
+    <w:link w:val="6"/>
     <w:uiPriority w:val="9"/>
     <w:locked/>
     <w:rsid w:val="002A5940"/>
@@ -59470,11 +60789,11 @@
       <w:b/>
     </w:rPr>
   </w:style>
-  <w:style w:type="paragraph" w:styleId="Title">
+  <w:style w:type="paragraph" w:styleId="a3">
     <w:name w:val="Title"/>
-    <w:basedOn w:val="Normal"/>
-    <w:next w:val="Normal"/>
-    <w:link w:val="TitleChar"/>
+    <w:basedOn w:val="a"/>
+    <w:next w:val="a"/>
+    <w:link w:val="a4"/>
     <w:uiPriority w:val="10"/>
     <w:qFormat/>
     <w:rsid w:val="00C66D6D"/>
@@ -59492,9 +60811,9 @@
       <w:szCs w:val="32"/>
     </w:rPr>
   </w:style>
-  <w:style w:type="character" w:customStyle="1" w:styleId="TitleChar">
-    <w:name w:val="Title Char"/>
-    <w:link w:val="Title"/>
+  <w:style w:type="character" w:customStyle="1" w:styleId="a4">
+    <w:name w:val="Заголовок Знак"/>
+    <w:link w:val="a3"/>
     <w:uiPriority w:val="10"/>
     <w:locked/>
     <w:rsid w:val="002A5940"/>
@@ -59505,11 +60824,11 @@
       <w:sz w:val="32"/>
     </w:rPr>
   </w:style>
-  <w:style w:type="paragraph" w:styleId="Subtitle">
+  <w:style w:type="paragraph" w:styleId="a5">
     <w:name w:val="Subtitle"/>
-    <w:basedOn w:val="Normal"/>
-    <w:next w:val="Normal"/>
-    <w:link w:val="SubtitleChar"/>
+    <w:basedOn w:val="a"/>
+    <w:next w:val="a"/>
+    <w:link w:val="a6"/>
     <w:uiPriority w:val="11"/>
     <w:qFormat/>
     <w:rsid w:val="00C66D6D"/>
@@ -59524,9 +60843,9 @@
       <w:szCs w:val="24"/>
     </w:rPr>
   </w:style>
-  <w:style w:type="character" w:customStyle="1" w:styleId="SubtitleChar">
-    <w:name w:val="Subtitle Char"/>
-    <w:link w:val="Subtitle"/>
+  <w:style w:type="character" w:customStyle="1" w:styleId="a6">
+    <w:name w:val="Подзаголовок Знак"/>
+    <w:link w:val="a5"/>
     <w:uiPriority w:val="11"/>
     <w:locked/>
     <w:rsid w:val="002A5940"/>
@@ -59725,9 +61044,9 @@
       </w:tblCellMar>
     </w:tblPr>
   </w:style>
-  <w:style w:type="character" w:styleId="Hyperlink">
+  <w:style w:type="character" w:styleId="a7">
     <w:name w:val="Hyperlink"/>
-    <w:basedOn w:val="DefaultParagraphFont"/>
+    <w:basedOn w:val="a0"/>
     <w:uiPriority w:val="99"/>
     <w:unhideWhenUsed/>
     <w:rsid w:val="00F06E99"/>
@@ -59746,10 +61065,10 @@
       <w:rFonts w:cs="Times New Roman"/>
     </w:rPr>
   </w:style>
-  <w:style w:type="paragraph" w:styleId="Header">
+  <w:style w:type="paragraph" w:styleId="a8">
     <w:name w:val="header"/>
-    <w:basedOn w:val="Normal"/>
-    <w:link w:val="HeaderChar1"/>
+    <w:basedOn w:val="a"/>
+    <w:link w:val="a9"/>
     <w:uiPriority w:val="99"/>
     <w:unhideWhenUsed/>
     <w:rsid w:val="00F06E99"/>
@@ -59761,10 +61080,10 @@
       <w:spacing w:line="240" w:lineRule="auto"/>
     </w:pPr>
   </w:style>
-  <w:style w:type="character" w:customStyle="1" w:styleId="HeaderChar1">
-    <w:name w:val="Header Char1"/>
-    <w:basedOn w:val="DefaultParagraphFont"/>
-    <w:link w:val="Header"/>
+  <w:style w:type="character" w:customStyle="1" w:styleId="a9">
+    <w:name w:val="Верхний колонтитул Знак"/>
+    <w:basedOn w:val="a0"/>
+    <w:link w:val="a8"/>
     <w:uiPriority w:val="99"/>
     <w:rsid w:val="00F06E99"/>
     <w:rPr>
@@ -59782,10 +61101,10 @@
       <w:rFonts w:cs="Times New Roman"/>
     </w:rPr>
   </w:style>
-  <w:style w:type="paragraph" w:styleId="TOC1">
+  <w:style w:type="paragraph" w:styleId="11">
     <w:name w:val="toc 1"/>
-    <w:basedOn w:val="Normal"/>
-    <w:next w:val="Normal"/>
+    <w:basedOn w:val="a"/>
+    <w:next w:val="a"/>
     <w:autoRedefine/>
     <w:uiPriority w:val="39"/>
     <w:locked/>
@@ -59800,10 +61119,10 @@
       <w:noProof/>
     </w:rPr>
   </w:style>
-  <w:style w:type="paragraph" w:styleId="TOC2">
+  <w:style w:type="paragraph" w:styleId="21">
     <w:name w:val="toc 2"/>
-    <w:basedOn w:val="TOC3"/>
-    <w:next w:val="Normal"/>
+    <w:basedOn w:val="31"/>
+    <w:next w:val="a"/>
     <w:autoRedefine/>
     <w:uiPriority w:val="39"/>
     <w:locked/>
@@ -59812,10 +61131,10 @@
       <w:ind w:left="709"/>
     </w:pPr>
   </w:style>
-  <w:style w:type="paragraph" w:styleId="TOC3">
+  <w:style w:type="paragraph" w:styleId="31">
     <w:name w:val="toc 3"/>
-    <w:basedOn w:val="Normal"/>
-    <w:next w:val="Normal"/>
+    <w:basedOn w:val="a"/>
+    <w:next w:val="a"/>
     <w:autoRedefine/>
     <w:uiPriority w:val="39"/>
     <w:locked/>
@@ -59830,7 +61149,7 @@
       <w:noProof/>
     </w:rPr>
   </w:style>
-  <w:style w:type="character" w:styleId="PageNumber">
+  <w:style w:type="character" w:styleId="aa">
     <w:name w:val="page number"/>
     <w:uiPriority w:val="99"/>
     <w:rsid w:val="00880DFD"/>
@@ -59838,10 +61157,10 @@
       <w:rFonts w:cs="Times New Roman"/>
     </w:rPr>
   </w:style>
-  <w:style w:type="paragraph" w:styleId="ListParagraph">
+  <w:style w:type="paragraph" w:styleId="ab">
     <w:name w:val="List Paragraph"/>
-    <w:basedOn w:val="Normal"/>
-    <w:link w:val="ListParagraphChar"/>
+    <w:basedOn w:val="a"/>
+    <w:link w:val="ac"/>
     <w:uiPriority w:val="1"/>
     <w:qFormat/>
     <w:rsid w:val="0005244E"/>
@@ -59850,9 +61169,9 @@
       <w:contextualSpacing/>
     </w:pPr>
   </w:style>
-  <w:style w:type="table" w:styleId="TableGrid">
+  <w:style w:type="table" w:styleId="ad">
     <w:name w:val="Table Grid"/>
-    <w:basedOn w:val="TableNormal"/>
+    <w:basedOn w:val="a1"/>
     <w:uiPriority w:val="59"/>
     <w:locked/>
     <w:rsid w:val="000E0E00"/>
@@ -59867,9 +61186,9 @@
       </w:tblBorders>
     </w:tblPr>
   </w:style>
-  <w:style w:type="paragraph" w:styleId="List2">
+  <w:style w:type="paragraph" w:styleId="22">
     <w:name w:val="List 2"/>
-    <w:basedOn w:val="Normal"/>
+    <w:basedOn w:val="a"/>
     <w:semiHidden/>
     <w:rsid w:val="0012243E"/>
     <w:pPr>
@@ -59881,9 +61200,9 @@
       <w:szCs w:val="24"/>
     </w:rPr>
   </w:style>
-  <w:style w:type="paragraph" w:styleId="List3">
+  <w:style w:type="paragraph" w:styleId="32">
     <w:name w:val="List 3"/>
-    <w:basedOn w:val="Normal"/>
+    <w:basedOn w:val="a"/>
     <w:semiHidden/>
     <w:rsid w:val="0012243E"/>
     <w:pPr>
@@ -59895,9 +61214,9 @@
       <w:szCs w:val="24"/>
     </w:rPr>
   </w:style>
-  <w:style w:type="paragraph" w:styleId="ListBullet3">
+  <w:style w:type="paragraph" w:styleId="33">
     <w:name w:val="List Bullet 3"/>
-    <w:basedOn w:val="Normal"/>
+    <w:basedOn w:val="a"/>
     <w:autoRedefine/>
     <w:semiHidden/>
     <w:rsid w:val="0012243E"/>
@@ -59910,10 +61229,10 @@
       <w:szCs w:val="24"/>
     </w:rPr>
   </w:style>
-  <w:style w:type="paragraph" w:styleId="BodyText">
+  <w:style w:type="paragraph" w:styleId="ae">
     <w:name w:val="Body Text"/>
-    <w:basedOn w:val="Normal"/>
-    <w:link w:val="BodyTextChar"/>
+    <w:basedOn w:val="a"/>
+    <w:link w:val="af"/>
     <w:uiPriority w:val="1"/>
     <w:unhideWhenUsed/>
     <w:qFormat/>
@@ -59928,10 +61247,10 @@
       <w:lang w:bidi="ru-RU"/>
     </w:rPr>
   </w:style>
-  <w:style w:type="character" w:customStyle="1" w:styleId="BodyTextChar">
-    <w:name w:val="Body Text Char"/>
-    <w:basedOn w:val="DefaultParagraphFont"/>
-    <w:link w:val="BodyText"/>
+  <w:style w:type="character" w:customStyle="1" w:styleId="af">
+    <w:name w:val="Основной текст Знак"/>
+    <w:basedOn w:val="a0"/>
+    <w:link w:val="ae"/>
     <w:uiPriority w:val="1"/>
     <w:rsid w:val="00AB7C0C"/>
     <w:rPr>
@@ -59940,9 +61259,9 @@
       <w:lang w:bidi="ru-RU"/>
     </w:rPr>
   </w:style>
-  <w:style w:type="character" w:customStyle="1" w:styleId="1">
+  <w:style w:type="character" w:customStyle="1" w:styleId="12">
     <w:name w:val="Неразрешенное упоминание1"/>
-    <w:basedOn w:val="DefaultParagraphFont"/>
+    <w:basedOn w:val="a0"/>
     <w:uiPriority w:val="99"/>
     <w:semiHidden/>
     <w:unhideWhenUsed/>
@@ -59952,10 +61271,10 @@
       <w:shd w:val="clear" w:color="auto" w:fill="E1DFDD"/>
     </w:rPr>
   </w:style>
-  <w:style w:type="character" w:customStyle="1" w:styleId="NormalWebChar">
-    <w:name w:val="Normal (Web) Char"/>
-    <w:aliases w:val="Обычный (Web) Char,Обычный (Web)1 Char,Обычный (Web) Знак Char,Обычный (веб)2 Char,Знак Char,Знак1 Char,Обычный (веб)1 Char,Обычный (веб) Знак1 Char,Обычный (веб) Знак Знак Char,Обычный (веб) Знак2 Знак Char"/>
-    <w:link w:val="NormalWeb"/>
+  <w:style w:type="character" w:customStyle="1" w:styleId="af0">
+    <w:name w:val="Обычный (Интернет) Знак"/>
+    <w:aliases w:val="Обычный (Web) Знак1,Обычный (Web)1 Знак,Обычный (Web) Знак Знак,Обычный (веб)2 Знак,Знак Знак,Знак1 Знак,Обычный (веб)1 Знак,Обычный (веб) Знак1 Знак,Обычный (веб) Знак Знак Знак,Обычный (веб) Знак2 Знак Знак"/>
+    <w:link w:val="af1"/>
     <w:uiPriority w:val="99"/>
     <w:semiHidden/>
     <w:locked/>
@@ -59966,11 +61285,11 @@
       <w:lang w:val="x-none" w:eastAsia="x-none"/>
     </w:rPr>
   </w:style>
-  <w:style w:type="paragraph" w:styleId="NormalWeb">
+  <w:style w:type="paragraph" w:styleId="af1">
     <w:name w:val="Normal (Web)"/>
     <w:aliases w:val="Обычный (Web),Обычный (Web)1,Обычный (Web) Знак,Обычный (веб)2,Знак,Знак1,Обычный (веб)1,Обычный (веб) Знак1,Обычный (веб) Знак Знак,Обычный (веб) Знак2 Знак,Обычный (веб) Знак Знак1 Знак,Обычный (веб) Знак1 Знак Знак Знак"/>
-    <w:basedOn w:val="Normal"/>
-    <w:link w:val="NormalWebChar"/>
+    <w:basedOn w:val="a"/>
+    <w:link w:val="af0"/>
     <w:uiPriority w:val="99"/>
     <w:unhideWhenUsed/>
     <w:qFormat/>
@@ -59987,10 +61306,10 @@
       <w:lang w:val="x-none" w:eastAsia="x-none"/>
     </w:rPr>
   </w:style>
-  <w:style w:type="paragraph" w:styleId="TOCHeading">
+  <w:style w:type="paragraph" w:styleId="af2">
     <w:name w:val="TOC Heading"/>
-    <w:basedOn w:val="Heading1"/>
-    <w:next w:val="Normal"/>
+    <w:basedOn w:val="1"/>
+    <w:next w:val="a"/>
     <w:uiPriority w:val="39"/>
     <w:unhideWhenUsed/>
     <w:qFormat/>
@@ -60010,10 +61329,10 @@
       <w:kern w:val="0"/>
     </w:rPr>
   </w:style>
-  <w:style w:type="character" w:customStyle="1" w:styleId="Heading7Char">
-    <w:name w:val="Heading 7 Char"/>
-    <w:basedOn w:val="DefaultParagraphFont"/>
-    <w:link w:val="Heading7"/>
+  <w:style w:type="character" w:customStyle="1" w:styleId="70">
+    <w:name w:val="Заголовок 7 Знак"/>
+    <w:basedOn w:val="a0"/>
+    <w:link w:val="7"/>
     <w:uiPriority w:val="9"/>
     <w:semiHidden/>
     <w:rsid w:val="00C921FD"/>
@@ -60027,10 +61346,10 @@
       <w:lang w:eastAsia="en-US"/>
     </w:rPr>
   </w:style>
-  <w:style w:type="character" w:customStyle="1" w:styleId="Heading8Char">
-    <w:name w:val="Heading 8 Char"/>
-    <w:basedOn w:val="DefaultParagraphFont"/>
-    <w:link w:val="Heading8"/>
+  <w:style w:type="character" w:customStyle="1" w:styleId="80">
+    <w:name w:val="Заголовок 8 Знак"/>
+    <w:basedOn w:val="a0"/>
+    <w:link w:val="8"/>
     <w:uiPriority w:val="9"/>
     <w:semiHidden/>
     <w:rsid w:val="00C921FD"/>
@@ -60042,10 +61361,10 @@
       <w:lang w:eastAsia="en-US"/>
     </w:rPr>
   </w:style>
-  <w:style w:type="character" w:customStyle="1" w:styleId="Heading9Char">
-    <w:name w:val="Heading 9 Char"/>
-    <w:basedOn w:val="DefaultParagraphFont"/>
-    <w:link w:val="Heading9"/>
+  <w:style w:type="character" w:customStyle="1" w:styleId="90">
+    <w:name w:val="Заголовок 9 Знак"/>
+    <w:basedOn w:val="a0"/>
+    <w:link w:val="9"/>
     <w:uiPriority w:val="9"/>
     <w:semiHidden/>
     <w:rsid w:val="00C921FD"/>
@@ -60059,11 +61378,11 @@
       <w:lang w:eastAsia="en-US"/>
     </w:rPr>
   </w:style>
-  <w:style w:type="paragraph" w:styleId="Caption">
+  <w:style w:type="paragraph" w:styleId="af3">
     <w:name w:val="caption"/>
-    <w:basedOn w:val="Normal"/>
-    <w:next w:val="Normal"/>
-    <w:link w:val="CaptionChar"/>
+    <w:basedOn w:val="a"/>
+    <w:next w:val="a"/>
+    <w:link w:val="af4"/>
     <w:uiPriority w:val="35"/>
     <w:unhideWhenUsed/>
     <w:qFormat/>
@@ -60083,9 +61402,9 @@
       <w:lang w:eastAsia="en-US"/>
     </w:rPr>
   </w:style>
-  <w:style w:type="paragraph" w:customStyle="1" w:styleId="a">
+  <w:style w:type="paragraph" w:customStyle="1" w:styleId="af5">
     <w:name w:val="Вывод"/>
-    <w:basedOn w:val="Normal"/>
+    <w:basedOn w:val="a"/>
     <w:qFormat/>
     <w:rsid w:val="00C921FD"/>
     <w:pPr>
@@ -60102,10 +61421,10 @@
       <w:lang w:eastAsia="en-US"/>
     </w:rPr>
   </w:style>
-  <w:style w:type="character" w:customStyle="1" w:styleId="CaptionChar">
-    <w:name w:val="Caption Char"/>
-    <w:basedOn w:val="DefaultParagraphFont"/>
-    <w:link w:val="Caption"/>
+  <w:style w:type="character" w:customStyle="1" w:styleId="af4">
+    <w:name w:val="Название объекта Знак"/>
+    <w:basedOn w:val="a0"/>
+    <w:link w:val="af3"/>
     <w:uiPriority w:val="35"/>
     <w:rsid w:val="00C921FD"/>
     <w:rPr>
@@ -60117,7 +61436,7 @@
       <w:lang w:eastAsia="en-US"/>
     </w:rPr>
   </w:style>
-  <w:style w:type="paragraph" w:styleId="NoSpacing">
+  <w:style w:type="paragraph" w:styleId="af6">
     <w:name w:val="No Spacing"/>
     <w:uiPriority w:val="1"/>
     <w:qFormat/>
@@ -60138,9 +61457,9 @@
       <w:lang w:eastAsia="ko-KR"/>
     </w:rPr>
   </w:style>
-  <w:style w:type="character" w:styleId="PlaceholderText">
+  <w:style w:type="character" w:styleId="af7">
     <w:name w:val="Placeholder Text"/>
-    <w:basedOn w:val="DefaultParagraphFont"/>
+    <w:basedOn w:val="a0"/>
     <w:uiPriority w:val="99"/>
     <w:semiHidden/>
     <w:rsid w:val="00C921FD"/>
@@ -60148,10 +61467,10 @@
       <w:color w:val="808080"/>
     </w:rPr>
   </w:style>
-  <w:style w:type="paragraph" w:customStyle="1" w:styleId="a0">
+  <w:style w:type="paragraph" w:customStyle="1" w:styleId="af8">
     <w:name w:val="Рисунки"/>
-    <w:basedOn w:val="Normal"/>
-    <w:link w:val="a1"/>
+    <w:basedOn w:val="a"/>
+    <w:link w:val="af9"/>
     <w:qFormat/>
     <w:rsid w:val="00C921FD"/>
     <w:pPr>
@@ -60170,10 +61489,10 @@
       <w:szCs w:val="24"/>
     </w:rPr>
   </w:style>
-  <w:style w:type="character" w:customStyle="1" w:styleId="a1">
+  <w:style w:type="character" w:customStyle="1" w:styleId="af9">
     <w:name w:val="Рисунки Знак"/>
-    <w:basedOn w:val="DefaultParagraphFont"/>
-    <w:link w:val="a0"/>
+    <w:basedOn w:val="a0"/>
+    <w:link w:val="af8"/>
     <w:rsid w:val="00C921FD"/>
     <w:rPr>
       <w:rFonts w:eastAsia="SimSun" w:cs="Tahoma"/>
@@ -60184,9 +61503,9 @@
       <w:szCs w:val="24"/>
     </w:rPr>
   </w:style>
-  <w:style w:type="paragraph" w:customStyle="1" w:styleId="a2">
+  <w:style w:type="paragraph" w:customStyle="1" w:styleId="afa">
     <w:name w:val="Содержимое таблицы"/>
-    <w:basedOn w:val="Normal"/>
+    <w:basedOn w:val="a"/>
     <w:rsid w:val="00C921FD"/>
     <w:pPr>
       <w:widowControl/>
@@ -60201,10 +61520,10 @@
       <w:lang w:eastAsia="ar-SA"/>
     </w:rPr>
   </w:style>
-  <w:style w:type="paragraph" w:styleId="TOC4">
+  <w:style w:type="paragraph" w:styleId="41">
     <w:name w:val="toc 4"/>
-    <w:basedOn w:val="Normal"/>
-    <w:next w:val="Normal"/>
+    <w:basedOn w:val="a"/>
+    <w:next w:val="a"/>
     <w:autoRedefine/>
     <w:uiPriority w:val="39"/>
     <w:unhideWhenUsed/>
@@ -60225,10 +61544,10 @@
       <w:lang w:eastAsia="en-US"/>
     </w:rPr>
   </w:style>
-  <w:style w:type="paragraph" w:styleId="TOC5">
+  <w:style w:type="paragraph" w:styleId="51">
     <w:name w:val="toc 5"/>
-    <w:basedOn w:val="Normal"/>
-    <w:next w:val="Normal"/>
+    <w:basedOn w:val="a"/>
+    <w:next w:val="a"/>
     <w:autoRedefine/>
     <w:uiPriority w:val="39"/>
     <w:unhideWhenUsed/>
@@ -60247,10 +61566,10 @@
       <w:lang w:eastAsia="en-US"/>
     </w:rPr>
   </w:style>
-  <w:style w:type="paragraph" w:styleId="TOC6">
+  <w:style w:type="paragraph" w:styleId="61">
     <w:name w:val="toc 6"/>
-    <w:basedOn w:val="Normal"/>
-    <w:next w:val="Normal"/>
+    <w:basedOn w:val="a"/>
+    <w:next w:val="a"/>
     <w:autoRedefine/>
     <w:uiPriority w:val="39"/>
     <w:unhideWhenUsed/>
@@ -60269,10 +61588,10 @@
       <w:lang w:eastAsia="en-US"/>
     </w:rPr>
   </w:style>
-  <w:style w:type="paragraph" w:styleId="TOC7">
+  <w:style w:type="paragraph" w:styleId="71">
     <w:name w:val="toc 7"/>
-    <w:basedOn w:val="Normal"/>
-    <w:next w:val="Normal"/>
+    <w:basedOn w:val="a"/>
+    <w:next w:val="a"/>
     <w:autoRedefine/>
     <w:uiPriority w:val="39"/>
     <w:unhideWhenUsed/>
@@ -60291,10 +61610,10 @@
       <w:lang w:eastAsia="en-US"/>
     </w:rPr>
   </w:style>
-  <w:style w:type="paragraph" w:styleId="TOC8">
+  <w:style w:type="paragraph" w:styleId="81">
     <w:name w:val="toc 8"/>
-    <w:basedOn w:val="Normal"/>
-    <w:next w:val="Normal"/>
+    <w:basedOn w:val="a"/>
+    <w:next w:val="a"/>
     <w:autoRedefine/>
     <w:uiPriority w:val="39"/>
     <w:unhideWhenUsed/>
@@ -60313,10 +61632,10 @@
       <w:lang w:eastAsia="en-US"/>
     </w:rPr>
   </w:style>
-  <w:style w:type="paragraph" w:styleId="TOC9">
+  <w:style w:type="paragraph" w:styleId="91">
     <w:name w:val="toc 9"/>
-    <w:basedOn w:val="Normal"/>
-    <w:next w:val="Normal"/>
+    <w:basedOn w:val="a"/>
+    <w:next w:val="a"/>
     <w:autoRedefine/>
     <w:uiPriority w:val="39"/>
     <w:unhideWhenUsed/>
@@ -60335,10 +61654,10 @@
       <w:lang w:eastAsia="en-US"/>
     </w:rPr>
   </w:style>
-  <w:style w:type="paragraph" w:styleId="BalloonText">
+  <w:style w:type="paragraph" w:styleId="afb">
     <w:name w:val="Balloon Text"/>
-    <w:basedOn w:val="Normal"/>
-    <w:link w:val="BalloonTextChar"/>
+    <w:basedOn w:val="a"/>
+    <w:link w:val="afc"/>
     <w:uiPriority w:val="99"/>
     <w:semiHidden/>
     <w:unhideWhenUsed/>
@@ -60355,10 +61674,10 @@
       <w:lang w:eastAsia="en-US"/>
     </w:rPr>
   </w:style>
-  <w:style w:type="character" w:customStyle="1" w:styleId="BalloonTextChar">
-    <w:name w:val="Balloon Text Char"/>
-    <w:basedOn w:val="DefaultParagraphFont"/>
-    <w:link w:val="BalloonText"/>
+  <w:style w:type="character" w:customStyle="1" w:styleId="afc">
+    <w:name w:val="Текст выноски Знак"/>
+    <w:basedOn w:val="a0"/>
+    <w:link w:val="afb"/>
     <w:uiPriority w:val="99"/>
     <w:semiHidden/>
     <w:rsid w:val="00C921FD"/>
@@ -60370,9 +61689,9 @@
       <w:lang w:eastAsia="en-US"/>
     </w:rPr>
   </w:style>
-  <w:style w:type="character" w:styleId="CommentReference">
+  <w:style w:type="character" w:styleId="afd">
     <w:name w:val="annotation reference"/>
-    <w:basedOn w:val="DefaultParagraphFont"/>
+    <w:basedOn w:val="a0"/>
     <w:uiPriority w:val="99"/>
     <w:semiHidden/>
     <w:unhideWhenUsed/>
@@ -60382,10 +61701,10 @@
       <w:szCs w:val="16"/>
     </w:rPr>
   </w:style>
-  <w:style w:type="paragraph" w:styleId="CommentText">
+  <w:style w:type="paragraph" w:styleId="afe">
     <w:name w:val="annotation text"/>
-    <w:basedOn w:val="Normal"/>
-    <w:link w:val="CommentTextChar"/>
+    <w:basedOn w:val="a"/>
+    <w:link w:val="aff"/>
     <w:uiPriority w:val="99"/>
     <w:semiHidden/>
     <w:unhideWhenUsed/>
@@ -60402,10 +61721,10 @@
       <w:lang w:eastAsia="en-US"/>
     </w:rPr>
   </w:style>
-  <w:style w:type="character" w:customStyle="1" w:styleId="CommentTextChar">
-    <w:name w:val="Comment Text Char"/>
-    <w:basedOn w:val="DefaultParagraphFont"/>
-    <w:link w:val="CommentText"/>
+  <w:style w:type="character" w:customStyle="1" w:styleId="aff">
+    <w:name w:val="Текст примечания Знак"/>
+    <w:basedOn w:val="a0"/>
+    <w:link w:val="afe"/>
     <w:uiPriority w:val="99"/>
     <w:semiHidden/>
     <w:rsid w:val="00C921FD"/>
@@ -60415,7 +61734,7 @@
       <w:lang w:eastAsia="en-US"/>
     </w:rPr>
   </w:style>
-  <w:style w:type="paragraph" w:styleId="Revision">
+  <w:style w:type="paragraph" w:styleId="aff0">
     <w:name w:val="Revision"/>
     <w:hidden/>
     <w:uiPriority w:val="99"/>
@@ -60429,10 +61748,10 @@
       <w:lang w:eastAsia="en-US"/>
     </w:rPr>
   </w:style>
-  <w:style w:type="paragraph" w:styleId="EndnoteText">
+  <w:style w:type="paragraph" w:styleId="aff1">
     <w:name w:val="endnote text"/>
-    <w:basedOn w:val="Normal"/>
-    <w:link w:val="EndnoteTextChar"/>
+    <w:basedOn w:val="a"/>
+    <w:link w:val="aff2"/>
     <w:uiPriority w:val="99"/>
     <w:semiHidden/>
     <w:unhideWhenUsed/>
@@ -60450,10 +61769,10 @@
       <w:lang w:eastAsia="en-US"/>
     </w:rPr>
   </w:style>
-  <w:style w:type="character" w:customStyle="1" w:styleId="EndnoteTextChar">
-    <w:name w:val="Endnote Text Char"/>
-    <w:basedOn w:val="DefaultParagraphFont"/>
-    <w:link w:val="EndnoteText"/>
+  <w:style w:type="character" w:customStyle="1" w:styleId="aff2">
+    <w:name w:val="Текст концевой сноски Знак"/>
+    <w:basedOn w:val="a0"/>
+    <w:link w:val="aff1"/>
     <w:uiPriority w:val="99"/>
     <w:semiHidden/>
     <w:rsid w:val="00C921FD"/>
@@ -60463,9 +61782,9 @@
       <w:lang w:eastAsia="en-US"/>
     </w:rPr>
   </w:style>
-  <w:style w:type="character" w:styleId="EndnoteReference">
+  <w:style w:type="character" w:styleId="aff3">
     <w:name w:val="endnote reference"/>
-    <w:basedOn w:val="DefaultParagraphFont"/>
+    <w:basedOn w:val="a0"/>
     <w:uiPriority w:val="99"/>
     <w:semiHidden/>
     <w:unhideWhenUsed/>
@@ -60474,9 +61793,9 @@
       <w:vertAlign w:val="superscript"/>
     </w:rPr>
   </w:style>
-  <w:style w:type="paragraph" w:customStyle="1" w:styleId="a3">
+  <w:style w:type="paragraph" w:customStyle="1" w:styleId="aff4">
     <w:name w:val="Основной"/>
-    <w:basedOn w:val="Normal"/>
+    <w:basedOn w:val="a"/>
     <w:rsid w:val="00C921FD"/>
     <w:pPr>
       <w:widowControl/>
@@ -60490,9 +61809,9 @@
       <w:lang w:eastAsia="ar-SA"/>
     </w:rPr>
   </w:style>
-  <w:style w:type="character" w:styleId="Emphasis">
+  <w:style w:type="character" w:styleId="aff5">
     <w:name w:val="Emphasis"/>
-    <w:basedOn w:val="DefaultParagraphFont"/>
+    <w:basedOn w:val="a0"/>
     <w:qFormat/>
     <w:locked/>
     <w:rsid w:val="00C921FD"/>
@@ -60511,9 +61830,9 @@
       </w:numPr>
     </w:pPr>
   </w:style>
-  <w:style w:type="character" w:styleId="FollowedHyperlink">
+  <w:style w:type="character" w:styleId="aff6">
     <w:name w:val="FollowedHyperlink"/>
-    <w:basedOn w:val="DefaultParagraphFont"/>
+    <w:basedOn w:val="a0"/>
     <w:uiPriority w:val="99"/>
     <w:semiHidden/>
     <w:unhideWhenUsed/>
@@ -60523,10 +61842,10 @@
       <w:u w:val="single"/>
     </w:rPr>
   </w:style>
-  <w:style w:type="paragraph" w:styleId="FootnoteText">
+  <w:style w:type="paragraph" w:styleId="aff7">
     <w:name w:val="footnote text"/>
-    <w:basedOn w:val="Normal"/>
-    <w:link w:val="FootnoteTextChar"/>
+    <w:basedOn w:val="a"/>
+    <w:link w:val="aff8"/>
     <w:uiPriority w:val="99"/>
     <w:semiHidden/>
     <w:unhideWhenUsed/>
@@ -60544,10 +61863,10 @@
       <w:lang w:eastAsia="en-US"/>
     </w:rPr>
   </w:style>
-  <w:style w:type="character" w:customStyle="1" w:styleId="FootnoteTextChar">
-    <w:name w:val="Footnote Text Char"/>
-    <w:basedOn w:val="DefaultParagraphFont"/>
-    <w:link w:val="FootnoteText"/>
+  <w:style w:type="character" w:customStyle="1" w:styleId="aff8">
+    <w:name w:val="Текст сноски Знак"/>
+    <w:basedOn w:val="a0"/>
+    <w:link w:val="aff7"/>
     <w:uiPriority w:val="99"/>
     <w:semiHidden/>
     <w:rsid w:val="00C921FD"/>
@@ -60557,9 +61876,9 @@
       <w:lang w:eastAsia="en-US"/>
     </w:rPr>
   </w:style>
-  <w:style w:type="character" w:styleId="FootnoteReference">
+  <w:style w:type="character" w:styleId="aff9">
     <w:name w:val="footnote reference"/>
-    <w:basedOn w:val="DefaultParagraphFont"/>
+    <w:basedOn w:val="a0"/>
     <w:uiPriority w:val="99"/>
     <w:semiHidden/>
     <w:unhideWhenUsed/>
@@ -60709,9 +62028,9 @@
       <w:spacing w:before="0"/>
     </w:pPr>
   </w:style>
-  <w:style w:type="paragraph" w:customStyle="1" w:styleId="a4">
+  <w:style w:type="paragraph" w:customStyle="1" w:styleId="affa">
     <w:name w:val="Пример"/>
-    <w:basedOn w:val="BodyTextIndent"/>
+    <w:basedOn w:val="affb"/>
     <w:rsid w:val="00CC7E89"/>
     <w:pPr>
       <w:spacing w:after="0"/>
@@ -60723,10 +62042,10 @@
       <w:szCs w:val="26"/>
     </w:rPr>
   </w:style>
-  <w:style w:type="paragraph" w:styleId="BodyTextIndent">
+  <w:style w:type="paragraph" w:styleId="affb">
     <w:name w:val="Body Text Indent"/>
-    <w:basedOn w:val="Normal"/>
-    <w:link w:val="BodyTextIndentChar"/>
+    <w:basedOn w:val="a"/>
+    <w:link w:val="affc"/>
     <w:uiPriority w:val="99"/>
     <w:semiHidden/>
     <w:unhideWhenUsed/>
@@ -60736,10 +62055,10 @@
       <w:ind w:left="283"/>
     </w:pPr>
   </w:style>
-  <w:style w:type="character" w:customStyle="1" w:styleId="BodyTextIndentChar">
-    <w:name w:val="Body Text Indent Char"/>
-    <w:basedOn w:val="DefaultParagraphFont"/>
-    <w:link w:val="BodyTextIndent"/>
+  <w:style w:type="character" w:customStyle="1" w:styleId="affc">
+    <w:name w:val="Основной текст с отступом Знак"/>
+    <w:basedOn w:val="a0"/>
+    <w:link w:val="affb"/>
     <w:uiPriority w:val="99"/>
     <w:semiHidden/>
     <w:rsid w:val="00CC7E89"/>
@@ -60748,10 +62067,10 @@
       <w:szCs w:val="22"/>
     </w:rPr>
   </w:style>
-  <w:style w:type="table" w:customStyle="1" w:styleId="10">
+  <w:style w:type="table" w:customStyle="1" w:styleId="13">
     <w:name w:val="Сетка таблицы1"/>
-    <w:basedOn w:val="TableNormal"/>
-    <w:next w:val="TableGrid"/>
+    <w:basedOn w:val="a1"/>
+    <w:next w:val="ad"/>
     <w:uiPriority w:val="59"/>
     <w:rsid w:val="00CC3C86"/>
     <w:rPr>
@@ -60772,9 +62091,9 @@
     <w:name w:val="hgkelc"/>
     <w:rsid w:val="001E463F"/>
   </w:style>
-  <w:style w:type="character" w:customStyle="1" w:styleId="ListParagraphChar">
-    <w:name w:val="List Paragraph Char"/>
-    <w:link w:val="ListParagraph"/>
+  <w:style w:type="character" w:customStyle="1" w:styleId="ac">
+    <w:name w:val="Абзац списка Знак"/>
+    <w:link w:val="ab"/>
     <w:uiPriority w:val="1"/>
     <w:locked/>
     <w:rsid w:val="003476AB"/>
@@ -60783,9 +62102,9 @@
       <w:szCs w:val="22"/>
     </w:rPr>
   </w:style>
-  <w:style w:type="character" w:styleId="UnresolvedMention">
+  <w:style w:type="character" w:styleId="affd">
     <w:name w:val="Unresolved Mention"/>
-    <w:basedOn w:val="DefaultParagraphFont"/>
+    <w:basedOn w:val="a0"/>
     <w:uiPriority w:val="99"/>
     <w:semiHidden/>
     <w:unhideWhenUsed/>
@@ -60797,7 +62116,7 @@
   </w:style>
   <w:style w:type="character" w:customStyle="1" w:styleId="fontstyle01">
     <w:name w:val="fontstyle01"/>
-    <w:basedOn w:val="DefaultParagraphFont"/>
+    <w:basedOn w:val="a0"/>
     <w:rsid w:val="00CD0EFD"/>
     <w:rPr>
       <w:rFonts w:ascii="CIDFont+F3" w:hAnsi="CIDFont+F3" w:hint="default"/>
@@ -60810,9 +62129,9 @@
       <w:szCs w:val="6"/>
     </w:rPr>
   </w:style>
-  <w:style w:type="character" w:styleId="Strong">
+  <w:style w:type="character" w:styleId="affe">
     <w:name w:val="Strong"/>
-    <w:basedOn w:val="DefaultParagraphFont"/>
+    <w:basedOn w:val="a0"/>
     <w:uiPriority w:val="22"/>
     <w:qFormat/>
     <w:locked/>
@@ -60826,7 +62145,7 @@
 </file>
 
 <file path=word/glossary/document.xml><?xml version="1.0" encoding="utf-8"?>
-<w:glossaryDocument xmlns:wpc="http://schemas.microsoft.com/office/word/2010/wordprocessingCanvas" xmlns:cx="http://schemas.microsoft.com/office/drawing/2014/chartex" xmlns:cx1="http://schemas.microsoft.com/office/drawing/2015/9/8/chartex" xmlns:cx2="http://schemas.microsoft.com/office/drawing/2015/10/21/chartex" xmlns:cx3="http://schemas.microsoft.com/office/drawing/2016/5/9/chartex" xmlns:cx4="http://schemas.microsoft.com/office/drawing/2016/5/10/chartex" xmlns:cx5="http://schemas.microsoft.com/office/drawing/2016/5/11/chartex" xmlns:cx6="http://schemas.microsoft.com/office/drawing/2016/5/12/chartex" xmlns:cx7="http://schemas.microsoft.com/office/drawing/2016/5/13/chartex" xmlns:cx8="http://schemas.microsoft.com/office/drawing/2016/5/14/chartex" xmlns:mc="http://schemas.openxmlformats.org/markup-compatibility/2006" xmlns:aink="http://schemas.microsoft.com/office/drawing/2016/ink" xmlns:am3d="http://schemas.microsoft.com/office/drawing/2017/model3d" xmlns:o="urn:schemas-microsoft-com:office:office" xmlns:oel="http://schemas.microsoft.com/office/2019/extlst" xmlns:r="http://schemas.openxmlformats.org/officeDocument/2006/relationships" xmlns:m="http://schemas.openxmlformats.org/officeDocument/2006/math" xmlns:v="urn:schemas-microsoft-com:vml" xmlns:wp14="http://schemas.microsoft.com/office/word/2010/wordprocessingDrawing" xmlns:wp="http://schemas.openxmlformats.org/drawingml/2006/wordprocessingDrawing" xmlns:w10="urn:schemas-microsoft-com:office:word" xmlns:w="http://schemas.openxmlformats.org/wordprocessingml/2006/main" xmlns:w14="http://schemas.microsoft.com/office/word/2010/wordml" xmlns:w15="http://schemas.microsoft.com/office/word/2012/wordml" xmlns:w16cex="http://schemas.microsoft.com/office/word/2018/wordml/cex" xmlns:w16cid="http://schemas.microsoft.com/office/word/2016/wordml/cid" xmlns:w16="http://schemas.microsoft.com/office/word/2018/wordml" xmlns:w16du="http://schemas.microsoft.com/office/word/2023/wordml/word16du" xmlns:w16sdtdh="http://schemas.microsoft.com/office/word/2020/wordml/sdtdatahash" xmlns:w16sdtfl="http://schemas.microsoft.com/office/word/2024/wordml/sdtformatlock" xmlns:w16se="http://schemas.microsoft.com/office/word/2015/wordml/symex" xmlns:wpg="http://schemas.microsoft.com/office/word/2010/wordprocessingGroup" xmlns:wpi="http://schemas.microsoft.com/office/word/2010/wordprocessingInk" xmlns:wne="http://schemas.microsoft.com/office/word/2006/wordml" xmlns:wps="http://schemas.microsoft.com/office/word/2010/wordprocessingShape" mc:Ignorable="w14 w15 w16se w16cid w16 w16cex w16sdtdh w16sdtfl w16du wp14">
+<w:glossaryDocument xmlns:wpc="http://schemas.microsoft.com/office/word/2010/wordprocessingCanvas" xmlns:cx="http://schemas.microsoft.com/office/drawing/2014/chartex" xmlns:cx1="http://schemas.microsoft.com/office/drawing/2015/9/8/chartex" xmlns:cx2="http://schemas.microsoft.com/office/drawing/2015/10/21/chartex" xmlns:cx3="http://schemas.microsoft.com/office/drawing/2016/5/9/chartex" xmlns:cx4="http://schemas.microsoft.com/office/drawing/2016/5/10/chartex" xmlns:cx5="http://schemas.microsoft.com/office/drawing/2016/5/11/chartex" xmlns:cx6="http://schemas.microsoft.com/office/drawing/2016/5/12/chartex" xmlns:cx7="http://schemas.microsoft.com/office/drawing/2016/5/13/chartex" xmlns:cx8="http://schemas.microsoft.com/office/drawing/2016/5/14/chartex" xmlns:mc="http://schemas.openxmlformats.org/markup-compatibility/2006" xmlns:aink="http://schemas.microsoft.com/office/drawing/2016/ink" xmlns:am3d="http://schemas.microsoft.com/office/drawing/2017/model3d" xmlns:o="urn:schemas-microsoft-com:office:office" xmlns:oel="http://schemas.microsoft.com/office/2019/extlst" xmlns:r="http://schemas.openxmlformats.org/officeDocument/2006/relationships" xmlns:m="http://schemas.openxmlformats.org/officeDocument/2006/math" xmlns:v="urn:schemas-microsoft-com:vml" xmlns:wp14="http://schemas.microsoft.com/office/word/2010/wordprocessingDrawing" xmlns:wp="http://schemas.openxmlformats.org/drawingml/2006/wordprocessingDrawing" xmlns:w10="urn:schemas-microsoft-com:office:word" xmlns:w="http://schemas.openxmlformats.org/wordprocessingml/2006/main" xmlns:w14="http://schemas.microsoft.com/office/word/2010/wordml" xmlns:w15="http://schemas.microsoft.com/office/word/2012/wordml" xmlns:w16cex="http://schemas.microsoft.com/office/word/2018/wordml/cex" xmlns:w16cid="http://schemas.microsoft.com/office/word/2016/wordml/cid" xmlns:w16="http://schemas.microsoft.com/office/word/2018/wordml" xmlns:w16du="http://schemas.microsoft.com/office/word/2023/wordml/word16du" xmlns:w16sdtdh="http://schemas.microsoft.com/office/word/2020/wordml/sdtdatahash" xmlns:w16se="http://schemas.microsoft.com/office/word/2015/wordml/symex" xmlns:wpg="http://schemas.microsoft.com/office/word/2010/wordprocessingGroup" xmlns:wpi="http://schemas.microsoft.com/office/word/2010/wordprocessingInk" xmlns:wne="http://schemas.microsoft.com/office/word/2006/wordml" xmlns:wps="http://schemas.microsoft.com/office/word/2010/wordprocessingShape" mc:Ignorable="w14 w15 w16se w16cid w16 w16cex w16sdtdh w16du wp14">
   <w:docParts>
     <w:docPart>
       <w:docPartPr>
@@ -61000,7 +62319,7 @@
 </file>
 
 <file path=word/glossary/fontTable.xml><?xml version="1.0" encoding="utf-8"?>
-<w:fonts xmlns:mc="http://schemas.openxmlformats.org/markup-compatibility/2006" xmlns:r="http://schemas.openxmlformats.org/officeDocument/2006/relationships" xmlns:w="http://schemas.openxmlformats.org/wordprocessingml/2006/main" xmlns:w14="http://schemas.microsoft.com/office/word/2010/wordml" xmlns:w15="http://schemas.microsoft.com/office/word/2012/wordml" xmlns:w16cex="http://schemas.microsoft.com/office/word/2018/wordml/cex" xmlns:w16cid="http://schemas.microsoft.com/office/word/2016/wordml/cid" xmlns:w16="http://schemas.microsoft.com/office/word/2018/wordml" xmlns:w16du="http://schemas.microsoft.com/office/word/2023/wordml/word16du" xmlns:w16sdtdh="http://schemas.microsoft.com/office/word/2020/wordml/sdtdatahash" xmlns:w16sdtfl="http://schemas.microsoft.com/office/word/2024/wordml/sdtformatlock" xmlns:w16se="http://schemas.microsoft.com/office/word/2015/wordml/symex" mc:Ignorable="w14 w15 w16se w16cid w16 w16cex w16sdtdh w16sdtfl w16du">
+<w:fonts xmlns:mc="http://schemas.openxmlformats.org/markup-compatibility/2006" xmlns:r="http://schemas.openxmlformats.org/officeDocument/2006/relationships" xmlns:w="http://schemas.openxmlformats.org/wordprocessingml/2006/main" xmlns:w14="http://schemas.microsoft.com/office/word/2010/wordml" xmlns:w15="http://schemas.microsoft.com/office/word/2012/wordml" xmlns:w16cex="http://schemas.microsoft.com/office/word/2018/wordml/cex" xmlns:w16cid="http://schemas.microsoft.com/office/word/2016/wordml/cid" xmlns:w16="http://schemas.microsoft.com/office/word/2018/wordml" xmlns:w16du="http://schemas.microsoft.com/office/word/2023/wordml/word16du" xmlns:w16sdtdh="http://schemas.microsoft.com/office/word/2020/wordml/sdtdatahash" xmlns:w16se="http://schemas.microsoft.com/office/word/2015/wordml/symex" mc:Ignorable="w14 w15 w16se w16cid w16 w16cex w16sdtdh w16du">
   <w:font w:name="Times New Roman">
     <w:panose1 w:val="02020603050405020304"/>
     <w:charset w:val="00"/>
@@ -61099,7 +62418,7 @@
 </file>
 
 <file path=word/glossary/settings.xml><?xml version="1.0" encoding="utf-8"?>
-<w:settings xmlns:mc="http://schemas.openxmlformats.org/markup-compatibility/2006" xmlns:o="urn:schemas-microsoft-com:office:office" xmlns:r="http://schemas.openxmlformats.org/officeDocument/2006/relationships" xmlns:m="http://schemas.openxmlformats.org/officeDocument/2006/math" xmlns:v="urn:schemas-microsoft-com:vml" xmlns:w10="urn:schemas-microsoft-com:office:word" xmlns:w="http://schemas.openxmlformats.org/wordprocessingml/2006/main" xmlns:w14="http://schemas.microsoft.com/office/word/2010/wordml" xmlns:w15="http://schemas.microsoft.com/office/word/2012/wordml" xmlns:w16cex="http://schemas.microsoft.com/office/word/2018/wordml/cex" xmlns:w16cid="http://schemas.microsoft.com/office/word/2016/wordml/cid" xmlns:w16="http://schemas.microsoft.com/office/word/2018/wordml" xmlns:w16du="http://schemas.microsoft.com/office/word/2023/wordml/word16du" xmlns:w16sdtdh="http://schemas.microsoft.com/office/word/2020/wordml/sdtdatahash" xmlns:w16sdtfl="http://schemas.microsoft.com/office/word/2024/wordml/sdtformatlock" xmlns:w16se="http://schemas.microsoft.com/office/word/2015/wordml/symex" xmlns:sl="http://schemas.openxmlformats.org/schemaLibrary/2006/main" mc:Ignorable="w14 w15 w16se w16cid w16 w16cex w16sdtdh w16sdtfl w16du">
+<w:settings xmlns:mc="http://schemas.openxmlformats.org/markup-compatibility/2006" xmlns:o="urn:schemas-microsoft-com:office:office" xmlns:r="http://schemas.openxmlformats.org/officeDocument/2006/relationships" xmlns:m="http://schemas.openxmlformats.org/officeDocument/2006/math" xmlns:v="urn:schemas-microsoft-com:vml" xmlns:w10="urn:schemas-microsoft-com:office:word" xmlns:w="http://schemas.openxmlformats.org/wordprocessingml/2006/main" xmlns:w14="http://schemas.microsoft.com/office/word/2010/wordml" xmlns:w15="http://schemas.microsoft.com/office/word/2012/wordml" xmlns:w16cex="http://schemas.microsoft.com/office/word/2018/wordml/cex" xmlns:w16cid="http://schemas.microsoft.com/office/word/2016/wordml/cid" xmlns:w16="http://schemas.microsoft.com/office/word/2018/wordml" xmlns:w16du="http://schemas.microsoft.com/office/word/2023/wordml/word16du" xmlns:w16sdtdh="http://schemas.microsoft.com/office/word/2020/wordml/sdtdatahash" xmlns:w16se="http://schemas.microsoft.com/office/word/2015/wordml/symex" xmlns:sl="http://schemas.openxmlformats.org/schemaLibrary/2006/main" mc:Ignorable="w14 w15 w16se w16cid w16 w16cex w16sdtdh w16du">
   <w:view w:val="normal"/>
   <w:defaultTabStop w:val="708"/>
   <w:characterSpacingControl w:val="doNotCompress"/>
@@ -61146,6 +62465,7 @@
     <w:rsid w:val="008160B5"/>
     <w:rsid w:val="008536D3"/>
     <w:rsid w:val="008A30E6"/>
+    <w:rsid w:val="008A58F1"/>
     <w:rsid w:val="0095272E"/>
     <w:rsid w:val="009633C1"/>
     <w:rsid w:val="009C11A6"/>
@@ -61193,14 +62513,14 @@
   </m:mathPr>
   <w:themeFontLang w:val="ru-RU"/>
   <w:clrSchemeMapping w:bg1="light1" w:t1="dark1" w:bg2="light2" w:t2="dark2" w:accent1="accent1" w:accent2="accent2" w:accent3="accent3" w:accent4="accent4" w:accent5="accent5" w:accent6="accent6" w:hyperlink="hyperlink" w:followedHyperlink="followedHyperlink"/>
-  <w:decimalSymbol w:val="."/>
-  <w:listSeparator w:val=","/>
+  <w:decimalSymbol w:val=","/>
+  <w:listSeparator w:val=";"/>
   <w15:chartTrackingRefBased/>
 </w:settings>
 </file>
 
 <file path=word/glossary/styles.xml><?xml version="1.0" encoding="utf-8"?>
-<w:styles xmlns:mc="http://schemas.openxmlformats.org/markup-compatibility/2006" xmlns:r="http://schemas.openxmlformats.org/officeDocument/2006/relationships" xmlns:w="http://schemas.openxmlformats.org/wordprocessingml/2006/main" xmlns:w14="http://schemas.microsoft.com/office/word/2010/wordml" xmlns:w15="http://schemas.microsoft.com/office/word/2012/wordml" xmlns:w16cex="http://schemas.microsoft.com/office/word/2018/wordml/cex" xmlns:w16cid="http://schemas.microsoft.com/office/word/2016/wordml/cid" xmlns:w16="http://schemas.microsoft.com/office/word/2018/wordml" xmlns:w16du="http://schemas.microsoft.com/office/word/2023/wordml/word16du" xmlns:w16sdtdh="http://schemas.microsoft.com/office/word/2020/wordml/sdtdatahash" xmlns:w16sdtfl="http://schemas.microsoft.com/office/word/2024/wordml/sdtformatlock" xmlns:w16se="http://schemas.microsoft.com/office/word/2015/wordml/symex" mc:Ignorable="w14 w15 w16se w16cid w16 w16cex w16sdtdh w16sdtfl w16du">
+<w:styles xmlns:mc="http://schemas.openxmlformats.org/markup-compatibility/2006" xmlns:r="http://schemas.openxmlformats.org/officeDocument/2006/relationships" xmlns:w="http://schemas.openxmlformats.org/wordprocessingml/2006/main" xmlns:w14="http://schemas.microsoft.com/office/word/2010/wordml" xmlns:w15="http://schemas.microsoft.com/office/word/2012/wordml" xmlns:w16cex="http://schemas.microsoft.com/office/word/2018/wordml/cex" xmlns:w16cid="http://schemas.microsoft.com/office/word/2016/wordml/cid" xmlns:w16="http://schemas.microsoft.com/office/word/2018/wordml" xmlns:w16du="http://schemas.microsoft.com/office/word/2023/wordml/word16du" xmlns:w16sdtdh="http://schemas.microsoft.com/office/word/2020/wordml/sdtdatahash" xmlns:w16se="http://schemas.microsoft.com/office/word/2015/wordml/symex" mc:Ignorable="w14 w15 w16se w16cid w16 w16cex w16sdtdh w16du">
   <w:docDefaults>
     <w:rPrDefault>
       <w:rPr>
@@ -61590,17 +62910,17 @@
     <w:lsdException w:name="Unresolved Mention" w:semiHidden="1" w:unhideWhenUsed="1"/>
     <w:lsdException w:name="Smart Link" w:semiHidden="1" w:unhideWhenUsed="1"/>
   </w:latentStyles>
-  <w:style w:type="paragraph" w:default="1" w:styleId="Normal">
+  <w:style w:type="paragraph" w:default="1" w:styleId="a">
     <w:name w:val="Normal"/>
     <w:qFormat/>
   </w:style>
-  <w:style w:type="character" w:default="1" w:styleId="DefaultParagraphFont">
+  <w:style w:type="character" w:default="1" w:styleId="a0">
     <w:name w:val="Default Paragraph Font"/>
     <w:uiPriority w:val="1"/>
     <w:semiHidden/>
     <w:unhideWhenUsed/>
   </w:style>
-  <w:style w:type="table" w:default="1" w:styleId="TableNormal">
+  <w:style w:type="table" w:default="1" w:styleId="a1">
     <w:name w:val="Normal Table"/>
     <w:uiPriority w:val="99"/>
     <w:semiHidden/>
@@ -61615,15 +62935,15 @@
       </w:tblCellMar>
     </w:tblPr>
   </w:style>
-  <w:style w:type="numbering" w:default="1" w:styleId="NoList">
+  <w:style w:type="numbering" w:default="1" w:styleId="a2">
     <w:name w:val="No List"/>
     <w:uiPriority w:val="99"/>
     <w:semiHidden/>
     <w:unhideWhenUsed/>
   </w:style>
-  <w:style w:type="character" w:styleId="PlaceholderText">
+  <w:style w:type="character" w:styleId="a3">
     <w:name w:val="Placeholder Text"/>
-    <w:basedOn w:val="DefaultParagraphFont"/>
+    <w:basedOn w:val="a0"/>
     <w:uiPriority w:val="99"/>
     <w:semiHidden/>
     <w:rsid w:val="00D02692"/>
@@ -61635,7 +62955,7 @@
 </file>
 
 <file path=word/glossary/webSettings.xml><?xml version="1.0" encoding="utf-8"?>
-<w:webSettings xmlns:mc="http://schemas.openxmlformats.org/markup-compatibility/2006" xmlns:r="http://schemas.openxmlformats.org/officeDocument/2006/relationships" xmlns:w="http://schemas.openxmlformats.org/wordprocessingml/2006/main" xmlns:w14="http://schemas.microsoft.com/office/word/2010/wordml" xmlns:w15="http://schemas.microsoft.com/office/word/2012/wordml" xmlns:w16cex="http://schemas.microsoft.com/office/word/2018/wordml/cex" xmlns:w16cid="http://schemas.microsoft.com/office/word/2016/wordml/cid" xmlns:w16="http://schemas.microsoft.com/office/word/2018/wordml" xmlns:w16du="http://schemas.microsoft.com/office/word/2023/wordml/word16du" xmlns:w16sdtdh="http://schemas.microsoft.com/office/word/2020/wordml/sdtdatahash" xmlns:w16sdtfl="http://schemas.microsoft.com/office/word/2024/wordml/sdtformatlock" xmlns:w16se="http://schemas.microsoft.com/office/word/2015/wordml/symex" mc:Ignorable="w14 w15 w16se w16cid w16 w16cex w16sdtdh w16sdtfl w16du">
+<w:webSettings xmlns:mc="http://schemas.openxmlformats.org/markup-compatibility/2006" xmlns:r="http://schemas.openxmlformats.org/officeDocument/2006/relationships" xmlns:w="http://schemas.openxmlformats.org/wordprocessingml/2006/main" xmlns:w14="http://schemas.microsoft.com/office/word/2010/wordml" xmlns:w15="http://schemas.microsoft.com/office/word/2012/wordml" xmlns:w16cex="http://schemas.microsoft.com/office/word/2018/wordml/cex" xmlns:w16cid="http://schemas.microsoft.com/office/word/2016/wordml/cid" xmlns:w16="http://schemas.microsoft.com/office/word/2018/wordml" xmlns:w16du="http://schemas.microsoft.com/office/word/2023/wordml/word16du" xmlns:w16sdtdh="http://schemas.microsoft.com/office/word/2020/wordml/sdtdatahash" xmlns:w16se="http://schemas.microsoft.com/office/word/2015/wordml/symex" mc:Ignorable="w14 w15 w16se w16cid w16 w16cex w16sdtdh w16du">
   <w:optimizeForBrowser/>
   <w:allowPNG/>
 </w:webSettings>
